--- a/zz_doc/PROJETO PIONEIRO.docx
+++ b/zz_doc/PROJETO PIONEIRO.docx
@@ -1,6 +1,6 @@
 
 <file path=word/document.xml><?xml version="1.0" encoding="utf-8"?>
-<w:document xmlns:wpc="http://schemas.microsoft.com/office/word/2010/wordprocessingCanvas" xmlns:cx="http://schemas.microsoft.com/office/drawing/2014/chartex" xmlns:cx1="http://schemas.microsoft.com/office/drawing/2015/9/8/chartex" xmlns:cx2="http://schemas.microsoft.com/office/drawing/2015/10/21/chartex" xmlns:cx3="http://schemas.microsoft.com/office/drawing/2016/5/9/chartex" xmlns:cx4="http://schemas.microsoft.com/office/drawing/2016/5/10/chartex" xmlns:cx5="http://schemas.microsoft.com/office/drawing/2016/5/11/chartex" xmlns:cx6="http://schemas.microsoft.com/office/drawing/2016/5/12/chartex" xmlns:cx7="http://schemas.microsoft.com/office/drawing/2016/5/13/chartex" xmlns:cx8="http://schemas.microsoft.com/office/drawing/2016/5/14/chartex" xmlns:mc="http://schemas.openxmlformats.org/markup-compatibility/2006" xmlns:aink="http://schemas.microsoft.com/office/drawing/2016/ink" xmlns:am3d="http://schemas.microsoft.com/office/drawing/2017/model3d" xmlns:o="urn:schemas-microsoft-com:office:office" xmlns:oel="http://schemas.microsoft.com/office/2019/extlst" xmlns:r="http://schemas.openxmlformats.org/officeDocument/2006/relationships" xmlns:m="http://schemas.openxmlformats.org/officeDocument/2006/math" xmlns:v="urn:schemas-microsoft-com:vml" xmlns:wp14="http://schemas.microsoft.com/office/word/2010/wordprocessingDrawing" xmlns:wp="http://schemas.openxmlformats.org/drawingml/2006/wordprocessingDrawing" xmlns:w10="urn:schemas-microsoft-com:office:word" xmlns:w="http://schemas.openxmlformats.org/wordprocessingml/2006/main" xmlns:w14="http://schemas.microsoft.com/office/word/2010/wordml" xmlns:w15="http://schemas.microsoft.com/office/word/2012/wordml" xmlns:w16cex="http://schemas.microsoft.com/office/word/2018/wordml/cex" xmlns:w16cid="http://schemas.microsoft.com/office/word/2016/wordml/cid" xmlns:w16="http://schemas.microsoft.com/office/word/2018/wordml" xmlns:w16du="http://schemas.microsoft.com/office/word/2023/wordml/word16du" xmlns:w16sdtdh="http://schemas.microsoft.com/office/word/2020/wordml/sdtdatahash" xmlns:w16se="http://schemas.microsoft.com/office/word/2015/wordml/symex" xmlns:wpg="http://schemas.microsoft.com/office/word/2010/wordprocessingGroup" xmlns:wpi="http://schemas.microsoft.com/office/word/2010/wordprocessingInk" xmlns:wne="http://schemas.microsoft.com/office/word/2006/wordml" xmlns:wps="http://schemas.microsoft.com/office/word/2010/wordprocessingShape" mc:Ignorable="w14 w15 w16se w16cid w16 w16cex w16sdtdh w16du wp14">
+<w:document xmlns:wpc="http://schemas.microsoft.com/office/word/2010/wordprocessingCanvas" xmlns:cx="http://schemas.microsoft.com/office/drawing/2014/chartex" xmlns:cx1="http://schemas.microsoft.com/office/drawing/2015/9/8/chartex" xmlns:cx2="http://schemas.microsoft.com/office/drawing/2015/10/21/chartex" xmlns:cx3="http://schemas.microsoft.com/office/drawing/2016/5/9/chartex" xmlns:cx4="http://schemas.microsoft.com/office/drawing/2016/5/10/chartex" xmlns:cx5="http://schemas.microsoft.com/office/drawing/2016/5/11/chartex" xmlns:cx6="http://schemas.microsoft.com/office/drawing/2016/5/12/chartex" xmlns:cx7="http://schemas.microsoft.com/office/drawing/2016/5/13/chartex" xmlns:cx8="http://schemas.microsoft.com/office/drawing/2016/5/14/chartex" xmlns:mc="http://schemas.openxmlformats.org/markup-compatibility/2006" xmlns:aink="http://schemas.microsoft.com/office/drawing/2016/ink" xmlns:am3d="http://schemas.microsoft.com/office/drawing/2017/model3d" xmlns:o="urn:schemas-microsoft-com:office:office" xmlns:oel="http://schemas.microsoft.com/office/2019/extlst" xmlns:r="http://schemas.openxmlformats.org/officeDocument/2006/relationships" xmlns:m="http://schemas.openxmlformats.org/officeDocument/2006/math" xmlns:v="urn:schemas-microsoft-com:vml" xmlns:wp14="http://schemas.microsoft.com/office/word/2010/wordprocessingDrawing" xmlns:wp="http://schemas.openxmlformats.org/drawingml/2006/wordprocessingDrawing" xmlns:w10="urn:schemas-microsoft-com:office:word" xmlns:w="http://schemas.openxmlformats.org/wordprocessingml/2006/main" xmlns:w14="http://schemas.microsoft.com/office/word/2010/wordml" xmlns:w15="http://schemas.microsoft.com/office/word/2012/wordml" xmlns:w16cex="http://schemas.microsoft.com/office/word/2018/wordml/cex" xmlns:w16cid="http://schemas.microsoft.com/office/word/2016/wordml/cid" xmlns:w16="http://schemas.microsoft.com/office/word/2018/wordml" xmlns:w16du="http://schemas.microsoft.com/office/word/2023/wordml/word16du" xmlns:w16sdtdh="http://schemas.microsoft.com/office/word/2020/wordml/sdtdatahash" xmlns:w16sdtfl="http://schemas.microsoft.com/office/word/2024/wordml/sdtformatlock" xmlns:w16se="http://schemas.microsoft.com/office/word/2015/wordml/symex" xmlns:wpg="http://schemas.microsoft.com/office/word/2010/wordprocessingGroup" xmlns:wpi="http://schemas.microsoft.com/office/word/2010/wordprocessingInk" xmlns:wne="http://schemas.microsoft.com/office/word/2006/wordml" xmlns:wps="http://schemas.microsoft.com/office/word/2010/wordprocessingShape" mc:Ignorable="w14 w15 w16se w16cid w16 w16cex w16sdtdh w16sdtfl w16du wp14">
   <w:body>
     <w:p>
       <w:r>
@@ -237,7 +237,7 @@
     <w:p>
       <w:pPr>
         <w:spacing w:after="0"/>
-        <w:ind w:left="360" w:firstLine="348"/>
+        <w:ind w:firstLine="360"/>
         <w:jc w:val="both"/>
         <w:rPr>
           <w:rFonts w:ascii="Times New Roman" w:hAnsi="Times New Roman"/>
@@ -269,163 +269,218 @@
           <w:bCs/>
           <w:lang w:val="pt-BR"/>
         </w:rPr>
-        <w:t xml:space="preserve"> apresenta algumas lacunas no quesito de apresentação para a própria Comunidade. Considerando a internet como uma rede de informações sem fronteiras, foi pensado em desenvolver um site próprio para a Comunidade reaproveitando o domínio</w:t>
-      </w:r>
-      <w:r>
-        <w:rPr>
-          <w:rFonts w:ascii="Times New Roman" w:hAnsi="Times New Roman"/>
-          <w:bCs/>
-          <w:lang w:val="pt-BR"/>
-        </w:rPr>
-        <w:t xml:space="preserve"> do atual site do Grupo a fim de atingir à Comunidade</w:t>
-      </w:r>
-      <w:r>
-        <w:rPr>
-          <w:rFonts w:ascii="Times New Roman" w:hAnsi="Times New Roman"/>
-          <w:bCs/>
-          <w:lang w:val="pt-BR"/>
-        </w:rPr>
-        <w:t xml:space="preserve"> em solução do</w:t>
-      </w:r>
-      <w:r>
-        <w:rPr>
-          <w:rFonts w:ascii="Times New Roman" w:hAnsi="Times New Roman"/>
-          <w:bCs/>
-          <w:lang w:val="pt-BR"/>
-        </w:rPr>
-        <w:t xml:space="preserve"> principal problema</w:t>
-      </w:r>
-      <w:r>
-        <w:rPr>
-          <w:rFonts w:ascii="Times New Roman" w:hAnsi="Times New Roman"/>
-          <w:bCs/>
-          <w:lang w:val="pt-BR"/>
-        </w:rPr>
-        <w:t xml:space="preserve"> que vejo atualmente</w:t>
-      </w:r>
-      <w:r>
-        <w:rPr>
-          <w:rFonts w:ascii="Times New Roman" w:hAnsi="Times New Roman"/>
-          <w:bCs/>
-          <w:lang w:val="pt-BR"/>
-        </w:rPr>
-        <w:t>,</w:t>
-      </w:r>
-      <w:r>
-        <w:rPr>
-          <w:rFonts w:ascii="Times New Roman" w:hAnsi="Times New Roman"/>
-          <w:bCs/>
-          <w:lang w:val="pt-BR"/>
-        </w:rPr>
-        <w:t xml:space="preserve"> a falta de informação existente</w:t>
-      </w:r>
-      <w:r>
-        <w:rPr>
-          <w:rFonts w:ascii="Times New Roman" w:hAnsi="Times New Roman"/>
-          <w:bCs/>
-          <w:lang w:val="pt-BR"/>
-        </w:rPr>
-        <w:t xml:space="preserve"> em relação as atividades realizadas, ao Grupo Escoteiro e ao calendário de atividades.</w:t>
-      </w:r>
-    </w:p>
-    <w:p>
-      <w:pPr>
-        <w:spacing w:after="0"/>
-        <w:ind w:left="360" w:firstLine="348"/>
-        <w:jc w:val="both"/>
-        <w:rPr>
-          <w:rFonts w:ascii="Times New Roman" w:hAnsi="Times New Roman"/>
-          <w:bCs/>
-          <w:lang w:val="pt-BR"/>
-        </w:rPr>
-      </w:pPr>
-      <w:r>
-        <w:rPr>
-          <w:rFonts w:ascii="Times New Roman" w:hAnsi="Times New Roman"/>
-          <w:bCs/>
-          <w:lang w:val="pt-BR"/>
-        </w:rPr>
-        <w:t>Os objetivos principais que pretendo atingir com esse Projeto são i</w:t>
-      </w:r>
-      <w:r>
-        <w:rPr>
-          <w:rFonts w:ascii="Times New Roman" w:hAnsi="Times New Roman"/>
-          <w:bCs/>
-          <w:lang w:val="pt-BR"/>
-        </w:rPr>
-        <w:t>nformar à Comunidade sobre o que é o Movimento Escoteiro</w:t>
-      </w:r>
-      <w:r>
-        <w:rPr>
-          <w:rFonts w:ascii="Times New Roman" w:hAnsi="Times New Roman"/>
-          <w:bCs/>
-          <w:lang w:val="pt-BR"/>
-        </w:rPr>
-        <w:t xml:space="preserve">, o Grupo Escoteiro, as atividades que realizamos, </w:t>
-      </w:r>
-      <w:r>
-        <w:rPr>
-          <w:rFonts w:ascii="Times New Roman" w:hAnsi="Times New Roman"/>
-          <w:bCs/>
-          <w:lang w:val="pt-BR"/>
-        </w:rPr>
-        <w:t>o calendário de atividades</w:t>
-      </w:r>
-      <w:r>
-        <w:rPr>
-          <w:rFonts w:ascii="Times New Roman" w:hAnsi="Times New Roman"/>
-          <w:bCs/>
-          <w:lang w:val="pt-BR"/>
-        </w:rPr>
-        <w:t>,</w:t>
-      </w:r>
-      <w:r>
-        <w:rPr>
-          <w:rFonts w:ascii="Times New Roman" w:hAnsi="Times New Roman"/>
-          <w:bCs/>
-          <w:lang w:val="pt-BR"/>
-        </w:rPr>
-        <w:t xml:space="preserve"> </w:t>
-      </w:r>
-      <w:r>
-        <w:rPr>
-          <w:rFonts w:ascii="Times New Roman" w:hAnsi="Times New Roman"/>
-          <w:bCs/>
-          <w:lang w:val="pt-BR"/>
-        </w:rPr>
-        <w:t xml:space="preserve">a história do escotismo e a história do meu Grupo; </w:t>
-      </w:r>
-      <w:r>
-        <w:rPr>
-          <w:rFonts w:ascii="Times New Roman" w:hAnsi="Times New Roman"/>
-          <w:bCs/>
-          <w:lang w:val="pt-BR"/>
-        </w:rPr>
-        <w:t>deixar</w:t>
-      </w:r>
-      <w:r>
-        <w:rPr>
-          <w:rFonts w:ascii="Times New Roman" w:hAnsi="Times New Roman"/>
-          <w:bCs/>
-          <w:lang w:val="pt-BR"/>
-        </w:rPr>
-        <w:t xml:space="preserve"> um registro das atividades realizadas;</w:t>
-      </w:r>
-      <w:r>
-        <w:rPr>
-          <w:rFonts w:ascii="Times New Roman" w:hAnsi="Times New Roman"/>
-          <w:bCs/>
-          <w:lang w:val="pt-BR"/>
-        </w:rPr>
-        <w:t xml:space="preserve"> possibilitar um contato mais direto e direcionado com a Chefia e com o Grupo num geral por diversos meios de comunicação e fazer o contato com membros antigos do Grupo Escoteiro.</w:t>
-      </w:r>
-      <w:r>
-        <w:rPr>
-          <w:rFonts w:ascii="Times New Roman" w:hAnsi="Times New Roman"/>
-          <w:bCs/>
-          <w:lang w:val="pt-BR"/>
-        </w:rPr>
-        <w:t xml:space="preserve"> </w:t>
+        <w:t xml:space="preserve"> enfrenta desafios significativos relacionados à sua visibilidade e comunicação com a comunidade, tanto em âmbito local quanto distante. As informações sobre suas atividades e o escotismo em geral chegam de maneira limitada ou pouco eficaz, comprometendo o impacto e a conexão com seu público-alvo.</w:t>
+      </w:r>
+    </w:p>
+    <w:p>
+      <w:pPr>
+        <w:spacing w:after="0"/>
+        <w:ind w:firstLine="360"/>
+        <w:jc w:val="both"/>
+        <w:rPr>
+          <w:rFonts w:ascii="Times New Roman" w:hAnsi="Times New Roman"/>
+          <w:bCs/>
+          <w:lang w:val="pt-BR"/>
+        </w:rPr>
+      </w:pPr>
+      <w:r>
+        <w:rPr>
+          <w:rFonts w:ascii="Times New Roman" w:hAnsi="Times New Roman"/>
+          <w:bCs/>
+          <w:lang w:val="pt-BR"/>
+        </w:rPr>
+        <w:t>A internet, sendo uma plataforma sem fronteiras para o compartilhamento de informações, apresenta-se como uma solução ideal para preencher essas lacunas. Com base nisso, surgiu a ideia de desenvolver um site dedicado, aproveitando o domínio do site atual do Grupo. O objetivo é oferecer uma solução eficaz para o problema identificado: a falta de informação acessível e centralizada sobre o Grupo Escoteiro e suas atividades.</w:t>
+      </w:r>
+    </w:p>
+    <w:p>
+      <w:pPr>
+        <w:spacing w:after="0"/>
+        <w:ind w:firstLine="360"/>
+        <w:jc w:val="both"/>
+        <w:rPr>
+          <w:rFonts w:ascii="Times New Roman" w:hAnsi="Times New Roman"/>
+          <w:bCs/>
+          <w:lang w:val="pt-BR"/>
+        </w:rPr>
+      </w:pPr>
+      <w:r>
+        <w:rPr>
+          <w:rFonts w:ascii="Times New Roman" w:hAnsi="Times New Roman"/>
+          <w:bCs/>
+          <w:lang w:val="pt-BR"/>
+        </w:rPr>
+        <w:t>Os principais objetivos deste projeto incluem:</w:t>
+      </w:r>
+    </w:p>
+    <w:p>
+      <w:pPr>
+        <w:numPr>
+          <w:ilvl w:val="0"/>
+          <w:numId w:val="17"/>
+        </w:numPr>
+        <w:spacing w:after="0"/>
+        <w:jc w:val="both"/>
+        <w:rPr>
+          <w:rFonts w:ascii="Times New Roman" w:hAnsi="Times New Roman"/>
+          <w:bCs/>
+          <w:lang w:val="pt-BR"/>
+        </w:rPr>
+      </w:pPr>
+      <w:r>
+        <w:rPr>
+          <w:rFonts w:ascii="Times New Roman" w:hAnsi="Times New Roman"/>
+          <w:bCs/>
+          <w:lang w:val="pt-BR"/>
+        </w:rPr>
+        <w:t xml:space="preserve">Informar a comunidade sobre o Movimento Escoteiro, o Grupo Escoteiro Jorge </w:t>
+      </w:r>
+      <w:proofErr w:type="spellStart"/>
+      <w:r>
+        <w:rPr>
+          <w:rFonts w:ascii="Times New Roman" w:hAnsi="Times New Roman"/>
+          <w:bCs/>
+          <w:lang w:val="pt-BR"/>
+        </w:rPr>
+        <w:t>Frassati</w:t>
+      </w:r>
+      <w:proofErr w:type="spellEnd"/>
+      <w:r>
+        <w:rPr>
+          <w:rFonts w:ascii="Times New Roman" w:hAnsi="Times New Roman"/>
+          <w:bCs/>
+          <w:lang w:val="pt-BR"/>
+        </w:rPr>
+        <w:t>, suas atividades e seu calendário.</w:t>
+      </w:r>
+    </w:p>
+    <w:p>
+      <w:pPr>
+        <w:numPr>
+          <w:ilvl w:val="0"/>
+          <w:numId w:val="17"/>
+        </w:numPr>
+        <w:spacing w:after="0"/>
+        <w:jc w:val="both"/>
+        <w:rPr>
+          <w:rFonts w:ascii="Times New Roman" w:hAnsi="Times New Roman"/>
+          <w:bCs/>
+          <w:lang w:val="pt-BR"/>
+        </w:rPr>
+      </w:pPr>
+      <w:r>
+        <w:rPr>
+          <w:rFonts w:ascii="Times New Roman" w:hAnsi="Times New Roman"/>
+          <w:bCs/>
+          <w:lang w:val="pt-BR"/>
+        </w:rPr>
+        <w:t>Preservar e registrar as atividades realizadas pelo Grupo.</w:t>
+      </w:r>
+    </w:p>
+    <w:p>
+      <w:pPr>
+        <w:numPr>
+          <w:ilvl w:val="0"/>
+          <w:numId w:val="17"/>
+        </w:numPr>
+        <w:spacing w:after="0"/>
+        <w:jc w:val="both"/>
+        <w:rPr>
+          <w:rFonts w:ascii="Times New Roman" w:hAnsi="Times New Roman"/>
+          <w:bCs/>
+          <w:lang w:val="pt-BR"/>
+        </w:rPr>
+      </w:pPr>
+      <w:r>
+        <w:rPr>
+          <w:rFonts w:ascii="Times New Roman" w:hAnsi="Times New Roman"/>
+          <w:bCs/>
+          <w:lang w:val="pt-BR"/>
+        </w:rPr>
+        <w:t>Facilitar o contato direto e direcionado com a Chefia e o Grupo como um todo, utilizando múltiplos meios de comunicação.</w:t>
+      </w:r>
+    </w:p>
+    <w:p>
+      <w:pPr>
+        <w:numPr>
+          <w:ilvl w:val="0"/>
+          <w:numId w:val="17"/>
+        </w:numPr>
+        <w:spacing w:after="0"/>
+        <w:jc w:val="both"/>
+        <w:rPr>
+          <w:rFonts w:ascii="Times New Roman" w:hAnsi="Times New Roman"/>
+          <w:bCs/>
+          <w:lang w:val="pt-BR"/>
+        </w:rPr>
+      </w:pPr>
+      <w:r>
+        <w:rPr>
+          <w:rFonts w:ascii="Times New Roman" w:hAnsi="Times New Roman"/>
+          <w:bCs/>
+          <w:lang w:val="pt-BR"/>
+        </w:rPr>
+        <w:t>Conectar antigos membros do Grupo Escoteiro, promovendo um senso de continuidade e pertencimento.</w:t>
+      </w:r>
+    </w:p>
+    <w:p>
+      <w:pPr>
+        <w:numPr>
+          <w:ilvl w:val="0"/>
+          <w:numId w:val="17"/>
+        </w:numPr>
+        <w:spacing w:after="0"/>
+        <w:jc w:val="both"/>
+        <w:rPr>
+          <w:rFonts w:ascii="Times New Roman" w:hAnsi="Times New Roman"/>
+          <w:bCs/>
+          <w:lang w:val="pt-BR"/>
+        </w:rPr>
+      </w:pPr>
+      <w:r>
+        <w:rPr>
+          <w:rFonts w:ascii="Times New Roman" w:hAnsi="Times New Roman"/>
+          <w:bCs/>
+          <w:lang w:val="pt-BR"/>
+        </w:rPr>
+        <w:t>Compartilhar a história do escotismo e do Grupo, fortalecendo o entendimento e o reconhecimento de sua relevância.</w:t>
+      </w:r>
+    </w:p>
+    <w:p>
+      <w:pPr>
+        <w:spacing w:after="0"/>
+        <w:ind w:firstLine="360"/>
+        <w:jc w:val="both"/>
+        <w:rPr>
+          <w:rFonts w:ascii="Times New Roman" w:hAnsi="Times New Roman"/>
+          <w:bCs/>
+          <w:lang w:val="pt-BR"/>
+        </w:rPr>
+      </w:pPr>
+      <w:r>
+        <w:rPr>
+          <w:rFonts w:ascii="Times New Roman" w:hAnsi="Times New Roman"/>
+          <w:bCs/>
+          <w:lang w:val="pt-BR"/>
+        </w:rPr>
+        <w:t xml:space="preserve">Com este projeto, busca-se não apenas solucionar os problemas de comunicação existentes, mas também consolidar o Grupo Escoteiro Jorge </w:t>
+      </w:r>
+      <w:proofErr w:type="spellStart"/>
+      <w:r>
+        <w:rPr>
+          <w:rFonts w:ascii="Times New Roman" w:hAnsi="Times New Roman"/>
+          <w:bCs/>
+          <w:lang w:val="pt-BR"/>
+        </w:rPr>
+        <w:t>Frassati</w:t>
+      </w:r>
+      <w:proofErr w:type="spellEnd"/>
+      <w:r>
+        <w:rPr>
+          <w:rFonts w:ascii="Times New Roman" w:hAnsi="Times New Roman"/>
+          <w:bCs/>
+          <w:lang w:val="pt-BR"/>
+        </w:rPr>
+        <w:t xml:space="preserve"> como uma referência confiável e acessível na comunidade.</w:t>
       </w:r>
     </w:p>
     <w:p>
@@ -484,41 +539,174 @@
     <w:p>
       <w:pPr>
         <w:spacing w:after="0"/>
-        <w:ind w:left="360" w:firstLine="348"/>
-        <w:jc w:val="both"/>
-        <w:rPr>
-          <w:rFonts w:ascii="Times New Roman" w:hAnsi="Times New Roman"/>
-          <w:bCs/>
-          <w:lang w:val="pt-BR"/>
-        </w:rPr>
-      </w:pPr>
-      <w:r>
-        <w:rPr>
-          <w:rFonts w:ascii="Times New Roman" w:hAnsi="Times New Roman"/>
-          <w:bCs/>
-          <w:lang w:val="pt-BR"/>
-        </w:rPr>
-        <w:t>Com esse Projeto, tenho como objetivo atingir o máximo de pessoas possível com uma ideia inovadora e atualizada, tendo como viés a internet como meio de distribuição de informação. Pretendo informar a todos que se interessarem sobre: A história e detalhes do Movimento Escoteiro; a história do Grupo Escoteiro; informações sobre atividades; informações sobre eventos; diretrizes e regimentos.</w:t>
-      </w:r>
-    </w:p>
-    <w:p>
-      <w:pPr>
-        <w:spacing w:after="0"/>
-        <w:ind w:left="360" w:firstLine="348"/>
-        <w:jc w:val="both"/>
-        <w:rPr>
-          <w:rFonts w:ascii="Times New Roman" w:hAnsi="Times New Roman"/>
-          <w:bCs/>
-          <w:lang w:val="pt-BR"/>
-        </w:rPr>
-      </w:pPr>
-      <w:r>
-        <w:rPr>
-          <w:rFonts w:ascii="Times New Roman" w:hAnsi="Times New Roman"/>
-          <w:bCs/>
-          <w:lang w:val="pt-BR"/>
-        </w:rPr>
-        <w:t>Decidi elaborar e executar esse Projeto, pois creio que informação é uma maneira de trazer cada vez mais a comunidade para próximo do Movimento e contribui para um engajamento ainda maior de pais, responsáveis e dos jovens.</w:t>
+        <w:ind w:firstLine="360"/>
+        <w:jc w:val="both"/>
+        <w:rPr>
+          <w:rFonts w:ascii="Times New Roman" w:hAnsi="Times New Roman"/>
+          <w:bCs/>
+          <w:lang w:val="pt-BR"/>
+        </w:rPr>
+      </w:pPr>
+      <w:r>
+        <w:rPr>
+          <w:rFonts w:ascii="Times New Roman" w:hAnsi="Times New Roman"/>
+          <w:bCs/>
+          <w:lang w:val="pt-BR"/>
+        </w:rPr>
+        <w:t>Este projeto tem como objetivo alcançar o maior número possível de pessoas por meio de uma abordagem inovadora e atualizada, utilizando a internet como principal canal de disseminação de informações. A proposta busca oferecer acesso claro e organizado a conteúdos relacionados a:</w:t>
+      </w:r>
+    </w:p>
+    <w:p>
+      <w:pPr>
+        <w:numPr>
+          <w:ilvl w:val="0"/>
+          <w:numId w:val="18"/>
+        </w:numPr>
+        <w:spacing w:after="0"/>
+        <w:jc w:val="both"/>
+        <w:rPr>
+          <w:rFonts w:ascii="Times New Roman" w:hAnsi="Times New Roman"/>
+          <w:bCs/>
+          <w:lang w:val="pt-BR"/>
+        </w:rPr>
+      </w:pPr>
+      <w:r>
+        <w:rPr>
+          <w:rFonts w:ascii="Times New Roman" w:hAnsi="Times New Roman"/>
+          <w:bCs/>
+          <w:lang w:val="pt-BR"/>
+        </w:rPr>
+        <w:t>A história e os fundamentos do Movimento Escoteiro;</w:t>
+      </w:r>
+    </w:p>
+    <w:p>
+      <w:pPr>
+        <w:numPr>
+          <w:ilvl w:val="0"/>
+          <w:numId w:val="18"/>
+        </w:numPr>
+        <w:spacing w:after="0"/>
+        <w:jc w:val="both"/>
+        <w:rPr>
+          <w:rFonts w:ascii="Times New Roman" w:hAnsi="Times New Roman"/>
+          <w:bCs/>
+          <w:lang w:val="pt-BR"/>
+        </w:rPr>
+      </w:pPr>
+      <w:r>
+        <w:rPr>
+          <w:rFonts w:ascii="Times New Roman" w:hAnsi="Times New Roman"/>
+          <w:bCs/>
+          <w:lang w:val="pt-BR"/>
+        </w:rPr>
+        <w:t xml:space="preserve">A trajetória e as conquistas do Grupo Escoteiro Jorge </w:t>
+      </w:r>
+      <w:proofErr w:type="spellStart"/>
+      <w:r>
+        <w:rPr>
+          <w:rFonts w:ascii="Times New Roman" w:hAnsi="Times New Roman"/>
+          <w:bCs/>
+          <w:lang w:val="pt-BR"/>
+        </w:rPr>
+        <w:t>Frassati</w:t>
+      </w:r>
+      <w:proofErr w:type="spellEnd"/>
+      <w:r>
+        <w:rPr>
+          <w:rFonts w:ascii="Times New Roman" w:hAnsi="Times New Roman"/>
+          <w:bCs/>
+          <w:lang w:val="pt-BR"/>
+        </w:rPr>
+        <w:t>;</w:t>
+      </w:r>
+    </w:p>
+    <w:p>
+      <w:pPr>
+        <w:numPr>
+          <w:ilvl w:val="0"/>
+          <w:numId w:val="18"/>
+        </w:numPr>
+        <w:spacing w:after="0"/>
+        <w:jc w:val="both"/>
+        <w:rPr>
+          <w:rFonts w:ascii="Times New Roman" w:hAnsi="Times New Roman"/>
+          <w:bCs/>
+          <w:lang w:val="pt-BR"/>
+        </w:rPr>
+      </w:pPr>
+      <w:r>
+        <w:rPr>
+          <w:rFonts w:ascii="Times New Roman" w:hAnsi="Times New Roman"/>
+          <w:bCs/>
+          <w:lang w:val="pt-BR"/>
+        </w:rPr>
+        <w:t>Detalhes sobre atividades realizadas;</w:t>
+      </w:r>
+    </w:p>
+    <w:p>
+      <w:pPr>
+        <w:numPr>
+          <w:ilvl w:val="0"/>
+          <w:numId w:val="18"/>
+        </w:numPr>
+        <w:spacing w:after="0"/>
+        <w:jc w:val="both"/>
+        <w:rPr>
+          <w:rFonts w:ascii="Times New Roman" w:hAnsi="Times New Roman"/>
+          <w:bCs/>
+          <w:lang w:val="pt-BR"/>
+        </w:rPr>
+      </w:pPr>
+      <w:r>
+        <w:rPr>
+          <w:rFonts w:ascii="Times New Roman" w:hAnsi="Times New Roman"/>
+          <w:bCs/>
+          <w:lang w:val="pt-BR"/>
+        </w:rPr>
+        <w:t>Informações sobre eventos futuros;</w:t>
+      </w:r>
+    </w:p>
+    <w:p>
+      <w:pPr>
+        <w:numPr>
+          <w:ilvl w:val="0"/>
+          <w:numId w:val="18"/>
+        </w:numPr>
+        <w:spacing w:after="0"/>
+        <w:jc w:val="both"/>
+        <w:rPr>
+          <w:rFonts w:ascii="Times New Roman" w:hAnsi="Times New Roman"/>
+          <w:bCs/>
+          <w:lang w:val="pt-BR"/>
+        </w:rPr>
+      </w:pPr>
+      <w:r>
+        <w:rPr>
+          <w:rFonts w:ascii="Times New Roman" w:hAnsi="Times New Roman"/>
+          <w:bCs/>
+          <w:lang w:val="pt-BR"/>
+        </w:rPr>
+        <w:t>Diretrizes e regimentos que orientam o funcionamento do Grupo.</w:t>
+      </w:r>
+    </w:p>
+    <w:p>
+      <w:pPr>
+        <w:spacing w:after="0"/>
+        <w:ind w:firstLine="360"/>
+        <w:jc w:val="both"/>
+        <w:rPr>
+          <w:rFonts w:ascii="Times New Roman" w:hAnsi="Times New Roman"/>
+          <w:bCs/>
+          <w:lang w:val="pt-BR"/>
+        </w:rPr>
+      </w:pPr>
+      <w:r>
+        <w:rPr>
+          <w:rFonts w:ascii="Times New Roman" w:hAnsi="Times New Roman"/>
+          <w:bCs/>
+          <w:lang w:val="pt-BR"/>
+        </w:rPr>
+        <w:t>A decisão de idealizar e executar este projeto surge da convicção de que a informação é uma ferramenta poderosa para aproximar a comunidade do Movimento Escoteiro. Além disso, a iniciativa visa fortalecer o engajamento de pais, responsáveis e jovens, promovendo maior envolvimento e compreensão sobre o impacto positivo das atividades escoteiras na formação de cidadãos ativos e conscientes.</w:t>
       </w:r>
     </w:p>
     <w:p>
@@ -558,6 +746,7 @@
           <w:szCs w:val="28"/>
           <w:lang w:val="pt-BR"/>
         </w:rPr>
+        <w:lastRenderedPageBreak/>
         <w:t>Necessidades básicas para execução do projeto</w:t>
       </w:r>
     </w:p>
@@ -591,7 +780,7 @@
           <w:bCs/>
           <w:lang w:val="pt-BR"/>
         </w:rPr>
-        <w:t xml:space="preserve">Para o início da execução desse Projeto, foi necessária a autorização do Presidente do Grupo Escoteiro Jorge </w:t>
+        <w:t xml:space="preserve">Para iniciar a execução deste projeto, foi fundamental obter a autorização do Presidente do Grupo Escoteiro Jorge </w:t>
       </w:r>
       <w:proofErr w:type="spellStart"/>
       <w:r>
@@ -609,7 +798,23 @@
           <w:bCs/>
           <w:lang w:val="pt-BR"/>
         </w:rPr>
-        <w:t xml:space="preserve">, Rodrigo Elias, assim como o apoio e suporte do Dirigente, Alessandro </w:t>
+        <w:t xml:space="preserve">, Rodrigo </w:t>
+      </w:r>
+      <w:r>
+        <w:rPr>
+          <w:rFonts w:ascii="Times New Roman" w:hAnsi="Times New Roman"/>
+          <w:bCs/>
+          <w:lang w:val="pt-BR"/>
+        </w:rPr>
+        <w:t xml:space="preserve">Otávio Gabriel </w:t>
+      </w:r>
+      <w:r>
+        <w:rPr>
+          <w:rFonts w:ascii="Times New Roman" w:hAnsi="Times New Roman"/>
+          <w:bCs/>
+          <w:lang w:val="pt-BR"/>
+        </w:rPr>
+        <w:t xml:space="preserve">Elias, bem como o apoio e suporte do Dirigente Alessandro </w:t>
       </w:r>
       <w:proofErr w:type="spellStart"/>
       <w:r>
@@ -647,23 +852,23 @@
           <w:bCs/>
           <w:lang w:val="pt-BR"/>
         </w:rPr>
-        <w:t>Para o desenvolvimento foi pensado em fazer perguntas</w:t>
-      </w:r>
-      <w:r>
-        <w:rPr>
-          <w:rFonts w:ascii="Times New Roman" w:hAnsi="Times New Roman"/>
-          <w:bCs/>
-          <w:lang w:val="pt-BR"/>
-        </w:rPr>
-        <w:t xml:space="preserve"> </w:t>
-      </w:r>
-      <w:r>
-        <w:rPr>
-          <w:rFonts w:ascii="Times New Roman" w:hAnsi="Times New Roman"/>
-          <w:bCs/>
-          <w:lang w:val="pt-BR"/>
-        </w:rPr>
-        <w:t xml:space="preserve">à comunidade sobre a necessidade de um site e o que seria mais proveitoso da realização de um. As perguntas foram realizadas à Jovens atuantes no Grupo Escoteiro, Chefia, Diretoria, Pais e Responsáveis, por meio de um </w:t>
+        <w:t xml:space="preserve">No processo de planejamento, foi realizado um levantamento de necessidades junto à comunidade escoteira para compreender a relevância de um site e identificar os elementos mais úteis em sua implementação. Essas perguntas foram direcionadas a jovens do Grupo Escoteiro, membros da Chefia, Diretoria, pais e responsáveis. O questionário foi aplicado </w:t>
+      </w:r>
+      <w:r>
+        <w:rPr>
+          <w:rFonts w:ascii="Times New Roman" w:hAnsi="Times New Roman"/>
+          <w:bCs/>
+          <w:lang w:val="pt-BR"/>
+        </w:rPr>
+        <w:t>por meio da plataforma virtual</w:t>
+      </w:r>
+      <w:r>
+        <w:rPr>
+          <w:rFonts w:ascii="Times New Roman" w:hAnsi="Times New Roman"/>
+          <w:bCs/>
+          <w:lang w:val="pt-BR"/>
+        </w:rPr>
+        <w:t xml:space="preserve"> Google </w:t>
       </w:r>
       <w:proofErr w:type="spellStart"/>
       <w:r>
@@ -672,7 +877,7 @@
           <w:bCs/>
           <w:lang w:val="pt-BR"/>
         </w:rPr>
-        <w:t>forms</w:t>
+        <w:t>Forms</w:t>
       </w:r>
       <w:proofErr w:type="spellEnd"/>
       <w:r>
@@ -681,15 +886,7 @@
           <w:bCs/>
           <w:lang w:val="pt-BR"/>
         </w:rPr>
-        <w:t xml:space="preserve"> enviado por grupos de Whatsapp</w:t>
-      </w:r>
-      <w:r>
-        <w:rPr>
-          <w:rFonts w:ascii="Times New Roman" w:hAnsi="Times New Roman"/>
-          <w:bCs/>
-          <w:lang w:val="pt-BR"/>
-        </w:rPr>
-        <w:t xml:space="preserve"> para maior acessibilidade e respostas diretas e rápidas.</w:t>
+        <w:t xml:space="preserve"> e distribuído por grupos de WhatsApp, garantindo acessibilidade e respostas rápidas.</w:t>
       </w:r>
     </w:p>
     <w:p>
@@ -709,24 +906,23 @@
           <w:bCs/>
           <w:lang w:val="pt-BR"/>
         </w:rPr>
-        <w:t xml:space="preserve">Tendo as respostas, foi necessário pensar e discutir com atuantes na área de Desenvolvimento quais seriam as melhores tecnologias para a realização desse Projeto com base na Análise e elicitação de Requisitos feita com os usuários. Foi chegada na conclusão </w:t>
-      </w:r>
-      <w:r>
-        <w:rPr>
-          <w:rFonts w:ascii="Times New Roman" w:hAnsi="Times New Roman"/>
-          <w:bCs/>
-          <w:lang w:val="pt-BR"/>
-        </w:rPr>
-        <w:t>de que</w:t>
-      </w:r>
-      <w:r>
-        <w:rPr>
-          <w:rFonts w:ascii="Times New Roman" w:hAnsi="Times New Roman"/>
-          <w:bCs/>
-          <w:lang w:val="pt-BR"/>
-        </w:rPr>
-        <w:t xml:space="preserve"> as tecnologias utilizadas serão: O </w:t>
-      </w:r>
+        <w:t>Com base nas respostas coletadas, foi necessário avaliar, junto a profissionais e estudantes da área de desenvolvimento, quais tecnologias seriam mais adequadas para o projeto. A análise e elicitação de requisitos feita com os usuários levou à escolha das seguintes ferramentas e tecnologias:</w:t>
+      </w:r>
+    </w:p>
+    <w:p>
+      <w:pPr>
+        <w:numPr>
+          <w:ilvl w:val="0"/>
+          <w:numId w:val="19"/>
+        </w:numPr>
+        <w:spacing w:after="0"/>
+        <w:jc w:val="both"/>
+        <w:rPr>
+          <w:rFonts w:ascii="Times New Roman" w:hAnsi="Times New Roman"/>
+          <w:bCs/>
+          <w:lang w:val="pt-BR"/>
+        </w:rPr>
+      </w:pPr>
       <w:proofErr w:type="spellStart"/>
       <w:r>
         <w:rPr>
@@ -743,8 +939,23 @@
           <w:bCs/>
           <w:lang w:val="pt-BR"/>
         </w:rPr>
-        <w:t xml:space="preserve"> para hospedagem do site; a utilização do </w:t>
-      </w:r>
+        <w:t>: Hospedagem do site.</w:t>
+      </w:r>
+    </w:p>
+    <w:p>
+      <w:pPr>
+        <w:numPr>
+          <w:ilvl w:val="0"/>
+          <w:numId w:val="19"/>
+        </w:numPr>
+        <w:spacing w:after="0"/>
+        <w:jc w:val="both"/>
+        <w:rPr>
+          <w:rFonts w:ascii="Times New Roman" w:hAnsi="Times New Roman"/>
+          <w:bCs/>
+          <w:lang w:val="pt-BR"/>
+        </w:rPr>
+      </w:pPr>
       <w:proofErr w:type="spellStart"/>
       <w:r>
         <w:rPr>
@@ -761,8 +972,23 @@
           <w:bCs/>
           <w:lang w:val="pt-BR"/>
         </w:rPr>
-        <w:t xml:space="preserve"> para prototipação; do </w:t>
-      </w:r>
+        <w:t>: Prototipação das interfaces.</w:t>
+      </w:r>
+    </w:p>
+    <w:p>
+      <w:pPr>
+        <w:numPr>
+          <w:ilvl w:val="0"/>
+          <w:numId w:val="19"/>
+        </w:numPr>
+        <w:spacing w:after="0"/>
+        <w:jc w:val="both"/>
+        <w:rPr>
+          <w:rFonts w:ascii="Times New Roman" w:hAnsi="Times New Roman"/>
+          <w:bCs/>
+          <w:lang w:val="pt-BR"/>
+        </w:rPr>
+      </w:pPr>
       <w:proofErr w:type="spellStart"/>
       <w:r>
         <w:rPr>
@@ -779,17 +1005,23 @@
           <w:bCs/>
           <w:lang w:val="pt-BR"/>
         </w:rPr>
-        <w:t xml:space="preserve"> para </w:t>
-      </w:r>
-      <w:r>
-        <w:rPr>
-          <w:rFonts w:ascii="Times New Roman" w:hAnsi="Times New Roman"/>
-          <w:bCs/>
-          <w:lang w:val="pt-BR"/>
-        </w:rPr>
-        <w:lastRenderedPageBreak/>
-        <w:t xml:space="preserve">acompanhamento das atividades a serem realizadas; do </w:t>
-      </w:r>
+        <w:t>: Gestão e acompanhamento das tarefas do projeto.</w:t>
+      </w:r>
+    </w:p>
+    <w:p>
+      <w:pPr>
+        <w:numPr>
+          <w:ilvl w:val="0"/>
+          <w:numId w:val="19"/>
+        </w:numPr>
+        <w:spacing w:after="0"/>
+        <w:jc w:val="both"/>
+        <w:rPr>
+          <w:rFonts w:ascii="Times New Roman" w:hAnsi="Times New Roman"/>
+          <w:bCs/>
+          <w:lang w:val="pt-BR"/>
+        </w:rPr>
+      </w:pPr>
       <w:proofErr w:type="spellStart"/>
       <w:r>
         <w:rPr>
@@ -806,7 +1038,30 @@
           <w:bCs/>
           <w:lang w:val="pt-BR"/>
         </w:rPr>
-        <w:t xml:space="preserve"> e </w:t>
+        <w:t xml:space="preserve"> e GitHub: Controle de versão e armazenamento dos arquivos.</w:t>
+      </w:r>
+    </w:p>
+    <w:p>
+      <w:pPr>
+        <w:numPr>
+          <w:ilvl w:val="0"/>
+          <w:numId w:val="19"/>
+        </w:numPr>
+        <w:spacing w:after="0"/>
+        <w:jc w:val="both"/>
+        <w:rPr>
+          <w:rFonts w:ascii="Times New Roman" w:hAnsi="Times New Roman"/>
+          <w:bCs/>
+          <w:lang w:val="pt-BR"/>
+        </w:rPr>
+      </w:pPr>
+      <w:r>
+        <w:rPr>
+          <w:rFonts w:ascii="Times New Roman" w:hAnsi="Times New Roman"/>
+          <w:bCs/>
+          <w:lang w:val="pt-BR"/>
+        </w:rPr>
+        <w:t xml:space="preserve">HTML, </w:t>
       </w:r>
       <w:proofErr w:type="spellStart"/>
       <w:r>
@@ -815,7 +1070,7 @@
           <w:bCs/>
           <w:lang w:val="pt-BR"/>
         </w:rPr>
-        <w:t>Github</w:t>
+        <w:t>React</w:t>
       </w:r>
       <w:proofErr w:type="spellEnd"/>
       <w:r>
@@ -824,7 +1079,7 @@
           <w:bCs/>
           <w:lang w:val="pt-BR"/>
         </w:rPr>
-        <w:t xml:space="preserve"> para o armazenamento dos arquivos e sincronização do desenvolvimento; HTML, </w:t>
+        <w:t xml:space="preserve">, CSS e </w:t>
       </w:r>
       <w:proofErr w:type="spellStart"/>
       <w:r>
@@ -833,7 +1088,7 @@
           <w:bCs/>
           <w:lang w:val="pt-BR"/>
         </w:rPr>
-        <w:t>React</w:t>
+        <w:t>JavaScript</w:t>
       </w:r>
       <w:proofErr w:type="spellEnd"/>
       <w:r>
@@ -842,7 +1097,7 @@
           <w:bCs/>
           <w:lang w:val="pt-BR"/>
         </w:rPr>
-        <w:t xml:space="preserve">, CSS e </w:t>
+        <w:t>: Desenvolvimento do Front-</w:t>
       </w:r>
       <w:proofErr w:type="spellStart"/>
       <w:r>
@@ -851,7 +1106,7 @@
           <w:bCs/>
           <w:lang w:val="pt-BR"/>
         </w:rPr>
-        <w:t>JavaScript</w:t>
+        <w:t>End</w:t>
       </w:r>
       <w:proofErr w:type="spellEnd"/>
       <w:r>
@@ -860,7 +1115,30 @@
           <w:bCs/>
           <w:lang w:val="pt-BR"/>
         </w:rPr>
-        <w:t xml:space="preserve"> para a formação do Front-</w:t>
+        <w:t xml:space="preserve"> (parte visual e interativa do site).</w:t>
+      </w:r>
+    </w:p>
+    <w:p>
+      <w:pPr>
+        <w:numPr>
+          <w:ilvl w:val="0"/>
+          <w:numId w:val="19"/>
+        </w:numPr>
+        <w:spacing w:after="0"/>
+        <w:jc w:val="both"/>
+        <w:rPr>
+          <w:rFonts w:ascii="Times New Roman" w:hAnsi="Times New Roman"/>
+          <w:bCs/>
+          <w:lang w:val="pt-BR"/>
+        </w:rPr>
+      </w:pPr>
+      <w:r>
+        <w:rPr>
+          <w:rFonts w:ascii="Times New Roman" w:hAnsi="Times New Roman"/>
+          <w:bCs/>
+          <w:lang w:val="pt-BR"/>
+        </w:rPr>
+        <w:t>PHP: Desenvolvimento do Back-</w:t>
       </w:r>
       <w:proofErr w:type="spellStart"/>
       <w:r>
@@ -878,43 +1156,30 @@
           <w:bCs/>
           <w:lang w:val="pt-BR"/>
         </w:rPr>
-        <w:t xml:space="preserve"> (Parte visual do site); PHP para a formação do Back-</w:t>
-      </w:r>
-      <w:proofErr w:type="spellStart"/>
-      <w:r>
-        <w:rPr>
-          <w:rFonts w:ascii="Times New Roman" w:hAnsi="Times New Roman"/>
-          <w:bCs/>
-          <w:lang w:val="pt-BR"/>
-        </w:rPr>
-        <w:t>End</w:t>
-      </w:r>
-      <w:proofErr w:type="spellEnd"/>
-      <w:r>
-        <w:rPr>
-          <w:rFonts w:ascii="Times New Roman" w:hAnsi="Times New Roman"/>
-          <w:bCs/>
-          <w:lang w:val="pt-BR"/>
-        </w:rPr>
-        <w:t xml:space="preserve"> (Parte funcional do site); e MySQL como Banco de Dados (Para armazenamento de dados). Portanto, conhecimento em todas essas áreas e conversas com colegas da área, amigos e professores da universidade serão </w:t>
-      </w:r>
-      <w:proofErr w:type="spellStart"/>
-      <w:r>
-        <w:rPr>
-          <w:rFonts w:ascii="Times New Roman" w:hAnsi="Times New Roman"/>
-          <w:bCs/>
-          <w:lang w:val="pt-BR"/>
-        </w:rPr>
-        <w:t>impressendíveis</w:t>
-      </w:r>
-      <w:proofErr w:type="spellEnd"/>
-      <w:r>
-        <w:rPr>
-          <w:rFonts w:ascii="Times New Roman" w:hAnsi="Times New Roman"/>
-          <w:bCs/>
-          <w:lang w:val="pt-BR"/>
-        </w:rPr>
-        <w:t xml:space="preserve"> na execução desse projeto.</w:t>
+        <w:t xml:space="preserve"> (funcionalidades e lógica do site).</w:t>
+      </w:r>
+    </w:p>
+    <w:p>
+      <w:pPr>
+        <w:numPr>
+          <w:ilvl w:val="0"/>
+          <w:numId w:val="19"/>
+        </w:numPr>
+        <w:spacing w:after="0"/>
+        <w:jc w:val="both"/>
+        <w:rPr>
+          <w:rFonts w:ascii="Times New Roman" w:hAnsi="Times New Roman"/>
+          <w:bCs/>
+          <w:lang w:val="pt-BR"/>
+        </w:rPr>
+      </w:pPr>
+      <w:r>
+        <w:rPr>
+          <w:rFonts w:ascii="Times New Roman" w:hAnsi="Times New Roman"/>
+          <w:bCs/>
+          <w:lang w:val="pt-BR"/>
+        </w:rPr>
+        <w:t>MySQL: Banco de dados para armazenamento das informações.</w:t>
       </w:r>
     </w:p>
     <w:p>
@@ -934,7 +1199,27 @@
           <w:bCs/>
           <w:lang w:val="pt-BR"/>
         </w:rPr>
-        <w:t>Será necessário também grande planejamento de disponibilidade do tempo para o desenvolvimento do site, pois seu progresso ocorrerá conforme o meu calendário em que estão inclusos: aulas, trabalhos, provas, estudos, estágio e dedicação ao Movimento Escoteiro.</w:t>
+        <w:t>Além disso, o projeto exigirá um conhecimento abrangente dessas tecnologias, complementado por conversas e troca de experiências com colegas da área, amigos e professores universitários.</w:t>
+      </w:r>
+    </w:p>
+    <w:p>
+      <w:pPr>
+        <w:spacing w:after="0"/>
+        <w:ind w:left="360" w:firstLine="348"/>
+        <w:jc w:val="both"/>
+        <w:rPr>
+          <w:rFonts w:ascii="Times New Roman" w:hAnsi="Times New Roman"/>
+          <w:bCs/>
+          <w:lang w:val="pt-BR"/>
+        </w:rPr>
+      </w:pPr>
+      <w:r>
+        <w:rPr>
+          <w:rFonts w:ascii="Times New Roman" w:hAnsi="Times New Roman"/>
+          <w:bCs/>
+          <w:lang w:val="pt-BR"/>
+        </w:rPr>
+        <w:t>Outro aspecto crítico será o planejamento adequado do tempo disponível para o desenvolvimento do site, já que o progresso dependerá do equilíbrio com outras responsabilidades, incluindo aulas, trabalhos, provas, estudos, estágio e dedicação ao Movimento Escoteiro. A organização e a gestão eficiente do tempo serão essenciais para garantir o sucesso do projeto.</w:t>
       </w:r>
     </w:p>
     <w:p>
@@ -979,6 +1264,20 @@
     </w:p>
     <w:p>
       <w:pPr>
+        <w:spacing w:after="0"/>
+        <w:ind w:left="720"/>
+        <w:jc w:val="both"/>
+        <w:rPr>
+          <w:rFonts w:ascii="Times New Roman" w:hAnsi="Times New Roman"/>
+          <w:b/>
+          <w:sz w:val="28"/>
+          <w:szCs w:val="28"/>
+          <w:lang w:val="pt-BR"/>
+        </w:rPr>
+      </w:pPr>
+    </w:p>
+    <w:p>
+      <w:pPr>
         <w:numPr>
           <w:ilvl w:val="0"/>
           <w:numId w:val="2"/>
@@ -1020,29 +1319,44 @@
     <w:p>
       <w:pPr>
         <w:spacing w:after="0"/>
-        <w:ind w:firstLine="360"/>
-        <w:jc w:val="both"/>
-        <w:rPr>
-          <w:rFonts w:ascii="Times New Roman" w:hAnsi="Times New Roman"/>
-          <w:bCs/>
-          <w:lang w:val="pt-BR"/>
-        </w:rPr>
-      </w:pPr>
-      <w:r>
-        <w:rPr>
-          <w:rFonts w:ascii="Times New Roman" w:hAnsi="Times New Roman"/>
-          <w:bCs/>
-          <w:lang w:val="pt-BR"/>
-        </w:rPr>
-        <w:t>O produto consiste em um site funcional, atualizado e dinâmico:</w:t>
-      </w:r>
-    </w:p>
-    <w:p>
-      <w:pPr>
-        <w:pStyle w:val="PargrafodaLista"/>
+        <w:ind w:left="720"/>
+        <w:jc w:val="both"/>
+        <w:rPr>
+          <w:rFonts w:ascii="Times New Roman" w:hAnsi="Times New Roman"/>
+          <w:bCs/>
+          <w:lang w:val="pt-BR"/>
+        </w:rPr>
+      </w:pPr>
+      <w:r>
+        <w:rPr>
+          <w:rFonts w:ascii="Times New Roman" w:hAnsi="Times New Roman"/>
+          <w:bCs/>
+          <w:lang w:val="pt-BR"/>
+        </w:rPr>
+        <w:t xml:space="preserve">O </w:t>
+      </w:r>
+      <w:r>
+        <w:rPr>
+          <w:rFonts w:ascii="Times New Roman" w:hAnsi="Times New Roman"/>
+          <w:bCs/>
+          <w:lang w:val="pt-BR"/>
+        </w:rPr>
+        <w:t>produto</w:t>
+      </w:r>
+      <w:r>
+        <w:rPr>
+          <w:rFonts w:ascii="Times New Roman" w:hAnsi="Times New Roman"/>
+          <w:bCs/>
+          <w:lang w:val="pt-BR"/>
+        </w:rPr>
+        <w:t xml:space="preserve"> será um site funcional, atualizado e dinâmico, que atenderá às necessidades da comunidade escoteira e do público geral. Ele incluirá:</w:t>
+      </w:r>
+    </w:p>
+    <w:p>
+      <w:pPr>
         <w:numPr>
           <w:ilvl w:val="0"/>
-          <w:numId w:val="8"/>
+          <w:numId w:val="20"/>
         </w:numPr>
         <w:spacing w:after="0"/>
         <w:jc w:val="both"/>
@@ -1055,26 +1369,26 @@
       <w:r>
         <w:rPr>
           <w:rFonts w:ascii="Times New Roman" w:hAnsi="Times New Roman"/>
-          <w:bCs/>
-          <w:lang w:val="pt-BR"/>
-        </w:rPr>
-        <w:t>C</w:t>
-      </w:r>
-      <w:r>
-        <w:rPr>
-          <w:rFonts w:ascii="Times New Roman" w:hAnsi="Times New Roman"/>
-          <w:bCs/>
-          <w:lang w:val="pt-BR"/>
-        </w:rPr>
-        <w:t>om publicações semanais em maior parte do tempo em relação a cada Seção e Tropa; divulgação do calendário de cada Seção, bem como eventos, informações sobre atividades e quaisquer mais informações;</w:t>
-      </w:r>
-    </w:p>
-    <w:p>
-      <w:pPr>
-        <w:pStyle w:val="PargrafodaLista"/>
+          <w:b/>
+          <w:bCs/>
+          <w:lang w:val="pt-BR"/>
+        </w:rPr>
+        <w:t>Publicações semanais</w:t>
+      </w:r>
+      <w:r>
+        <w:rPr>
+          <w:rFonts w:ascii="Times New Roman" w:hAnsi="Times New Roman"/>
+          <w:bCs/>
+          <w:lang w:val="pt-BR"/>
+        </w:rPr>
+        <w:t>: Atualizações regulares sobre cada Seção e Tropa, incluindo a divulgação de calendários, eventos, atividades e outras informações relevantes.</w:t>
+      </w:r>
+    </w:p>
+    <w:p>
+      <w:pPr>
         <w:numPr>
           <w:ilvl w:val="0"/>
-          <w:numId w:val="8"/>
+          <w:numId w:val="20"/>
         </w:numPr>
         <w:spacing w:after="0"/>
         <w:jc w:val="both"/>
@@ -1087,34 +1401,26 @@
       <w:r>
         <w:rPr>
           <w:rFonts w:ascii="Times New Roman" w:hAnsi="Times New Roman"/>
-          <w:bCs/>
-          <w:lang w:val="pt-BR"/>
-        </w:rPr>
-        <w:t>I</w:t>
-      </w:r>
-      <w:r>
-        <w:rPr>
-          <w:rFonts w:ascii="Times New Roman" w:hAnsi="Times New Roman"/>
-          <w:bCs/>
-          <w:lang w:val="pt-BR"/>
-        </w:rPr>
-        <w:t>nformações sobre a h</w:t>
-      </w:r>
-      <w:r>
-        <w:rPr>
-          <w:rFonts w:ascii="Times New Roman" w:hAnsi="Times New Roman"/>
-          <w:bCs/>
-          <w:lang w:val="pt-BR"/>
-        </w:rPr>
-        <w:t>istória do Movimento Escoteiro mundial e no Brasil, ressaltando momentos importantes de sua história;</w:t>
-      </w:r>
-    </w:p>
-    <w:p>
-      <w:pPr>
-        <w:pStyle w:val="PargrafodaLista"/>
+          <w:b/>
+          <w:bCs/>
+          <w:lang w:val="pt-BR"/>
+        </w:rPr>
+        <w:t>História do Movimento Escoteiro</w:t>
+      </w:r>
+      <w:r>
+        <w:rPr>
+          <w:rFonts w:ascii="Times New Roman" w:hAnsi="Times New Roman"/>
+          <w:bCs/>
+          <w:lang w:val="pt-BR"/>
+        </w:rPr>
+        <w:t>: Uma seção dedicada à história do escotismo mundial e no Brasil, destacando momentos marcantes e sua evolução ao longo do tempo.</w:t>
+      </w:r>
+    </w:p>
+    <w:p>
+      <w:pPr>
         <w:numPr>
           <w:ilvl w:val="0"/>
-          <w:numId w:val="8"/>
+          <w:numId w:val="20"/>
         </w:numPr>
         <w:spacing w:after="0"/>
         <w:jc w:val="both"/>
@@ -1127,15 +1433,17 @@
       <w:r>
         <w:rPr>
           <w:rFonts w:ascii="Times New Roman" w:hAnsi="Times New Roman"/>
-          <w:bCs/>
-          <w:lang w:val="pt-BR"/>
-        </w:rPr>
-        <w:t xml:space="preserve">Informações sobre a história do Grupo Escoteiro Jorge </w:t>
+          <w:b/>
+          <w:bCs/>
+          <w:lang w:val="pt-BR"/>
+        </w:rPr>
+        <w:t xml:space="preserve">História do Grupo Escoteiro Jorge </w:t>
       </w:r>
       <w:proofErr w:type="spellStart"/>
       <w:r>
         <w:rPr>
           <w:rFonts w:ascii="Times New Roman" w:hAnsi="Times New Roman"/>
+          <w:b/>
           <w:bCs/>
           <w:lang w:val="pt-BR"/>
         </w:rPr>
@@ -1148,15 +1456,14 @@
           <w:bCs/>
           <w:lang w:val="pt-BR"/>
         </w:rPr>
-        <w:t xml:space="preserve"> em detalhes;</w:t>
-      </w:r>
-    </w:p>
-    <w:p>
-      <w:pPr>
-        <w:pStyle w:val="PargrafodaLista"/>
+        <w:t>: Informações detalhadas sobre a trajetória do Grupo, com registros de conquistas, atividades e marcos importantes.</w:t>
+      </w:r>
+    </w:p>
+    <w:p>
+      <w:pPr>
         <w:numPr>
           <w:ilvl w:val="0"/>
-          <w:numId w:val="8"/>
+          <w:numId w:val="20"/>
         </w:numPr>
         <w:spacing w:after="0"/>
         <w:jc w:val="both"/>
@@ -1169,26 +1476,44 @@
       <w:r>
         <w:rPr>
           <w:rFonts w:ascii="Times New Roman" w:hAnsi="Times New Roman"/>
-          <w:bCs/>
-          <w:lang w:val="pt-BR"/>
-        </w:rPr>
-        <w:t>Informações sobre Regimento Interno, POR (Princípios, Organização e Regras)</w:t>
-      </w:r>
-      <w:r>
-        <w:rPr>
-          <w:rFonts w:ascii="Times New Roman" w:hAnsi="Times New Roman"/>
-          <w:bCs/>
-          <w:lang w:val="pt-BR"/>
-        </w:rPr>
-        <w:t xml:space="preserve"> e o Estatuto;</w:t>
-      </w:r>
-    </w:p>
-    <w:p>
-      <w:pPr>
-        <w:pStyle w:val="PargrafodaLista"/>
+          <w:b/>
+          <w:bCs/>
+          <w:lang w:val="pt-BR"/>
+        </w:rPr>
+        <w:t>Documentos e diretrizes</w:t>
+      </w:r>
+      <w:r>
+        <w:rPr>
+          <w:rFonts w:ascii="Times New Roman" w:hAnsi="Times New Roman"/>
+          <w:bCs/>
+          <w:lang w:val="pt-BR"/>
+        </w:rPr>
+        <w:t>: Acesso ao Regimento Interno do Grupo, ao POR (</w:t>
+      </w:r>
+      <w:r>
+        <w:rPr>
+          <w:rFonts w:ascii="Times New Roman" w:hAnsi="Times New Roman"/>
+          <w:bCs/>
+          <w:i/>
+          <w:iCs/>
+          <w:lang w:val="pt-BR"/>
+        </w:rPr>
+        <w:t>Princípios, Organização e Regras</w:t>
+      </w:r>
+      <w:r>
+        <w:rPr>
+          <w:rFonts w:ascii="Times New Roman" w:hAnsi="Times New Roman"/>
+          <w:bCs/>
+          <w:lang w:val="pt-BR"/>
+        </w:rPr>
+        <w:t>) e ao Estatuto, para consulta e orientação dos integrantes.</w:t>
+      </w:r>
+    </w:p>
+    <w:p>
+      <w:pPr>
         <w:numPr>
           <w:ilvl w:val="0"/>
-          <w:numId w:val="8"/>
+          <w:numId w:val="20"/>
         </w:numPr>
         <w:spacing w:after="0"/>
         <w:jc w:val="both"/>
@@ -1201,15 +1526,18 @@
       <w:r>
         <w:rPr>
           <w:rFonts w:ascii="Times New Roman" w:hAnsi="Times New Roman"/>
-          <w:bCs/>
-          <w:lang w:val="pt-BR"/>
-        </w:rPr>
-        <w:t xml:space="preserve">Uma parte de redirecionamento para o site do </w:t>
+          <w:b/>
+          <w:bCs/>
+          <w:lang w:val="pt-BR"/>
+        </w:rPr>
+        <w:lastRenderedPageBreak/>
+        <w:t xml:space="preserve">Redirecionamento ao site do </w:t>
       </w:r>
       <w:proofErr w:type="spellStart"/>
       <w:r>
         <w:rPr>
           <w:rFonts w:ascii="Times New Roman" w:hAnsi="Times New Roman"/>
+          <w:b/>
           <w:bCs/>
           <w:lang w:val="pt-BR"/>
         </w:rPr>
@@ -1222,9 +1550,27 @@
           <w:bCs/>
           <w:lang w:val="pt-BR"/>
         </w:rPr>
+        <w:t xml:space="preserve">: Uma seção que conecta diretamente ao site oficial do </w:t>
+      </w:r>
+      <w:proofErr w:type="spellStart"/>
+      <w:r>
+        <w:rPr>
+          <w:rFonts w:ascii="Times New Roman" w:hAnsi="Times New Roman"/>
+          <w:bCs/>
+          <w:lang w:val="pt-BR"/>
+        </w:rPr>
+        <w:t>Paxtu</w:t>
+      </w:r>
+      <w:proofErr w:type="spellEnd"/>
+      <w:r>
+        <w:rPr>
+          <w:rFonts w:ascii="Times New Roman" w:hAnsi="Times New Roman"/>
+          <w:bCs/>
+          <w:lang w:val="pt-BR"/>
+        </w:rPr>
         <w:t xml:space="preserve"> (</w:t>
       </w:r>
-      <w:hyperlink r:id="rId5" w:history="1">
+      <w:hyperlink r:id="rId5" w:tgtFrame="_new" w:history="1">
         <w:r>
           <w:rPr>
             <w:rStyle w:val="Hyperlink"/>
@@ -1241,7 +1587,27 @@
           <w:bCs/>
           <w:lang w:val="pt-BR"/>
         </w:rPr>
-        <w:t>), para dar dinamicidade, principalmente, para novos integrantes.</w:t>
+        <w:t>), facilitando o acesso de novos integrantes e interessados às ferramentas e recursos oficiais dos Escoteiros do Brasil.</w:t>
+      </w:r>
+    </w:p>
+    <w:p>
+      <w:pPr>
+        <w:spacing w:after="0"/>
+        <w:ind w:left="720"/>
+        <w:jc w:val="both"/>
+        <w:rPr>
+          <w:rFonts w:ascii="Times New Roman" w:hAnsi="Times New Roman"/>
+          <w:bCs/>
+          <w:lang w:val="pt-BR"/>
+        </w:rPr>
+      </w:pPr>
+      <w:r>
+        <w:rPr>
+          <w:rFonts w:ascii="Times New Roman" w:hAnsi="Times New Roman"/>
+          <w:bCs/>
+          <w:lang w:val="pt-BR"/>
+        </w:rPr>
+        <w:t>O site será projetado para oferecer uma experiência intuitiva, promovendo maior engajamento, integração e suporte à comunidade escoteira.</w:t>
       </w:r>
     </w:p>
     <w:p>
@@ -1300,10 +1666,9 @@
     </w:p>
     <w:p>
       <w:pPr>
-        <w:pStyle w:val="PargrafodaLista"/>
         <w:numPr>
           <w:ilvl w:val="0"/>
-          <w:numId w:val="9"/>
+          <w:numId w:val="21"/>
         </w:numPr>
         <w:spacing w:after="0"/>
         <w:jc w:val="both"/>
@@ -1319,23 +1684,14 @@
           <w:bCs/>
           <w:lang w:val="pt-BR"/>
         </w:rPr>
-        <w:t>Conversa com a COMAD para início da execução do Projeto</w:t>
-      </w:r>
-      <w:r>
-        <w:rPr>
-          <w:rFonts w:ascii="Times New Roman" w:hAnsi="Times New Roman"/>
-          <w:bCs/>
-          <w:lang w:val="pt-BR"/>
-        </w:rPr>
-        <w:t>;</w:t>
-      </w:r>
-    </w:p>
-    <w:p>
-      <w:pPr>
-        <w:pStyle w:val="PargrafodaLista"/>
+        <w:t>Realização de uma reunião com a COMAD (Comissão de Administração) para aprovação e início da execução do projeto.</w:t>
+      </w:r>
+    </w:p>
+    <w:p>
+      <w:pPr>
         <w:numPr>
           <w:ilvl w:val="0"/>
-          <w:numId w:val="9"/>
+          <w:numId w:val="21"/>
         </w:numPr>
         <w:spacing w:after="0"/>
         <w:jc w:val="both"/>
@@ -1351,23 +1707,14 @@
           <w:bCs/>
           <w:lang w:val="pt-BR"/>
         </w:rPr>
-        <w:t>Conversa com a Diretoria para obter maiores informações do impacto do Projeto</w:t>
-      </w:r>
-      <w:r>
-        <w:rPr>
-          <w:rFonts w:ascii="Times New Roman" w:hAnsi="Times New Roman"/>
-          <w:bCs/>
-          <w:lang w:val="pt-BR"/>
-        </w:rPr>
-        <w:t>;</w:t>
-      </w:r>
-    </w:p>
-    <w:p>
-      <w:pPr>
-        <w:pStyle w:val="PargrafodaLista"/>
+        <w:t>Consulta à Diretoria do Grupo para compreender o impacto esperado do projeto e alinhar expectativas.</w:t>
+      </w:r>
+    </w:p>
+    <w:p>
+      <w:pPr>
         <w:numPr>
           <w:ilvl w:val="0"/>
-          <w:numId w:val="9"/>
+          <w:numId w:val="21"/>
         </w:numPr>
         <w:spacing w:after="0"/>
         <w:jc w:val="both"/>
@@ -1383,7 +1730,7 @@
           <w:bCs/>
           <w:lang w:val="pt-BR"/>
         </w:rPr>
-        <w:t xml:space="preserve">Conversa com o Chefe Administrativo Alessandro </w:t>
+        <w:t xml:space="preserve">Reunião com o Chefe Administrativo, Alessandro </w:t>
       </w:r>
       <w:proofErr w:type="spellStart"/>
       <w:r>
@@ -1401,55 +1748,14 @@
           <w:bCs/>
           <w:lang w:val="pt-BR"/>
         </w:rPr>
-        <w:t xml:space="preserve"> para solicitar um apoio </w:t>
-      </w:r>
-      <w:r>
-        <w:rPr>
-          <w:rFonts w:ascii="Times New Roman" w:hAnsi="Times New Roman"/>
-          <w:bCs/>
-          <w:lang w:val="pt-BR"/>
-        </w:rPr>
-        <w:t xml:space="preserve">e coordenação </w:t>
-      </w:r>
-      <w:r>
-        <w:rPr>
-          <w:rFonts w:ascii="Times New Roman" w:hAnsi="Times New Roman"/>
-          <w:bCs/>
-          <w:lang w:val="pt-BR"/>
-        </w:rPr>
-        <w:t>durante o andamento do</w:t>
-      </w:r>
-      <w:r>
-        <w:rPr>
-          <w:rFonts w:ascii="Times New Roman" w:hAnsi="Times New Roman"/>
-          <w:bCs/>
-          <w:lang w:val="pt-BR"/>
-        </w:rPr>
-        <w:t xml:space="preserve"> </w:t>
-      </w:r>
-      <w:r>
-        <w:rPr>
-          <w:rFonts w:ascii="Times New Roman" w:hAnsi="Times New Roman"/>
-          <w:bCs/>
-          <w:lang w:val="pt-BR"/>
-        </w:rPr>
-        <w:t>Projeto</w:t>
-      </w:r>
-      <w:r>
-        <w:rPr>
-          <w:rFonts w:ascii="Times New Roman" w:hAnsi="Times New Roman"/>
-          <w:bCs/>
-          <w:lang w:val="pt-BR"/>
-        </w:rPr>
-        <w:t>;</w:t>
-      </w:r>
-    </w:p>
-    <w:p>
-      <w:pPr>
-        <w:pStyle w:val="PargrafodaLista"/>
+        <w:t>, para solicitar apoio e coordenação durante a execução do projeto.</w:t>
+      </w:r>
+    </w:p>
+    <w:p>
+      <w:pPr>
         <w:numPr>
           <w:ilvl w:val="0"/>
-          <w:numId w:val="9"/>
+          <w:numId w:val="21"/>
         </w:numPr>
         <w:spacing w:after="0"/>
         <w:jc w:val="both"/>
@@ -1465,15 +1771,14 @@
           <w:bCs/>
           <w:lang w:val="pt-BR"/>
         </w:rPr>
-        <w:t>Envio de um formulário para a comunidade, englobando pais, responsáveis, chefia e jovens;</w:t>
-      </w:r>
-    </w:p>
-    <w:p>
-      <w:pPr>
-        <w:pStyle w:val="PargrafodaLista"/>
+        <w:t>Envio de um formulário à comunidade escoteira, abrangendo pais, responsáveis, chefia e jovens, para coletar opiniões e sugestões.</w:t>
+      </w:r>
+    </w:p>
+    <w:p>
+      <w:pPr>
         <w:numPr>
           <w:ilvl w:val="0"/>
-          <w:numId w:val="9"/>
+          <w:numId w:val="21"/>
         </w:numPr>
         <w:spacing w:after="0"/>
         <w:jc w:val="both"/>
@@ -1489,15 +1794,14 @@
           <w:bCs/>
           <w:lang w:val="pt-BR"/>
         </w:rPr>
-        <w:t>Análise e elicitação de requisitos para execução do Projeto;</w:t>
-      </w:r>
-    </w:p>
-    <w:p>
-      <w:pPr>
-        <w:pStyle w:val="PargrafodaLista"/>
+        <w:t>Análise e elicitação de requisitos com base nas respostas obtidas, definindo as necessidades para a execução do projeto.</w:t>
+      </w:r>
+    </w:p>
+    <w:p>
+      <w:pPr>
         <w:numPr>
           <w:ilvl w:val="0"/>
-          <w:numId w:val="9"/>
+          <w:numId w:val="21"/>
         </w:numPr>
         <w:spacing w:after="0"/>
         <w:jc w:val="both"/>
@@ -1513,7 +1817,7 @@
           <w:bCs/>
           <w:lang w:val="pt-BR"/>
         </w:rPr>
-        <w:t xml:space="preserve">Divisão dos requisitos e acompanhamento pelo </w:t>
+        <w:t xml:space="preserve">Organização e acompanhamento das tarefas identificadas, utilizando o </w:t>
       </w:r>
       <w:proofErr w:type="spellStart"/>
       <w:r>
@@ -1525,13 +1829,20 @@
         <w:t>Trello</w:t>
       </w:r>
       <w:proofErr w:type="spellEnd"/>
-    </w:p>
-    <w:p>
-      <w:pPr>
-        <w:pStyle w:val="PargrafodaLista"/>
+      <w:r>
+        <w:rPr>
+          <w:rFonts w:ascii="Times New Roman" w:hAnsi="Times New Roman"/>
+          <w:bCs/>
+          <w:lang w:val="pt-BR"/>
+        </w:rPr>
+        <w:t xml:space="preserve"> como ferramenta de gestão de atividades.</w:t>
+      </w:r>
+    </w:p>
+    <w:p>
+      <w:pPr>
         <w:numPr>
           <w:ilvl w:val="0"/>
-          <w:numId w:val="9"/>
+          <w:numId w:val="21"/>
         </w:numPr>
         <w:spacing w:after="0"/>
         <w:jc w:val="both"/>
@@ -1547,15 +1858,14 @@
           <w:bCs/>
           <w:lang w:val="pt-BR"/>
         </w:rPr>
-        <w:t>Escolha das tecnologias a serem utilizadas;</w:t>
-      </w:r>
-    </w:p>
-    <w:p>
-      <w:pPr>
-        <w:pStyle w:val="PargrafodaLista"/>
+        <w:t>Seleção das tecnologias adequadas ao desenvolvimento do site.</w:t>
+      </w:r>
+    </w:p>
+    <w:p>
+      <w:pPr>
         <w:numPr>
           <w:ilvl w:val="0"/>
-          <w:numId w:val="9"/>
+          <w:numId w:val="21"/>
         </w:numPr>
         <w:spacing w:after="0"/>
         <w:jc w:val="both"/>
@@ -1571,15 +1881,7 @@
           <w:bCs/>
           <w:lang w:val="pt-BR"/>
         </w:rPr>
-        <w:t>Fazer</w:t>
-      </w:r>
-      <w:r>
-        <w:rPr>
-          <w:rFonts w:ascii="Times New Roman" w:hAnsi="Times New Roman"/>
-          <w:bCs/>
-          <w:lang w:val="pt-BR"/>
-        </w:rPr>
-        <w:t xml:space="preserve"> o protótipo e o modelo UX pelo </w:t>
+        <w:t xml:space="preserve">Criação do protótipo e modelo de experiência do usuário (UX) no </w:t>
       </w:r>
       <w:proofErr w:type="spellStart"/>
       <w:r>
@@ -1597,15 +1899,14 @@
           <w:bCs/>
           <w:lang w:val="pt-BR"/>
         </w:rPr>
-        <w:t>;</w:t>
-      </w:r>
-    </w:p>
-    <w:p>
-      <w:pPr>
-        <w:pStyle w:val="PargrafodaLista"/>
+        <w:t>, garantindo um design funcional e intuitivo.</w:t>
+      </w:r>
+    </w:p>
+    <w:p>
+      <w:pPr>
         <w:numPr>
           <w:ilvl w:val="0"/>
-          <w:numId w:val="9"/>
+          <w:numId w:val="21"/>
         </w:numPr>
         <w:spacing w:after="0"/>
         <w:jc w:val="both"/>
@@ -1621,7 +1922,7 @@
           <w:bCs/>
           <w:lang w:val="pt-BR"/>
         </w:rPr>
-        <w:t xml:space="preserve">Estruturação em Web (HTML, CSS e </w:t>
+        <w:t>Desenvolvimento inicial do Front-</w:t>
       </w:r>
       <w:proofErr w:type="spellStart"/>
       <w:r>
@@ -1630,6 +1931,24 @@
           <w:bCs/>
           <w:lang w:val="pt-BR"/>
         </w:rPr>
+        <w:t>End</w:t>
+      </w:r>
+      <w:proofErr w:type="spellEnd"/>
+      <w:r>
+        <w:rPr>
+          <w:rFonts w:ascii="Times New Roman" w:hAnsi="Times New Roman"/>
+          <w:bCs/>
+          <w:lang w:val="pt-BR"/>
+        </w:rPr>
+        <w:t xml:space="preserve"> em HTML, CSS e </w:t>
+      </w:r>
+      <w:proofErr w:type="spellStart"/>
+      <w:r>
+        <w:rPr>
+          <w:rFonts w:ascii="Times New Roman" w:hAnsi="Times New Roman"/>
+          <w:bCs/>
+          <w:lang w:val="pt-BR"/>
+        </w:rPr>
         <w:t>JavaScript</w:t>
       </w:r>
       <w:proofErr w:type="spellEnd"/>
@@ -1639,15 +1958,14 @@
           <w:bCs/>
           <w:lang w:val="pt-BR"/>
         </w:rPr>
-        <w:t>);</w:t>
-      </w:r>
-    </w:p>
-    <w:p>
-      <w:pPr>
-        <w:pStyle w:val="PargrafodaLista"/>
+        <w:t>, estabelecendo a estrutura básica do site.</w:t>
+      </w:r>
+    </w:p>
+    <w:p>
+      <w:pPr>
         <w:numPr>
           <w:ilvl w:val="0"/>
-          <w:numId w:val="9"/>
+          <w:numId w:val="21"/>
         </w:numPr>
         <w:spacing w:after="0"/>
         <w:jc w:val="both"/>
@@ -1663,7 +1981,7 @@
           <w:bCs/>
           <w:lang w:val="pt-BR"/>
         </w:rPr>
-        <w:t>Aperfeiçoamento do Projeto (</w:t>
+        <w:t>Refinamento do Front-</w:t>
       </w:r>
       <w:proofErr w:type="spellStart"/>
       <w:r>
@@ -1672,6 +1990,24 @@
           <w:bCs/>
           <w:lang w:val="pt-BR"/>
         </w:rPr>
+        <w:t>End</w:t>
+      </w:r>
+      <w:proofErr w:type="spellEnd"/>
+      <w:r>
+        <w:rPr>
+          <w:rFonts w:ascii="Times New Roman" w:hAnsi="Times New Roman"/>
+          <w:bCs/>
+          <w:lang w:val="pt-BR"/>
+        </w:rPr>
+        <w:t xml:space="preserve"> utilizando </w:t>
+      </w:r>
+      <w:proofErr w:type="spellStart"/>
+      <w:r>
+        <w:rPr>
+          <w:rFonts w:ascii="Times New Roman" w:hAnsi="Times New Roman"/>
+          <w:bCs/>
+          <w:lang w:val="pt-BR"/>
+        </w:rPr>
         <w:t>React</w:t>
       </w:r>
       <w:proofErr w:type="spellEnd"/>
@@ -1681,15 +2017,14 @@
           <w:bCs/>
           <w:lang w:val="pt-BR"/>
         </w:rPr>
-        <w:t>);</w:t>
-      </w:r>
-    </w:p>
-    <w:p>
-      <w:pPr>
-        <w:pStyle w:val="PargrafodaLista"/>
+        <w:t>, para tornar o site mais dinâmico e responsivo.</w:t>
+      </w:r>
+    </w:p>
+    <w:p>
+      <w:pPr>
         <w:numPr>
           <w:ilvl w:val="0"/>
-          <w:numId w:val="9"/>
+          <w:numId w:val="21"/>
         </w:numPr>
         <w:spacing w:after="0"/>
         <w:jc w:val="both"/>
@@ -1705,7 +2040,7 @@
           <w:bCs/>
           <w:lang w:val="pt-BR"/>
         </w:rPr>
-        <w:t xml:space="preserve">Estruturação e integração do </w:t>
+        <w:t>Desenvolvimento e integração do Back-</w:t>
       </w:r>
       <w:proofErr w:type="spellStart"/>
       <w:r>
@@ -1714,7 +2049,7 @@
           <w:bCs/>
           <w:lang w:val="pt-BR"/>
         </w:rPr>
-        <w:t>Backend</w:t>
+        <w:t>End</w:t>
       </w:r>
       <w:proofErr w:type="spellEnd"/>
       <w:r>
@@ -1723,33 +2058,14 @@
           <w:bCs/>
           <w:lang w:val="pt-BR"/>
         </w:rPr>
-        <w:t xml:space="preserve"> (</w:t>
-      </w:r>
-      <w:proofErr w:type="spellStart"/>
-      <w:r>
-        <w:rPr>
-          <w:rFonts w:ascii="Times New Roman" w:hAnsi="Times New Roman"/>
-          <w:bCs/>
-          <w:lang w:val="pt-BR"/>
-        </w:rPr>
-        <w:t>Php</w:t>
-      </w:r>
-      <w:proofErr w:type="spellEnd"/>
-      <w:r>
-        <w:rPr>
-          <w:rFonts w:ascii="Times New Roman" w:hAnsi="Times New Roman"/>
-          <w:bCs/>
-          <w:lang w:val="pt-BR"/>
-        </w:rPr>
-        <w:t>);</w:t>
-      </w:r>
-    </w:p>
-    <w:p>
-      <w:pPr>
-        <w:pStyle w:val="PargrafodaLista"/>
+        <w:t xml:space="preserve"> em PHP, garantindo a funcionalidade lógica e operacional do site.</w:t>
+      </w:r>
+    </w:p>
+    <w:p>
+      <w:pPr>
         <w:numPr>
           <w:ilvl w:val="0"/>
-          <w:numId w:val="9"/>
+          <w:numId w:val="21"/>
         </w:numPr>
         <w:spacing w:after="0"/>
         <w:jc w:val="both"/>
@@ -1765,15 +2081,14 @@
           <w:bCs/>
           <w:lang w:val="pt-BR"/>
         </w:rPr>
-        <w:t>Estruturação e integração do Banco de Dados (MySQL);</w:t>
-      </w:r>
-    </w:p>
-    <w:p>
-      <w:pPr>
-        <w:pStyle w:val="PargrafodaLista"/>
+        <w:t>Estruturação e integração do banco de dados em MySQL, assegurando o armazenamento seguro e eficiente das informações.</w:t>
+      </w:r>
+    </w:p>
+    <w:p>
+      <w:pPr>
         <w:numPr>
           <w:ilvl w:val="0"/>
-          <w:numId w:val="9"/>
+          <w:numId w:val="21"/>
         </w:numPr>
         <w:spacing w:after="0"/>
         <w:jc w:val="both"/>
@@ -1789,35 +2104,35 @@
           <w:bCs/>
           <w:lang w:val="pt-BR"/>
         </w:rPr>
-        <w:t>Criação do “/admin” para ir para uma página de administração do site com login e senha para a manutenção do site.</w:t>
-      </w:r>
-    </w:p>
-    <w:p>
-      <w:pPr>
-        <w:spacing w:after="0"/>
-        <w:ind w:left="360"/>
-        <w:jc w:val="both"/>
-        <w:rPr>
-          <w:rFonts w:ascii="Times New Roman" w:hAnsi="Times New Roman"/>
-          <w:bCs/>
-          <w:lang w:val="pt-BR"/>
-        </w:rPr>
-      </w:pPr>
-    </w:p>
-    <w:p>
-      <w:pPr>
-        <w:spacing w:after="0"/>
-        <w:ind w:left="360"/>
-        <w:jc w:val="both"/>
-        <w:rPr>
-          <w:rFonts w:ascii="Times New Roman" w:hAnsi="Times New Roman"/>
-          <w:bCs/>
-          <w:lang w:val="pt-BR"/>
-        </w:rPr>
-      </w:pPr>
-      <w:r>
-        <w:rPr>
-          <w:rFonts w:ascii="Times New Roman" w:hAnsi="Times New Roman"/>
+        <w:t>Implementação de uma página administrativa (/admin) com autenticação por login e senha, permitindo a manutenção e gestão do site.</w:t>
+      </w:r>
+    </w:p>
+    <w:p>
+      <w:pPr>
+        <w:spacing w:after="0"/>
+        <w:jc w:val="both"/>
+        <w:rPr>
+          <w:rFonts w:ascii="Times New Roman" w:hAnsi="Times New Roman"/>
+          <w:bCs/>
+          <w:lang w:val="pt-BR"/>
+        </w:rPr>
+      </w:pPr>
+    </w:p>
+    <w:p>
+      <w:pPr>
+        <w:spacing w:after="0"/>
+        <w:jc w:val="both"/>
+        <w:rPr>
+          <w:rFonts w:ascii="Times New Roman" w:hAnsi="Times New Roman"/>
+          <w:b/>
+          <w:bCs/>
+          <w:lang w:val="pt-BR"/>
+        </w:rPr>
+      </w:pPr>
+      <w:r>
+        <w:rPr>
+          <w:rFonts w:ascii="Times New Roman" w:hAnsi="Times New Roman"/>
+          <w:b/>
           <w:bCs/>
           <w:lang w:val="pt-BR"/>
         </w:rPr>
@@ -1826,10 +2141,20 @@
     </w:p>
     <w:p>
       <w:pPr>
-        <w:pStyle w:val="PargrafodaLista"/>
+        <w:spacing w:after="0"/>
+        <w:jc w:val="both"/>
+        <w:rPr>
+          <w:rFonts w:ascii="Times New Roman" w:hAnsi="Times New Roman"/>
+          <w:bCs/>
+          <w:lang w:val="pt-BR"/>
+        </w:rPr>
+      </w:pPr>
+    </w:p>
+    <w:p>
+      <w:pPr>
         <w:numPr>
           <w:ilvl w:val="0"/>
-          <w:numId w:val="10"/>
+          <w:numId w:val="22"/>
         </w:numPr>
         <w:spacing w:after="0"/>
         <w:jc w:val="both"/>
@@ -1845,24 +2170,14 @@
           <w:bCs/>
           <w:lang w:val="pt-BR"/>
         </w:rPr>
-        <w:lastRenderedPageBreak/>
-        <w:t xml:space="preserve">Para </w:t>
-      </w:r>
-      <w:r>
-        <w:rPr>
-          <w:rFonts w:ascii="Times New Roman" w:hAnsi="Times New Roman"/>
-          <w:bCs/>
-          <w:lang w:val="pt-BR"/>
-        </w:rPr>
-        <w:t>cada etapa avançada na parte de programação, serão realizados os testes para tratativas de erros e exceções;</w:t>
-      </w:r>
-    </w:p>
-    <w:p>
-      <w:pPr>
-        <w:pStyle w:val="PargrafodaLista"/>
+        <w:t>Para cada etapa do desenvolvimento, serão realizados testes rigorosos para identificar e corrigir erros e exceções.</w:t>
+      </w:r>
+    </w:p>
+    <w:p>
+      <w:pPr>
         <w:numPr>
           <w:ilvl w:val="0"/>
-          <w:numId w:val="10"/>
+          <w:numId w:val="22"/>
         </w:numPr>
         <w:spacing w:after="0"/>
         <w:jc w:val="both"/>
@@ -1878,15 +2193,14 @@
           <w:bCs/>
           <w:lang w:val="pt-BR"/>
         </w:rPr>
-        <w:t>Antes da publicação efetiva do site, será publicado um site em um domínio de teste para garantir a funcionalidade do site;</w:t>
-      </w:r>
-    </w:p>
-    <w:p>
-      <w:pPr>
-        <w:pStyle w:val="PargrafodaLista"/>
+        <w:t>Antes da publicação oficial, o site será disponibilizado em um domínio de teste, a fim de validar suas funcionalidades e realizar ajustes finais.</w:t>
+      </w:r>
+    </w:p>
+    <w:p>
+      <w:pPr>
         <w:numPr>
           <w:ilvl w:val="0"/>
-          <w:numId w:val="10"/>
+          <w:numId w:val="22"/>
         </w:numPr>
         <w:spacing w:after="0"/>
         <w:jc w:val="both"/>
@@ -1902,7 +2216,25 @@
           <w:bCs/>
           <w:lang w:val="pt-BR"/>
         </w:rPr>
-        <w:t>A cada etapa concluída, será feita novamente uma consulta à algumas pessoas pontuais para melhor desenvolvimento do Projeto.</w:t>
+        <w:t xml:space="preserve">Após a conclusão de cada etapa, serão realizadas consultas com </w:t>
+      </w:r>
+      <w:proofErr w:type="spellStart"/>
+      <w:r>
+        <w:rPr>
+          <w:rFonts w:ascii="Times New Roman" w:hAnsi="Times New Roman"/>
+          <w:bCs/>
+          <w:lang w:val="pt-BR"/>
+        </w:rPr>
+        <w:t>pessoas-chave</w:t>
+      </w:r>
+      <w:proofErr w:type="spellEnd"/>
+      <w:r>
+        <w:rPr>
+          <w:rFonts w:ascii="Times New Roman" w:hAnsi="Times New Roman"/>
+          <w:bCs/>
+          <w:lang w:val="pt-BR"/>
+        </w:rPr>
+        <w:t xml:space="preserve"> da comunidade para obter feedback e garantir o aprimoramento contínuo do projeto.</w:t>
       </w:r>
     </w:p>
     <w:p>
@@ -1963,7 +2295,7 @@
         <w:pStyle w:val="PargrafodaLista"/>
         <w:numPr>
           <w:ilvl w:val="0"/>
-          <w:numId w:val="11"/>
+          <w:numId w:val="23"/>
         </w:numPr>
         <w:spacing w:after="0"/>
         <w:jc w:val="both"/>
@@ -1976,10 +2308,19 @@
       <w:r>
         <w:rPr>
           <w:rFonts w:ascii="Times New Roman" w:hAnsi="Times New Roman"/>
-          <w:bCs/>
-          <w:lang w:val="pt-BR"/>
-        </w:rPr>
-        <w:t>Demora na execução do Projeto pela falta de tempo;</w:t>
+          <w:b/>
+          <w:bCs/>
+          <w:lang w:val="pt-BR"/>
+        </w:rPr>
+        <w:t>Atraso na execução do projeto</w:t>
+      </w:r>
+      <w:r>
+        <w:rPr>
+          <w:rFonts w:ascii="Times New Roman" w:hAnsi="Times New Roman"/>
+          <w:bCs/>
+          <w:lang w:val="pt-BR"/>
+        </w:rPr>
+        <w:t xml:space="preserve"> devido à limitação de tempo, considerando a necessidade de conciliar o desenvolvimento com outras responsabilidades pessoais e acadêmicas.</w:t>
       </w:r>
     </w:p>
     <w:p>
@@ -1987,27 +2328,40 @@
         <w:pStyle w:val="PargrafodaLista"/>
         <w:numPr>
           <w:ilvl w:val="0"/>
-          <w:numId w:val="11"/>
+          <w:numId w:val="23"/>
         </w:numPr>
         <w:spacing w:after="0"/>
         <w:jc w:val="both"/>
         <w:rPr>
           <w:rFonts w:ascii="Times New Roman" w:hAnsi="Times New Roman"/>
-          <w:bCs/>
-          <w:lang w:val="pt-BR"/>
-        </w:rPr>
-      </w:pPr>
-      <w:r>
-        <w:rPr>
-          <w:rFonts w:ascii="Times New Roman" w:hAnsi="Times New Roman"/>
-          <w:bCs/>
-          <w:lang w:val="pt-BR"/>
-        </w:rPr>
-        <w:t>Ramificação de ideias e objetivos pelos diversos pedidos de usuários.</w:t>
-      </w:r>
-    </w:p>
-    <w:p>
-      <w:pPr>
+          <w:b/>
+          <w:sz w:val="28"/>
+          <w:szCs w:val="28"/>
+          <w:lang w:val="pt-BR"/>
+        </w:rPr>
+      </w:pPr>
+      <w:r>
+        <w:rPr>
+          <w:rFonts w:ascii="Times New Roman" w:hAnsi="Times New Roman"/>
+          <w:b/>
+          <w:bCs/>
+          <w:lang w:val="pt-BR"/>
+        </w:rPr>
+        <w:lastRenderedPageBreak/>
+        <w:t>Desvio do escopo inicial</w:t>
+      </w:r>
+      <w:r>
+        <w:rPr>
+          <w:rFonts w:ascii="Times New Roman" w:hAnsi="Times New Roman"/>
+          <w:bCs/>
+          <w:lang w:val="pt-BR"/>
+        </w:rPr>
+        <w:t xml:space="preserve"> causado pela ramificação de ideias e objetivos, decorrente dos diversos pedidos e sugestões recebidos dos usuários.</w:t>
+      </w:r>
+    </w:p>
+    <w:p>
+      <w:pPr>
+        <w:pStyle w:val="PargrafodaLista"/>
         <w:spacing w:after="0"/>
         <w:jc w:val="both"/>
         <w:rPr>
@@ -2074,7 +2428,7 @@
         <w:pStyle w:val="PargrafodaLista"/>
         <w:numPr>
           <w:ilvl w:val="0"/>
-          <w:numId w:val="12"/>
+          <w:numId w:val="24"/>
         </w:numPr>
         <w:spacing w:after="0"/>
         <w:jc w:val="both"/>
@@ -2087,10 +2441,19 @@
       <w:r>
         <w:rPr>
           <w:rFonts w:ascii="Times New Roman" w:hAnsi="Times New Roman"/>
-          <w:bCs/>
-          <w:lang w:val="pt-BR"/>
-        </w:rPr>
-        <w:t>Melhor administração do tempo e utilizar do projeto para estudar para a faculdade e me aprimorar no estágio.</w:t>
+          <w:b/>
+          <w:bCs/>
+          <w:lang w:val="pt-BR"/>
+        </w:rPr>
+        <w:t>Gestão eficiente do tempo</w:t>
+      </w:r>
+      <w:r>
+        <w:rPr>
+          <w:rFonts w:ascii="Times New Roman" w:hAnsi="Times New Roman"/>
+          <w:bCs/>
+          <w:lang w:val="pt-BR"/>
+        </w:rPr>
+        <w:t>: Planejar e organizar as tarefas para integrar o desenvolvimento do projeto com os estudos acadêmicos e as atividades do estágio, aproveitando o projeto como uma oportunidade de aprendizado e aprimoramento profissional.</w:t>
       </w:r>
     </w:p>
     <w:p>
@@ -2098,7 +2461,7 @@
         <w:pStyle w:val="PargrafodaLista"/>
         <w:numPr>
           <w:ilvl w:val="0"/>
-          <w:numId w:val="12"/>
+          <w:numId w:val="24"/>
         </w:numPr>
         <w:spacing w:after="0"/>
         <w:jc w:val="both"/>
@@ -2111,11 +2474,86 @@
       <w:r>
         <w:rPr>
           <w:rFonts w:ascii="Times New Roman" w:hAnsi="Times New Roman"/>
-          <w:bCs/>
-          <w:lang w:val="pt-BR"/>
-        </w:rPr>
-        <w:t>Focar no que é necessário, mesmo que signifique deixar ideias interessantes para um outro projeto.</w:t>
-      </w:r>
+          <w:b/>
+          <w:bCs/>
+          <w:lang w:val="pt-BR"/>
+        </w:rPr>
+        <w:t>Priorizar o essencial</w:t>
+      </w:r>
+      <w:r>
+        <w:rPr>
+          <w:rFonts w:ascii="Times New Roman" w:hAnsi="Times New Roman"/>
+          <w:bCs/>
+          <w:lang w:val="pt-BR"/>
+        </w:rPr>
+        <w:t>: Manter o foco nos objetivos principais do projeto, mesmo que isso implique deixar ideias secundárias ou complementares para futuras iniciativas.</w:t>
+      </w:r>
+    </w:p>
+    <w:p>
+      <w:pPr>
+        <w:spacing w:after="0"/>
+        <w:jc w:val="both"/>
+        <w:rPr>
+          <w:rFonts w:ascii="Times New Roman" w:hAnsi="Times New Roman"/>
+          <w:bCs/>
+          <w:lang w:val="pt-BR"/>
+        </w:rPr>
+      </w:pPr>
+    </w:p>
+    <w:p>
+      <w:pPr>
+        <w:spacing w:after="0"/>
+        <w:jc w:val="both"/>
+        <w:rPr>
+          <w:rFonts w:ascii="Times New Roman" w:hAnsi="Times New Roman"/>
+          <w:bCs/>
+          <w:lang w:val="pt-BR"/>
+        </w:rPr>
+      </w:pPr>
+    </w:p>
+    <w:p>
+      <w:pPr>
+        <w:spacing w:after="0"/>
+        <w:jc w:val="both"/>
+        <w:rPr>
+          <w:rFonts w:ascii="Times New Roman" w:hAnsi="Times New Roman"/>
+          <w:bCs/>
+          <w:lang w:val="pt-BR"/>
+        </w:rPr>
+      </w:pPr>
+    </w:p>
+    <w:p>
+      <w:pPr>
+        <w:spacing w:after="0"/>
+        <w:jc w:val="both"/>
+        <w:rPr>
+          <w:rFonts w:ascii="Times New Roman" w:hAnsi="Times New Roman"/>
+          <w:bCs/>
+          <w:lang w:val="pt-BR"/>
+        </w:rPr>
+      </w:pPr>
+    </w:p>
+    <w:p>
+      <w:pPr>
+        <w:spacing w:after="0"/>
+        <w:jc w:val="both"/>
+        <w:rPr>
+          <w:rFonts w:ascii="Times New Roman" w:hAnsi="Times New Roman"/>
+          <w:bCs/>
+          <w:lang w:val="pt-BR"/>
+        </w:rPr>
+      </w:pPr>
+    </w:p>
+    <w:p>
+      <w:pPr>
+        <w:spacing w:after="0"/>
+        <w:jc w:val="both"/>
+        <w:rPr>
+          <w:rFonts w:ascii="Times New Roman" w:hAnsi="Times New Roman"/>
+          <w:bCs/>
+          <w:lang w:val="pt-BR"/>
+        </w:rPr>
+      </w:pPr>
     </w:p>
     <w:p>
       <w:pPr>
@@ -2493,7 +2931,7 @@
       <w:pPr>
         <w:numPr>
           <w:ilvl w:val="0"/>
-          <w:numId w:val="1"/>
+          <w:numId w:val="26"/>
         </w:numPr>
         <w:spacing w:after="0"/>
         <w:jc w:val="both"/>
@@ -2559,21 +2997,219 @@
     <w:p>
       <w:pPr>
         <w:spacing w:after="0"/>
-        <w:ind w:left="360"/>
-        <w:jc w:val="both"/>
-        <w:rPr>
-          <w:rFonts w:ascii="Times New Roman" w:hAnsi="Times New Roman"/>
-          <w:bCs/>
-          <w:lang w:val="pt-BR"/>
-        </w:rPr>
-      </w:pPr>
-      <w:r>
-        <w:rPr>
-          <w:rFonts w:ascii="Times New Roman" w:hAnsi="Times New Roman"/>
-          <w:bCs/>
-          <w:lang w:val="pt-BR"/>
-        </w:rPr>
-        <w:t>1 – Lucas Venturin Trindade (Pioneiro): Detentor e produtor integral do Projeto.</w:t>
+        <w:jc w:val="both"/>
+        <w:rPr>
+          <w:rFonts w:ascii="Times New Roman" w:hAnsi="Times New Roman"/>
+          <w:bCs/>
+          <w:lang w:val="pt-BR"/>
+        </w:rPr>
+      </w:pPr>
+      <w:r>
+        <w:rPr>
+          <w:rFonts w:ascii="Times New Roman" w:hAnsi="Times New Roman"/>
+        </w:rPr>
+        <w:t>1</w:t>
+      </w:r>
+      <w:r>
+        <w:rPr>
+          <w:rFonts w:ascii="Times New Roman" w:hAnsi="Times New Roman"/>
+          <w:b/>
+          <w:bCs/>
+        </w:rPr>
+        <w:t xml:space="preserve"> - </w:t>
+      </w:r>
+      <w:r>
+        <w:rPr>
+          <w:rFonts w:ascii="Times New Roman" w:hAnsi="Times New Roman"/>
+          <w:b/>
+          <w:bCs/>
+        </w:rPr>
+        <w:t>Lucas Venturin Trindade (</w:t>
+      </w:r>
+      <w:proofErr w:type="spellStart"/>
+      <w:r>
+        <w:rPr>
+          <w:rFonts w:ascii="Times New Roman" w:hAnsi="Times New Roman"/>
+          <w:b/>
+          <w:bCs/>
+        </w:rPr>
+        <w:t>Pioneiro</w:t>
+      </w:r>
+      <w:proofErr w:type="spellEnd"/>
+      <w:r>
+        <w:rPr>
+          <w:rFonts w:ascii="Times New Roman" w:hAnsi="Times New Roman"/>
+          <w:b/>
+          <w:bCs/>
+        </w:rPr>
+        <w:t>)</w:t>
+      </w:r>
+      <w:r>
+        <w:rPr>
+          <w:rFonts w:ascii="Times New Roman" w:hAnsi="Times New Roman"/>
+          <w:bCs/>
+        </w:rPr>
+        <w:t xml:space="preserve">: </w:t>
+      </w:r>
+      <w:proofErr w:type="spellStart"/>
+      <w:r>
+        <w:rPr>
+          <w:rFonts w:ascii="Times New Roman" w:hAnsi="Times New Roman"/>
+          <w:bCs/>
+        </w:rPr>
+        <w:t>Responsável</w:t>
+      </w:r>
+      <w:proofErr w:type="spellEnd"/>
+      <w:r>
+        <w:rPr>
+          <w:rFonts w:ascii="Times New Roman" w:hAnsi="Times New Roman"/>
+          <w:bCs/>
+        </w:rPr>
+        <w:t xml:space="preserve"> integral pela </w:t>
+      </w:r>
+      <w:proofErr w:type="spellStart"/>
+      <w:r>
+        <w:rPr>
+          <w:rFonts w:ascii="Times New Roman" w:hAnsi="Times New Roman"/>
+          <w:bCs/>
+        </w:rPr>
+        <w:t>idealização</w:t>
+      </w:r>
+      <w:proofErr w:type="spellEnd"/>
+      <w:r>
+        <w:rPr>
+          <w:rFonts w:ascii="Times New Roman" w:hAnsi="Times New Roman"/>
+          <w:bCs/>
+        </w:rPr>
+        <w:t xml:space="preserve">, </w:t>
+      </w:r>
+      <w:proofErr w:type="spellStart"/>
+      <w:r>
+        <w:rPr>
+          <w:rFonts w:ascii="Times New Roman" w:hAnsi="Times New Roman"/>
+          <w:bCs/>
+        </w:rPr>
+        <w:t>desenvolvimento</w:t>
+      </w:r>
+      <w:proofErr w:type="spellEnd"/>
+      <w:r>
+        <w:rPr>
+          <w:rFonts w:ascii="Times New Roman" w:hAnsi="Times New Roman"/>
+          <w:bCs/>
+        </w:rPr>
+        <w:t xml:space="preserve"> e </w:t>
+      </w:r>
+      <w:proofErr w:type="spellStart"/>
+      <w:r>
+        <w:rPr>
+          <w:rFonts w:ascii="Times New Roman" w:hAnsi="Times New Roman"/>
+          <w:bCs/>
+        </w:rPr>
+        <w:t>execução</w:t>
+      </w:r>
+      <w:proofErr w:type="spellEnd"/>
+      <w:r>
+        <w:rPr>
+          <w:rFonts w:ascii="Times New Roman" w:hAnsi="Times New Roman"/>
+          <w:bCs/>
+        </w:rPr>
+        <w:t xml:space="preserve"> do </w:t>
+      </w:r>
+      <w:proofErr w:type="spellStart"/>
+      <w:r>
+        <w:rPr>
+          <w:rFonts w:ascii="Times New Roman" w:hAnsi="Times New Roman"/>
+          <w:bCs/>
+        </w:rPr>
+        <w:t>projeto</w:t>
+      </w:r>
+      <w:proofErr w:type="spellEnd"/>
+      <w:r>
+        <w:rPr>
+          <w:rFonts w:ascii="Times New Roman" w:hAnsi="Times New Roman"/>
+          <w:bCs/>
+        </w:rPr>
+        <w:t xml:space="preserve">, </w:t>
+      </w:r>
+      <w:proofErr w:type="spellStart"/>
+      <w:r>
+        <w:rPr>
+          <w:rFonts w:ascii="Times New Roman" w:hAnsi="Times New Roman"/>
+          <w:bCs/>
+        </w:rPr>
+        <w:t>atuando</w:t>
+      </w:r>
+      <w:proofErr w:type="spellEnd"/>
+      <w:r>
+        <w:rPr>
+          <w:rFonts w:ascii="Times New Roman" w:hAnsi="Times New Roman"/>
+          <w:bCs/>
+        </w:rPr>
+        <w:t xml:space="preserve"> </w:t>
+      </w:r>
+      <w:proofErr w:type="spellStart"/>
+      <w:r>
+        <w:rPr>
+          <w:rFonts w:ascii="Times New Roman" w:hAnsi="Times New Roman"/>
+          <w:bCs/>
+        </w:rPr>
+        <w:t>como</w:t>
+      </w:r>
+      <w:proofErr w:type="spellEnd"/>
+      <w:r>
+        <w:rPr>
+          <w:rFonts w:ascii="Times New Roman" w:hAnsi="Times New Roman"/>
+          <w:bCs/>
+        </w:rPr>
+        <w:t xml:space="preserve"> </w:t>
+      </w:r>
+      <w:proofErr w:type="spellStart"/>
+      <w:r>
+        <w:rPr>
+          <w:rFonts w:ascii="Times New Roman" w:hAnsi="Times New Roman"/>
+          <w:bCs/>
+        </w:rPr>
+        <w:t>produtor</w:t>
+      </w:r>
+      <w:proofErr w:type="spellEnd"/>
+      <w:r>
+        <w:rPr>
+          <w:rFonts w:ascii="Times New Roman" w:hAnsi="Times New Roman"/>
+          <w:bCs/>
+        </w:rPr>
+        <w:t xml:space="preserve"> e </w:t>
+      </w:r>
+      <w:proofErr w:type="spellStart"/>
+      <w:r>
+        <w:rPr>
+          <w:rFonts w:ascii="Times New Roman" w:hAnsi="Times New Roman"/>
+          <w:bCs/>
+        </w:rPr>
+        <w:t>detentor</w:t>
+      </w:r>
+      <w:proofErr w:type="spellEnd"/>
+      <w:r>
+        <w:rPr>
+          <w:rFonts w:ascii="Times New Roman" w:hAnsi="Times New Roman"/>
+          <w:bCs/>
+        </w:rPr>
+        <w:t xml:space="preserve"> do </w:t>
+      </w:r>
+      <w:proofErr w:type="spellStart"/>
+      <w:r>
+        <w:rPr>
+          <w:rFonts w:ascii="Times New Roman" w:hAnsi="Times New Roman"/>
+          <w:bCs/>
+        </w:rPr>
+        <w:t>mesmo</w:t>
+      </w:r>
+      <w:proofErr w:type="spellEnd"/>
+      <w:r>
+        <w:rPr>
+          <w:rFonts w:ascii="Times New Roman" w:hAnsi="Times New Roman"/>
+          <w:bCs/>
+        </w:rPr>
+        <w:t>.</w:t>
       </w:r>
     </w:p>
     <w:p>
@@ -2632,125 +3268,153 @@
     <w:p>
       <w:pPr>
         <w:spacing w:after="0"/>
-        <w:ind w:left="360" w:firstLine="348"/>
-        <w:jc w:val="both"/>
-        <w:rPr>
-          <w:rFonts w:ascii="Times New Roman" w:hAnsi="Times New Roman"/>
-          <w:bCs/>
-          <w:lang w:val="pt-BR"/>
-        </w:rPr>
-      </w:pPr>
-      <w:r>
-        <w:rPr>
-          <w:rFonts w:ascii="Times New Roman" w:hAnsi="Times New Roman"/>
-          <w:bCs/>
-          <w:lang w:val="pt-BR"/>
-        </w:rPr>
-        <w:t xml:space="preserve">1 – Alessandro </w:t>
-      </w:r>
-      <w:proofErr w:type="spellStart"/>
-      <w:r>
-        <w:rPr>
-          <w:rFonts w:ascii="Times New Roman" w:hAnsi="Times New Roman"/>
-          <w:bCs/>
-          <w:lang w:val="pt-BR"/>
-        </w:rPr>
-        <w:t>Frezatto</w:t>
-      </w:r>
-      <w:proofErr w:type="spellEnd"/>
-      <w:r>
-        <w:rPr>
-          <w:rFonts w:ascii="Times New Roman" w:hAnsi="Times New Roman"/>
-          <w:bCs/>
-          <w:lang w:val="pt-BR"/>
-        </w:rPr>
-        <w:t xml:space="preserve"> (</w:t>
-      </w:r>
-      <w:r>
-        <w:rPr>
-          <w:rFonts w:ascii="Times New Roman" w:hAnsi="Times New Roman"/>
-          <w:bCs/>
-          <w:lang w:val="pt-BR"/>
-        </w:rPr>
-        <w:t>Chefe</w:t>
-      </w:r>
-      <w:r>
-        <w:rPr>
-          <w:rFonts w:ascii="Times New Roman" w:hAnsi="Times New Roman"/>
-          <w:bCs/>
-          <w:lang w:val="pt-BR"/>
-        </w:rPr>
-        <w:t>): Coordenador e auxiliar durante o desenvolvimento do Projeto</w:t>
-      </w:r>
-    </w:p>
-    <w:p>
-      <w:pPr>
-        <w:spacing w:after="0"/>
-        <w:ind w:firstLine="360"/>
-        <w:jc w:val="both"/>
-        <w:rPr>
-          <w:rFonts w:ascii="Times New Roman" w:hAnsi="Times New Roman"/>
-          <w:bCs/>
-          <w:lang w:val="pt-BR"/>
-        </w:rPr>
-      </w:pPr>
-    </w:p>
-    <w:p>
-      <w:pPr>
-        <w:spacing w:after="0"/>
-        <w:ind w:left="360" w:firstLine="348"/>
-        <w:jc w:val="both"/>
-        <w:rPr>
-          <w:rFonts w:ascii="Times New Roman" w:hAnsi="Times New Roman"/>
-          <w:bCs/>
-          <w:lang w:val="pt-BR"/>
-        </w:rPr>
-      </w:pPr>
-      <w:r>
-        <w:rPr>
-          <w:rFonts w:ascii="Times New Roman" w:hAnsi="Times New Roman"/>
-          <w:bCs/>
-          <w:lang w:val="pt-BR"/>
-        </w:rPr>
-        <w:t xml:space="preserve">2 - Mirela </w:t>
-      </w:r>
-      <w:proofErr w:type="spellStart"/>
-      <w:r>
-        <w:rPr>
-          <w:rFonts w:ascii="Times New Roman" w:hAnsi="Times New Roman"/>
-          <w:bCs/>
-          <w:lang w:val="pt-BR"/>
-        </w:rPr>
-        <w:t>Gauginki</w:t>
-      </w:r>
-      <w:proofErr w:type="spellEnd"/>
-      <w:r>
-        <w:rPr>
-          <w:rFonts w:ascii="Times New Roman" w:hAnsi="Times New Roman"/>
-          <w:bCs/>
-          <w:lang w:val="pt-BR"/>
-        </w:rPr>
-        <w:t xml:space="preserve"> Camboim (Pioneiro): Auxiliadora durante a fase de prototipação e desenvolvimento da identidade visual.</w:t>
-      </w:r>
-    </w:p>
-    <w:p>
-      <w:pPr>
-        <w:spacing w:after="0"/>
-        <w:jc w:val="both"/>
-        <w:rPr>
-          <w:rFonts w:ascii="Times New Roman" w:hAnsi="Times New Roman"/>
-          <w:b/>
+        <w:jc w:val="both"/>
+        <w:rPr>
+          <w:rFonts w:ascii="Times New Roman" w:hAnsi="Times New Roman"/>
+          <w:bCs/>
+          <w:lang w:val="pt-BR"/>
+        </w:rPr>
+      </w:pPr>
+      <w:r>
+        <w:rPr>
+          <w:rFonts w:ascii="Times New Roman" w:hAnsi="Times New Roman"/>
+          <w:bCs/>
           <w:sz w:val="28"/>
           <w:szCs w:val="28"/>
           <w:lang w:val="pt-BR"/>
         </w:rPr>
+        <w:t>1</w:t>
+      </w:r>
+      <w:r>
+        <w:rPr>
+          <w:rFonts w:ascii="Times New Roman" w:hAnsi="Times New Roman"/>
+          <w:b/>
+          <w:sz w:val="28"/>
+          <w:szCs w:val="28"/>
+          <w:lang w:val="pt-BR"/>
+        </w:rPr>
+        <w:t xml:space="preserve"> - </w:t>
+      </w:r>
+      <w:r>
+        <w:rPr>
+          <w:rFonts w:ascii="Times New Roman" w:hAnsi="Times New Roman"/>
+          <w:b/>
+          <w:bCs/>
+          <w:lang w:val="pt-BR"/>
+        </w:rPr>
+        <w:t xml:space="preserve">Alessandro </w:t>
+      </w:r>
+      <w:proofErr w:type="spellStart"/>
+      <w:r>
+        <w:rPr>
+          <w:rFonts w:ascii="Times New Roman" w:hAnsi="Times New Roman"/>
+          <w:b/>
+          <w:bCs/>
+          <w:lang w:val="pt-BR"/>
+        </w:rPr>
+        <w:t>Frezzato</w:t>
+      </w:r>
+      <w:proofErr w:type="spellEnd"/>
+      <w:r>
+        <w:rPr>
+          <w:rFonts w:ascii="Times New Roman" w:hAnsi="Times New Roman"/>
+          <w:b/>
+          <w:bCs/>
+          <w:lang w:val="pt-BR"/>
+        </w:rPr>
+        <w:t xml:space="preserve"> (Chefe)</w:t>
+      </w:r>
+      <w:r>
+        <w:rPr>
+          <w:rFonts w:ascii="Times New Roman" w:hAnsi="Times New Roman"/>
+          <w:bCs/>
+          <w:lang w:val="pt-BR"/>
+        </w:rPr>
+        <w:t>: Coordenador e suporte durante o desenvolvimento do projeto, auxiliando na organização e execução das etapas necessárias.</w:t>
+      </w:r>
+    </w:p>
+    <w:p>
+      <w:pPr>
+        <w:spacing w:after="0"/>
+        <w:jc w:val="both"/>
+        <w:rPr>
+          <w:rFonts w:ascii="Times New Roman" w:hAnsi="Times New Roman"/>
+          <w:bCs/>
+          <w:lang w:val="pt-BR"/>
+        </w:rPr>
+      </w:pPr>
+    </w:p>
+    <w:p>
+      <w:pPr>
+        <w:spacing w:after="0"/>
+        <w:jc w:val="both"/>
+        <w:rPr>
+          <w:rFonts w:ascii="Times New Roman" w:hAnsi="Times New Roman"/>
+          <w:bCs/>
+          <w:lang w:val="pt-BR"/>
+        </w:rPr>
+      </w:pPr>
+      <w:r>
+        <w:rPr>
+          <w:rFonts w:ascii="Times New Roman" w:hAnsi="Times New Roman"/>
+          <w:lang w:val="pt-BR"/>
+        </w:rPr>
+        <w:t xml:space="preserve">2 - </w:t>
+      </w:r>
+      <w:r>
+        <w:rPr>
+          <w:rFonts w:ascii="Times New Roman" w:hAnsi="Times New Roman"/>
+          <w:b/>
+          <w:bCs/>
+          <w:lang w:val="pt-BR"/>
+        </w:rPr>
+        <w:t xml:space="preserve">Mirela </w:t>
+      </w:r>
+      <w:proofErr w:type="spellStart"/>
+      <w:r>
+        <w:rPr>
+          <w:rFonts w:ascii="Times New Roman" w:hAnsi="Times New Roman"/>
+          <w:b/>
+          <w:bCs/>
+          <w:lang w:val="pt-BR"/>
+        </w:rPr>
+        <w:t>Gauginski</w:t>
+      </w:r>
+      <w:proofErr w:type="spellEnd"/>
+      <w:r>
+        <w:rPr>
+          <w:rFonts w:ascii="Times New Roman" w:hAnsi="Times New Roman"/>
+          <w:b/>
+          <w:bCs/>
+          <w:lang w:val="pt-BR"/>
+        </w:rPr>
+        <w:t xml:space="preserve"> Camboim (Pioneira)</w:t>
+      </w:r>
+      <w:r>
+        <w:rPr>
+          <w:rFonts w:ascii="Times New Roman" w:hAnsi="Times New Roman"/>
+          <w:bCs/>
+          <w:lang w:val="pt-BR"/>
+        </w:rPr>
+        <w:t>: Colaboradora na fase de prototipação e no desenvolvimento da identidade visual do site.</w:t>
+      </w:r>
+    </w:p>
+    <w:p>
+      <w:pPr>
+        <w:spacing w:after="0"/>
+        <w:jc w:val="both"/>
+        <w:rPr>
+          <w:rFonts w:ascii="Times New Roman" w:hAnsi="Times New Roman"/>
+          <w:bCs/>
+          <w:lang w:val="pt-BR"/>
+        </w:rPr>
       </w:pPr>
     </w:p>
     <w:p>
       <w:pPr>
         <w:numPr>
           <w:ilvl w:val="0"/>
-          <w:numId w:val="1"/>
+          <w:numId w:val="26"/>
         </w:numPr>
         <w:spacing w:after="0"/>
         <w:jc w:val="both"/>
@@ -2772,6 +3436,20 @@
         </w:rPr>
         <w:t>Partes interessadas</w:t>
       </w:r>
+    </w:p>
+    <w:p>
+      <w:pPr>
+        <w:spacing w:after="0"/>
+        <w:ind w:left="720"/>
+        <w:jc w:val="both"/>
+        <w:rPr>
+          <w:rFonts w:ascii="Times New Roman" w:hAnsi="Times New Roman"/>
+          <w:b/>
+          <w:sz w:val="28"/>
+          <w:szCs w:val="28"/>
+          <w:lang w:val="pt-BR"/>
+        </w:rPr>
+      </w:pPr>
     </w:p>
     <w:p>
       <w:pPr>
@@ -2816,28 +3494,88 @@
     <w:p>
       <w:pPr>
         <w:spacing w:after="0"/>
-        <w:ind w:left="360" w:firstLine="348"/>
-        <w:jc w:val="both"/>
-        <w:rPr>
-          <w:rFonts w:ascii="Times New Roman" w:hAnsi="Times New Roman"/>
-          <w:bCs/>
-          <w:lang w:val="pt-BR"/>
-        </w:rPr>
-      </w:pPr>
-      <w:r>
-        <w:rPr>
-          <w:rFonts w:ascii="Times New Roman" w:hAnsi="Times New Roman"/>
-          <w:bCs/>
-          <w:lang w:val="pt-BR"/>
-        </w:rPr>
-        <w:t xml:space="preserve">Pais, responsáveis e jovens da comunidade do Grupo Escoteiro Jorge </w:t>
+        <w:jc w:val="both"/>
+        <w:rPr>
+          <w:rFonts w:ascii="Times New Roman" w:hAnsi="Times New Roman"/>
+          <w:bCs/>
+        </w:rPr>
+      </w:pPr>
+      <w:r>
+        <w:rPr>
+          <w:rFonts w:ascii="Times New Roman" w:hAnsi="Times New Roman"/>
+          <w:bCs/>
+        </w:rPr>
+        <w:t xml:space="preserve">Pais, </w:t>
       </w:r>
       <w:proofErr w:type="spellStart"/>
       <w:r>
         <w:rPr>
           <w:rFonts w:ascii="Times New Roman" w:hAnsi="Times New Roman"/>
           <w:bCs/>
-          <w:lang w:val="pt-BR"/>
+        </w:rPr>
+        <w:t>responsáveis</w:t>
+      </w:r>
+      <w:proofErr w:type="spellEnd"/>
+      <w:r>
+        <w:rPr>
+          <w:rFonts w:ascii="Times New Roman" w:hAnsi="Times New Roman"/>
+          <w:bCs/>
+        </w:rPr>
+        <w:t xml:space="preserve"> e </w:t>
+      </w:r>
+      <w:proofErr w:type="spellStart"/>
+      <w:r>
+        <w:rPr>
+          <w:rFonts w:ascii="Times New Roman" w:hAnsi="Times New Roman"/>
+          <w:bCs/>
+        </w:rPr>
+        <w:t>jovens</w:t>
+      </w:r>
+      <w:proofErr w:type="spellEnd"/>
+      <w:r>
+        <w:rPr>
+          <w:rFonts w:ascii="Times New Roman" w:hAnsi="Times New Roman"/>
+          <w:bCs/>
+        </w:rPr>
+        <w:t xml:space="preserve"> da </w:t>
+      </w:r>
+      <w:proofErr w:type="spellStart"/>
+      <w:r>
+        <w:rPr>
+          <w:rFonts w:ascii="Times New Roman" w:hAnsi="Times New Roman"/>
+          <w:bCs/>
+        </w:rPr>
+        <w:t>comunidade</w:t>
+      </w:r>
+      <w:proofErr w:type="spellEnd"/>
+      <w:r>
+        <w:rPr>
+          <w:rFonts w:ascii="Times New Roman" w:hAnsi="Times New Roman"/>
+          <w:bCs/>
+        </w:rPr>
+        <w:t xml:space="preserve"> do Grupo </w:t>
+      </w:r>
+      <w:proofErr w:type="spellStart"/>
+      <w:r>
+        <w:rPr>
+          <w:rFonts w:ascii="Times New Roman" w:hAnsi="Times New Roman"/>
+          <w:bCs/>
+        </w:rPr>
+        <w:t>Escoteiro</w:t>
+      </w:r>
+      <w:proofErr w:type="spellEnd"/>
+      <w:r>
+        <w:rPr>
+          <w:rFonts w:ascii="Times New Roman" w:hAnsi="Times New Roman"/>
+          <w:bCs/>
+        </w:rPr>
+        <w:t xml:space="preserve"> Jorge </w:t>
+      </w:r>
+      <w:proofErr w:type="spellStart"/>
+      <w:r>
+        <w:rPr>
+          <w:rFonts w:ascii="Times New Roman" w:hAnsi="Times New Roman"/>
+          <w:bCs/>
         </w:rPr>
         <w:t>Frassati</w:t>
       </w:r>
@@ -2846,9 +3584,312 @@
         <w:rPr>
           <w:rFonts w:ascii="Times New Roman" w:hAnsi="Times New Roman"/>
           <w:bCs/>
-          <w:lang w:val="pt-BR"/>
-        </w:rPr>
-        <w:t>, que fizeram parte durante a fase de pesquisa, dando suas sinceras opiniões e suporte para que seja desenvolvida a elicitação de requisitos e, consequentemente, o desenvolvimento do Projeto.</w:t>
+        </w:rPr>
+        <w:t xml:space="preserve">, que </w:t>
+      </w:r>
+      <w:proofErr w:type="spellStart"/>
+      <w:r>
+        <w:rPr>
+          <w:rFonts w:ascii="Times New Roman" w:hAnsi="Times New Roman"/>
+          <w:bCs/>
+        </w:rPr>
+        <w:t>participaram</w:t>
+      </w:r>
+      <w:proofErr w:type="spellEnd"/>
+      <w:r>
+        <w:rPr>
+          <w:rFonts w:ascii="Times New Roman" w:hAnsi="Times New Roman"/>
+          <w:bCs/>
+        </w:rPr>
+        <w:t xml:space="preserve"> </w:t>
+      </w:r>
+      <w:proofErr w:type="spellStart"/>
+      <w:r>
+        <w:rPr>
+          <w:rFonts w:ascii="Times New Roman" w:hAnsi="Times New Roman"/>
+          <w:bCs/>
+        </w:rPr>
+        <w:t>ativamente</w:t>
+      </w:r>
+      <w:proofErr w:type="spellEnd"/>
+      <w:r>
+        <w:rPr>
+          <w:rFonts w:ascii="Times New Roman" w:hAnsi="Times New Roman"/>
+          <w:bCs/>
+        </w:rPr>
+        <w:t xml:space="preserve"> </w:t>
+      </w:r>
+      <w:proofErr w:type="spellStart"/>
+      <w:r>
+        <w:rPr>
+          <w:rFonts w:ascii="Times New Roman" w:hAnsi="Times New Roman"/>
+          <w:bCs/>
+        </w:rPr>
+        <w:t>durante</w:t>
+      </w:r>
+      <w:proofErr w:type="spellEnd"/>
+      <w:r>
+        <w:rPr>
+          <w:rFonts w:ascii="Times New Roman" w:hAnsi="Times New Roman"/>
+          <w:bCs/>
+        </w:rPr>
+        <w:t xml:space="preserve"> a </w:t>
+      </w:r>
+      <w:proofErr w:type="spellStart"/>
+      <w:r>
+        <w:rPr>
+          <w:rFonts w:ascii="Times New Roman" w:hAnsi="Times New Roman"/>
+          <w:bCs/>
+        </w:rPr>
+        <w:t>fase</w:t>
+      </w:r>
+      <w:proofErr w:type="spellEnd"/>
+      <w:r>
+        <w:rPr>
+          <w:rFonts w:ascii="Times New Roman" w:hAnsi="Times New Roman"/>
+          <w:bCs/>
+        </w:rPr>
+        <w:t xml:space="preserve"> de </w:t>
+      </w:r>
+      <w:proofErr w:type="spellStart"/>
+      <w:r>
+        <w:rPr>
+          <w:rFonts w:ascii="Times New Roman" w:hAnsi="Times New Roman"/>
+          <w:bCs/>
+        </w:rPr>
+        <w:t>pesquisa</w:t>
+      </w:r>
+      <w:proofErr w:type="spellEnd"/>
+      <w:r>
+        <w:rPr>
+          <w:rFonts w:ascii="Times New Roman" w:hAnsi="Times New Roman"/>
+          <w:bCs/>
+        </w:rPr>
+        <w:t xml:space="preserve">, </w:t>
+      </w:r>
+      <w:proofErr w:type="spellStart"/>
+      <w:r>
+        <w:rPr>
+          <w:rFonts w:ascii="Times New Roman" w:hAnsi="Times New Roman"/>
+          <w:bCs/>
+        </w:rPr>
+        <w:t>oferecendo</w:t>
+      </w:r>
+      <w:proofErr w:type="spellEnd"/>
+      <w:r>
+        <w:rPr>
+          <w:rFonts w:ascii="Times New Roman" w:hAnsi="Times New Roman"/>
+          <w:bCs/>
+        </w:rPr>
+        <w:t xml:space="preserve"> </w:t>
+      </w:r>
+      <w:proofErr w:type="spellStart"/>
+      <w:r>
+        <w:rPr>
+          <w:rFonts w:ascii="Times New Roman" w:hAnsi="Times New Roman"/>
+          <w:bCs/>
+        </w:rPr>
+        <w:t>suas</w:t>
+      </w:r>
+      <w:proofErr w:type="spellEnd"/>
+      <w:r>
+        <w:rPr>
+          <w:rFonts w:ascii="Times New Roman" w:hAnsi="Times New Roman"/>
+          <w:bCs/>
+        </w:rPr>
+        <w:t xml:space="preserve"> </w:t>
+      </w:r>
+      <w:proofErr w:type="spellStart"/>
+      <w:r>
+        <w:rPr>
+          <w:rFonts w:ascii="Times New Roman" w:hAnsi="Times New Roman"/>
+          <w:bCs/>
+        </w:rPr>
+        <w:t>opiniões</w:t>
+      </w:r>
+      <w:proofErr w:type="spellEnd"/>
+      <w:r>
+        <w:rPr>
+          <w:rFonts w:ascii="Times New Roman" w:hAnsi="Times New Roman"/>
+          <w:bCs/>
+        </w:rPr>
+        <w:t xml:space="preserve"> </w:t>
+      </w:r>
+      <w:proofErr w:type="spellStart"/>
+      <w:r>
+        <w:rPr>
+          <w:rFonts w:ascii="Times New Roman" w:hAnsi="Times New Roman"/>
+          <w:bCs/>
+        </w:rPr>
+        <w:t>sinceras</w:t>
+      </w:r>
+      <w:proofErr w:type="spellEnd"/>
+      <w:r>
+        <w:rPr>
+          <w:rFonts w:ascii="Times New Roman" w:hAnsi="Times New Roman"/>
+          <w:bCs/>
+        </w:rPr>
+        <w:t xml:space="preserve"> e </w:t>
+      </w:r>
+      <w:proofErr w:type="spellStart"/>
+      <w:r>
+        <w:rPr>
+          <w:rFonts w:ascii="Times New Roman" w:hAnsi="Times New Roman"/>
+          <w:bCs/>
+        </w:rPr>
+        <w:t>apoio</w:t>
+      </w:r>
+      <w:proofErr w:type="spellEnd"/>
+      <w:r>
+        <w:rPr>
+          <w:rFonts w:ascii="Times New Roman" w:hAnsi="Times New Roman"/>
+          <w:bCs/>
+        </w:rPr>
+        <w:t xml:space="preserve">. Suas </w:t>
+      </w:r>
+      <w:proofErr w:type="spellStart"/>
+      <w:r>
+        <w:rPr>
+          <w:rFonts w:ascii="Times New Roman" w:hAnsi="Times New Roman"/>
+          <w:bCs/>
+        </w:rPr>
+        <w:t>contribuições</w:t>
+      </w:r>
+      <w:proofErr w:type="spellEnd"/>
+      <w:r>
+        <w:rPr>
+          <w:rFonts w:ascii="Times New Roman" w:hAnsi="Times New Roman"/>
+          <w:bCs/>
+        </w:rPr>
+        <w:t xml:space="preserve"> </w:t>
+      </w:r>
+      <w:proofErr w:type="spellStart"/>
+      <w:r>
+        <w:rPr>
+          <w:rFonts w:ascii="Times New Roman" w:hAnsi="Times New Roman"/>
+          <w:bCs/>
+        </w:rPr>
+        <w:t>foram</w:t>
+      </w:r>
+      <w:proofErr w:type="spellEnd"/>
+      <w:r>
+        <w:rPr>
+          <w:rFonts w:ascii="Times New Roman" w:hAnsi="Times New Roman"/>
+          <w:bCs/>
+        </w:rPr>
+        <w:t xml:space="preserve"> </w:t>
+      </w:r>
+      <w:proofErr w:type="spellStart"/>
+      <w:r>
+        <w:rPr>
+          <w:rFonts w:ascii="Times New Roman" w:hAnsi="Times New Roman"/>
+          <w:bCs/>
+        </w:rPr>
+        <w:t>fundamentais</w:t>
+      </w:r>
+      <w:proofErr w:type="spellEnd"/>
+      <w:r>
+        <w:rPr>
+          <w:rFonts w:ascii="Times New Roman" w:hAnsi="Times New Roman"/>
+          <w:bCs/>
+        </w:rPr>
+        <w:t xml:space="preserve"> para a </w:t>
+      </w:r>
+      <w:proofErr w:type="spellStart"/>
+      <w:r>
+        <w:rPr>
+          <w:rFonts w:ascii="Times New Roman" w:hAnsi="Times New Roman"/>
+          <w:bCs/>
+        </w:rPr>
+        <w:t>elicitação</w:t>
+      </w:r>
+      <w:proofErr w:type="spellEnd"/>
+      <w:r>
+        <w:rPr>
+          <w:rFonts w:ascii="Times New Roman" w:hAnsi="Times New Roman"/>
+          <w:bCs/>
+        </w:rPr>
+        <w:t xml:space="preserve"> de </w:t>
+      </w:r>
+      <w:proofErr w:type="spellStart"/>
+      <w:r>
+        <w:rPr>
+          <w:rFonts w:ascii="Times New Roman" w:hAnsi="Times New Roman"/>
+          <w:bCs/>
+        </w:rPr>
+        <w:t>requisitos</w:t>
+      </w:r>
+      <w:proofErr w:type="spellEnd"/>
+      <w:r>
+        <w:rPr>
+          <w:rFonts w:ascii="Times New Roman" w:hAnsi="Times New Roman"/>
+          <w:bCs/>
+        </w:rPr>
+        <w:t xml:space="preserve">, </w:t>
+      </w:r>
+      <w:proofErr w:type="spellStart"/>
+      <w:r>
+        <w:rPr>
+          <w:rFonts w:ascii="Times New Roman" w:hAnsi="Times New Roman"/>
+          <w:bCs/>
+        </w:rPr>
+        <w:t>fornecendo</w:t>
+      </w:r>
+      <w:proofErr w:type="spellEnd"/>
+      <w:r>
+        <w:rPr>
+          <w:rFonts w:ascii="Times New Roman" w:hAnsi="Times New Roman"/>
+          <w:bCs/>
+        </w:rPr>
+        <w:t xml:space="preserve"> a base </w:t>
+      </w:r>
+      <w:proofErr w:type="spellStart"/>
+      <w:r>
+        <w:rPr>
+          <w:rFonts w:ascii="Times New Roman" w:hAnsi="Times New Roman"/>
+          <w:bCs/>
+        </w:rPr>
+        <w:t>necessária</w:t>
+      </w:r>
+      <w:proofErr w:type="spellEnd"/>
+      <w:r>
+        <w:rPr>
+          <w:rFonts w:ascii="Times New Roman" w:hAnsi="Times New Roman"/>
+          <w:bCs/>
+        </w:rPr>
+        <w:t xml:space="preserve"> para o </w:t>
+      </w:r>
+      <w:proofErr w:type="spellStart"/>
+      <w:r>
+        <w:rPr>
+          <w:rFonts w:ascii="Times New Roman" w:hAnsi="Times New Roman"/>
+          <w:bCs/>
+        </w:rPr>
+        <w:t>desenvolvimento</w:t>
+      </w:r>
+      <w:proofErr w:type="spellEnd"/>
+      <w:r>
+        <w:rPr>
+          <w:rFonts w:ascii="Times New Roman" w:hAnsi="Times New Roman"/>
+          <w:bCs/>
+        </w:rPr>
+        <w:t xml:space="preserve"> do </w:t>
+      </w:r>
+      <w:proofErr w:type="spellStart"/>
+      <w:r>
+        <w:rPr>
+          <w:rFonts w:ascii="Times New Roman" w:hAnsi="Times New Roman"/>
+          <w:bCs/>
+        </w:rPr>
+        <w:t>projeto</w:t>
+      </w:r>
+      <w:proofErr w:type="spellEnd"/>
+      <w:r>
+        <w:rPr>
+          <w:rFonts w:ascii="Times New Roman" w:hAnsi="Times New Roman"/>
+          <w:bCs/>
+        </w:rPr>
+        <w:t>.</w:t>
       </w:r>
     </w:p>
     <w:p>
@@ -2905,49 +3946,73 @@
     <w:p>
       <w:pPr>
         <w:spacing w:after="0"/>
-        <w:ind w:left="360"/>
-        <w:jc w:val="both"/>
-        <w:rPr>
-          <w:rFonts w:ascii="Times New Roman" w:hAnsi="Times New Roman"/>
-          <w:bCs/>
-          <w:lang w:val="pt-BR"/>
-        </w:rPr>
-      </w:pPr>
-      <w:r>
-        <w:rPr>
-          <w:rFonts w:ascii="Times New Roman" w:hAnsi="Times New Roman"/>
-          <w:bCs/>
-          <w:lang w:val="pt-BR"/>
-        </w:rPr>
-        <w:t>1 - Todos aqueles que se interessarem pelo Movimento Escoteiro: Essa máxima pode ser atribuída ao desenvolvimento desse Projeto, visto sua linguagem fácil e acessível a todos.</w:t>
-      </w:r>
-    </w:p>
-    <w:p>
-      <w:pPr>
-        <w:spacing w:after="0"/>
-        <w:ind w:left="360"/>
-        <w:jc w:val="both"/>
-        <w:rPr>
-          <w:rFonts w:ascii="Times New Roman" w:hAnsi="Times New Roman"/>
-          <w:bCs/>
-          <w:lang w:val="pt-BR"/>
-        </w:rPr>
-      </w:pPr>
-      <w:r>
-        <w:rPr>
-          <w:rFonts w:ascii="Times New Roman" w:hAnsi="Times New Roman"/>
-          <w:bCs/>
-          <w:lang w:val="pt-BR"/>
-        </w:rPr>
-        <w:t xml:space="preserve">2 – Todos aqueles que se interessarem pelo desenvolvimento de um site escoteiro: Digo isso de forma que o desenvolvimento desse site se apresenta de forma moldável, podendo ser reconstruída da forma que mais agradar a todos </w:t>
-      </w:r>
-      <w:r>
-        <w:rPr>
-          <w:rFonts w:ascii="Times New Roman" w:hAnsi="Times New Roman"/>
-          <w:bCs/>
-          <w:lang w:val="pt-BR"/>
-        </w:rPr>
-        <w:t>que algum dia se interessarem em desenvolver um site para seu próprio Grupo ou Organização. Além de ser uma prova de que todo o projeto, independentemente do tamanho, pode ser realizado.</w:t>
+        <w:jc w:val="both"/>
+        <w:rPr>
+          <w:rFonts w:ascii="Times New Roman" w:hAnsi="Times New Roman"/>
+          <w:bCs/>
+          <w:lang w:val="pt-BR"/>
+        </w:rPr>
+      </w:pPr>
+      <w:r>
+        <w:rPr>
+          <w:rFonts w:ascii="Times New Roman" w:hAnsi="Times New Roman"/>
+          <w:bCs/>
+          <w:lang w:val="pt-BR"/>
+        </w:rPr>
+        <w:t xml:space="preserve">  </w:t>
+      </w:r>
+      <w:r>
+        <w:rPr>
+          <w:rFonts w:ascii="Times New Roman" w:hAnsi="Times New Roman"/>
+          <w:b/>
+          <w:bCs/>
+          <w:lang w:val="pt-BR"/>
+        </w:rPr>
+        <w:t>Interessados pelo Movimento Escoteiro</w:t>
+      </w:r>
+      <w:r>
+        <w:rPr>
+          <w:rFonts w:ascii="Times New Roman" w:hAnsi="Times New Roman"/>
+          <w:bCs/>
+          <w:lang w:val="pt-BR"/>
+        </w:rPr>
+        <w:t>: O projeto utiliza uma linguagem acessível e inclusiva, facilitando o entendimento e engajamento de qualquer pessoa interessada em conhecer mais sobre o escotismo.</w:t>
+      </w:r>
+    </w:p>
+    <w:p>
+      <w:pPr>
+        <w:spacing w:after="0"/>
+        <w:jc w:val="both"/>
+        <w:rPr>
+          <w:rFonts w:ascii="Times New Roman" w:hAnsi="Times New Roman"/>
+          <w:bCs/>
+          <w:lang w:val="pt-BR"/>
+        </w:rPr>
+      </w:pPr>
+      <w:r>
+        <w:rPr>
+          <w:rFonts w:ascii="Times New Roman" w:hAnsi="Times New Roman"/>
+          <w:bCs/>
+          <w:lang w:val="pt-BR"/>
+        </w:rPr>
+        <w:t xml:space="preserve">  </w:t>
+      </w:r>
+      <w:r>
+        <w:rPr>
+          <w:rFonts w:ascii="Times New Roman" w:hAnsi="Times New Roman"/>
+          <w:b/>
+          <w:bCs/>
+          <w:lang w:val="pt-BR"/>
+        </w:rPr>
+        <w:t>Desenvolvedores de sites escoteiros ou similares</w:t>
+      </w:r>
+      <w:r>
+        <w:rPr>
+          <w:rFonts w:ascii="Times New Roman" w:hAnsi="Times New Roman"/>
+          <w:bCs/>
+          <w:lang w:val="pt-BR"/>
+        </w:rPr>
+        <w:t>: O site serve como um modelo flexível, demonstrando que sua estrutura e funcionalidades podem ser adaptadas para atender às necessidades de outros Grupos ou Organizações. Além disso, é uma prova concreta de que projetos de qualquer escala podem ser realizados com planejamento e dedicação.</w:t>
       </w:r>
     </w:p>
     <w:p>
@@ -2967,7 +4032,7 @@
       <w:pPr>
         <w:numPr>
           <w:ilvl w:val="0"/>
-          <w:numId w:val="1"/>
+          <w:numId w:val="26"/>
         </w:numPr>
         <w:spacing w:after="0"/>
         <w:jc w:val="both"/>
@@ -3002,404 +4067,6 @@
           <w:lang w:val="pt-BR"/>
         </w:rPr>
       </w:pPr>
-    </w:p>
-    <w:p>
-      <w:pPr>
-        <w:pStyle w:val="PargrafodaLista"/>
-        <w:numPr>
-          <w:ilvl w:val="0"/>
-          <w:numId w:val="13"/>
-        </w:numPr>
-        <w:spacing w:after="0"/>
-        <w:jc w:val="both"/>
-        <w:rPr>
-          <w:rFonts w:ascii="Times New Roman" w:hAnsi="Times New Roman"/>
-          <w:bCs/>
-          <w:lang w:val="pt-BR"/>
-        </w:rPr>
-      </w:pPr>
-      <w:r>
-        <w:rPr>
-          <w:rFonts w:ascii="Times New Roman" w:hAnsi="Times New Roman"/>
-          <w:bCs/>
-          <w:lang w:val="pt-BR"/>
-        </w:rPr>
-        <w:t>Equipamentos:</w:t>
-      </w:r>
-    </w:p>
-    <w:p>
-      <w:pPr>
-        <w:pStyle w:val="PargrafodaLista"/>
-        <w:numPr>
-          <w:ilvl w:val="0"/>
-          <w:numId w:val="14"/>
-        </w:numPr>
-        <w:spacing w:after="0"/>
-        <w:jc w:val="both"/>
-        <w:rPr>
-          <w:rFonts w:ascii="Times New Roman" w:hAnsi="Times New Roman"/>
-          <w:bCs/>
-          <w:lang w:val="pt-BR"/>
-        </w:rPr>
-      </w:pPr>
-      <w:r>
-        <w:rPr>
-          <w:rFonts w:ascii="Times New Roman" w:hAnsi="Times New Roman"/>
-          <w:bCs/>
-          <w:lang w:val="pt-BR"/>
-        </w:rPr>
-        <w:t>Notebook de utilização pessoal.</w:t>
-      </w:r>
-    </w:p>
-    <w:p>
-      <w:pPr>
-        <w:pStyle w:val="PargrafodaLista"/>
-        <w:spacing w:after="0"/>
-        <w:ind w:left="1068"/>
-        <w:jc w:val="both"/>
-        <w:rPr>
-          <w:rFonts w:ascii="Times New Roman" w:hAnsi="Times New Roman"/>
-          <w:bCs/>
-          <w:lang w:val="pt-BR"/>
-        </w:rPr>
-      </w:pPr>
-    </w:p>
-    <w:p>
-      <w:pPr>
-        <w:pStyle w:val="PargrafodaLista"/>
-        <w:numPr>
-          <w:ilvl w:val="0"/>
-          <w:numId w:val="13"/>
-        </w:numPr>
-        <w:spacing w:after="0"/>
-        <w:jc w:val="both"/>
-        <w:rPr>
-          <w:rFonts w:ascii="Times New Roman" w:hAnsi="Times New Roman"/>
-          <w:bCs/>
-          <w:lang w:val="pt-BR"/>
-        </w:rPr>
-      </w:pPr>
-      <w:r>
-        <w:rPr>
-          <w:rFonts w:ascii="Times New Roman" w:hAnsi="Times New Roman"/>
-          <w:bCs/>
-          <w:lang w:val="pt-BR"/>
-        </w:rPr>
-        <w:t>Programas:</w:t>
-      </w:r>
-    </w:p>
-    <w:p>
-      <w:pPr>
-        <w:pStyle w:val="PargrafodaLista"/>
-        <w:numPr>
-          <w:ilvl w:val="1"/>
-          <w:numId w:val="13"/>
-        </w:numPr>
-        <w:spacing w:after="0"/>
-        <w:jc w:val="both"/>
-        <w:rPr>
-          <w:rFonts w:ascii="Times New Roman" w:hAnsi="Times New Roman"/>
-          <w:bCs/>
-          <w:lang w:val="pt-BR"/>
-        </w:rPr>
-      </w:pPr>
-      <w:r>
-        <w:rPr>
-          <w:rFonts w:ascii="Times New Roman" w:hAnsi="Times New Roman"/>
-          <w:bCs/>
-          <w:lang w:val="pt-BR"/>
-        </w:rPr>
-        <w:t>MySQL</w:t>
-      </w:r>
-      <w:r>
-        <w:rPr>
-          <w:rFonts w:ascii="Times New Roman" w:hAnsi="Times New Roman"/>
-          <w:bCs/>
-          <w:lang w:val="pt-BR"/>
-        </w:rPr>
-        <w:t>;</w:t>
-      </w:r>
-    </w:p>
-    <w:p>
-      <w:pPr>
-        <w:pStyle w:val="PargrafodaLista"/>
-        <w:numPr>
-          <w:ilvl w:val="1"/>
-          <w:numId w:val="13"/>
-        </w:numPr>
-        <w:spacing w:after="0"/>
-        <w:jc w:val="both"/>
-        <w:rPr>
-          <w:rFonts w:ascii="Times New Roman" w:hAnsi="Times New Roman"/>
-          <w:bCs/>
-          <w:lang w:val="pt-BR"/>
-        </w:rPr>
-      </w:pPr>
-      <w:r>
-        <w:rPr>
-          <w:rFonts w:ascii="Times New Roman" w:hAnsi="Times New Roman"/>
-          <w:bCs/>
-          <w:lang w:val="pt-BR"/>
-        </w:rPr>
-        <w:t xml:space="preserve">Visual Studio </w:t>
-      </w:r>
-      <w:proofErr w:type="spellStart"/>
-      <w:r>
-        <w:rPr>
-          <w:rFonts w:ascii="Times New Roman" w:hAnsi="Times New Roman"/>
-          <w:bCs/>
-          <w:lang w:val="pt-BR"/>
-        </w:rPr>
-        <w:t>Code</w:t>
-      </w:r>
-      <w:proofErr w:type="spellEnd"/>
-      <w:r>
-        <w:rPr>
-          <w:rFonts w:ascii="Times New Roman" w:hAnsi="Times New Roman"/>
-          <w:bCs/>
-          <w:lang w:val="pt-BR"/>
-        </w:rPr>
-        <w:t>;</w:t>
-      </w:r>
-    </w:p>
-    <w:p>
-      <w:pPr>
-        <w:pStyle w:val="PargrafodaLista"/>
-        <w:numPr>
-          <w:ilvl w:val="1"/>
-          <w:numId w:val="13"/>
-        </w:numPr>
-        <w:spacing w:after="0"/>
-        <w:jc w:val="both"/>
-        <w:rPr>
-          <w:rFonts w:ascii="Times New Roman" w:hAnsi="Times New Roman"/>
-          <w:bCs/>
-          <w:lang w:val="pt-BR"/>
-        </w:rPr>
-      </w:pPr>
-      <w:proofErr w:type="spellStart"/>
-      <w:r>
-        <w:rPr>
-          <w:rFonts w:ascii="Times New Roman" w:hAnsi="Times New Roman"/>
-          <w:bCs/>
-          <w:lang w:val="pt-BR"/>
-        </w:rPr>
-        <w:t>WordPress</w:t>
-      </w:r>
-      <w:proofErr w:type="spellEnd"/>
-      <w:r>
-        <w:rPr>
-          <w:rFonts w:ascii="Times New Roman" w:hAnsi="Times New Roman"/>
-          <w:bCs/>
-          <w:lang w:val="pt-BR"/>
-        </w:rPr>
-        <w:t>;</w:t>
-      </w:r>
-    </w:p>
-    <w:p>
-      <w:pPr>
-        <w:pStyle w:val="PargrafodaLista"/>
-        <w:numPr>
-          <w:ilvl w:val="1"/>
-          <w:numId w:val="13"/>
-        </w:numPr>
-        <w:spacing w:after="0"/>
-        <w:jc w:val="both"/>
-        <w:rPr>
-          <w:rFonts w:ascii="Times New Roman" w:hAnsi="Times New Roman"/>
-          <w:bCs/>
-          <w:lang w:val="pt-BR"/>
-        </w:rPr>
-      </w:pPr>
-      <w:proofErr w:type="spellStart"/>
-      <w:r>
-        <w:rPr>
-          <w:rFonts w:ascii="Times New Roman" w:hAnsi="Times New Roman"/>
-          <w:bCs/>
-          <w:lang w:val="pt-BR"/>
-        </w:rPr>
-        <w:t>Trello</w:t>
-      </w:r>
-      <w:proofErr w:type="spellEnd"/>
-      <w:r>
-        <w:rPr>
-          <w:rFonts w:ascii="Times New Roman" w:hAnsi="Times New Roman"/>
-          <w:bCs/>
-          <w:lang w:val="pt-BR"/>
-        </w:rPr>
-        <w:t>;</w:t>
-      </w:r>
-    </w:p>
-    <w:p>
-      <w:pPr>
-        <w:pStyle w:val="PargrafodaLista"/>
-        <w:numPr>
-          <w:ilvl w:val="1"/>
-          <w:numId w:val="13"/>
-        </w:numPr>
-        <w:spacing w:after="0"/>
-        <w:jc w:val="both"/>
-        <w:rPr>
-          <w:rFonts w:ascii="Times New Roman" w:hAnsi="Times New Roman"/>
-          <w:bCs/>
-          <w:lang w:val="pt-BR"/>
-        </w:rPr>
-      </w:pPr>
-      <w:proofErr w:type="spellStart"/>
-      <w:r>
-        <w:rPr>
-          <w:rFonts w:ascii="Times New Roman" w:hAnsi="Times New Roman"/>
-          <w:bCs/>
-          <w:lang w:val="pt-BR"/>
-        </w:rPr>
-        <w:t>Figma</w:t>
-      </w:r>
-      <w:proofErr w:type="spellEnd"/>
-      <w:r>
-        <w:rPr>
-          <w:rFonts w:ascii="Times New Roman" w:hAnsi="Times New Roman"/>
-          <w:bCs/>
-          <w:lang w:val="pt-BR"/>
-        </w:rPr>
-        <w:t>;</w:t>
-      </w:r>
-    </w:p>
-    <w:p>
-      <w:pPr>
-        <w:pStyle w:val="PargrafodaLista"/>
-        <w:numPr>
-          <w:ilvl w:val="1"/>
-          <w:numId w:val="13"/>
-        </w:numPr>
-        <w:spacing w:after="0"/>
-        <w:jc w:val="both"/>
-        <w:rPr>
-          <w:rFonts w:ascii="Times New Roman" w:hAnsi="Times New Roman"/>
-          <w:bCs/>
-          <w:lang w:val="pt-BR"/>
-        </w:rPr>
-      </w:pPr>
-      <w:proofErr w:type="spellStart"/>
-      <w:r>
-        <w:rPr>
-          <w:rFonts w:ascii="Times New Roman" w:hAnsi="Times New Roman"/>
-          <w:bCs/>
-          <w:lang w:val="pt-BR"/>
-        </w:rPr>
-        <w:t>Github</w:t>
-      </w:r>
-      <w:proofErr w:type="spellEnd"/>
-      <w:r>
-        <w:rPr>
-          <w:rFonts w:ascii="Times New Roman" w:hAnsi="Times New Roman"/>
-          <w:bCs/>
-          <w:lang w:val="pt-BR"/>
-        </w:rPr>
-        <w:t>;</w:t>
-      </w:r>
-    </w:p>
-    <w:p>
-      <w:pPr>
-        <w:pStyle w:val="PargrafodaLista"/>
-        <w:numPr>
-          <w:ilvl w:val="1"/>
-          <w:numId w:val="13"/>
-        </w:numPr>
-        <w:spacing w:after="0"/>
-        <w:jc w:val="both"/>
-        <w:rPr>
-          <w:rFonts w:ascii="Times New Roman" w:hAnsi="Times New Roman"/>
-          <w:bCs/>
-          <w:lang w:val="pt-BR"/>
-        </w:rPr>
-      </w:pPr>
-      <w:r>
-        <w:rPr>
-          <w:rFonts w:ascii="Times New Roman" w:hAnsi="Times New Roman"/>
-          <w:bCs/>
-          <w:lang w:val="pt-BR"/>
-        </w:rPr>
-        <w:lastRenderedPageBreak/>
-        <w:t xml:space="preserve">Google </w:t>
-      </w:r>
-      <w:proofErr w:type="spellStart"/>
-      <w:r>
-        <w:rPr>
-          <w:rFonts w:ascii="Times New Roman" w:hAnsi="Times New Roman"/>
-          <w:bCs/>
-          <w:lang w:val="pt-BR"/>
-        </w:rPr>
-        <w:t>Forms</w:t>
-      </w:r>
-      <w:proofErr w:type="spellEnd"/>
-      <w:r>
-        <w:rPr>
-          <w:rFonts w:ascii="Times New Roman" w:hAnsi="Times New Roman"/>
-          <w:bCs/>
-          <w:lang w:val="pt-BR"/>
-        </w:rPr>
-        <w:t>;</w:t>
-      </w:r>
-    </w:p>
-    <w:p>
-      <w:pPr>
-        <w:pStyle w:val="PargrafodaLista"/>
-        <w:numPr>
-          <w:ilvl w:val="1"/>
-          <w:numId w:val="13"/>
-        </w:numPr>
-        <w:spacing w:after="0"/>
-        <w:jc w:val="both"/>
-        <w:rPr>
-          <w:rFonts w:ascii="Times New Roman" w:hAnsi="Times New Roman"/>
-          <w:bCs/>
-          <w:lang w:val="pt-BR"/>
-        </w:rPr>
-      </w:pPr>
-      <w:r>
-        <w:rPr>
-          <w:rFonts w:ascii="Times New Roman" w:hAnsi="Times New Roman"/>
-          <w:bCs/>
-          <w:lang w:val="pt-BR"/>
-        </w:rPr>
-        <w:t>Excel.</w:t>
-      </w:r>
-    </w:p>
-    <w:p>
-      <w:pPr>
-        <w:spacing w:after="0"/>
-        <w:ind w:left="708"/>
-        <w:jc w:val="both"/>
-        <w:rPr>
-          <w:rFonts w:ascii="Times New Roman" w:hAnsi="Times New Roman"/>
-          <w:bCs/>
-          <w:lang w:val="pt-BR"/>
-        </w:rPr>
-      </w:pPr>
-    </w:p>
-    <w:p>
-      <w:pPr>
-        <w:pStyle w:val="PargrafodaLista"/>
-        <w:numPr>
-          <w:ilvl w:val="0"/>
-          <w:numId w:val="13"/>
-        </w:numPr>
-        <w:spacing w:after="0"/>
-        <w:jc w:val="both"/>
-        <w:rPr>
-          <w:rFonts w:ascii="Times New Roman" w:hAnsi="Times New Roman"/>
-          <w:bCs/>
-          <w:lang w:val="pt-BR"/>
-        </w:rPr>
-      </w:pPr>
-      <w:r>
-        <w:rPr>
-          <w:rFonts w:ascii="Times New Roman" w:hAnsi="Times New Roman"/>
-          <w:bCs/>
-          <w:lang w:val="pt-BR"/>
-        </w:rPr>
-        <w:t>Linguagens de Programação utilizadas:</w:t>
-      </w:r>
     </w:p>
     <w:p>
       <w:pPr>
@@ -3422,7 +4089,16 @@
           <w:bCs/>
           <w:lang w:val="pt-BR"/>
         </w:rPr>
-        <w:t>HTML;</w:t>
+        <w:t xml:space="preserve">  </w:t>
+      </w:r>
+      <w:r>
+        <w:rPr>
+          <w:rFonts w:ascii="Times New Roman" w:hAnsi="Times New Roman"/>
+          <w:b/>
+          <w:bCs/>
+          <w:lang w:val="pt-BR"/>
+        </w:rPr>
+        <w:t>Equipamentos</w:t>
       </w:r>
     </w:p>
     <w:p>
@@ -3446,7 +4122,7 @@
           <w:bCs/>
           <w:lang w:val="pt-BR"/>
         </w:rPr>
-        <w:t>CSS;</w:t>
+        <w:t>Notebook pessoal para desenvolvimento e execução do projeto.</w:t>
       </w:r>
     </w:p>
     <w:p>
@@ -3464,23 +4140,22 @@
           <w:lang w:val="pt-BR"/>
         </w:rPr>
       </w:pPr>
-      <w:proofErr w:type="spellStart"/>
-      <w:r>
-        <w:rPr>
-          <w:rFonts w:ascii="Times New Roman" w:hAnsi="Times New Roman"/>
-          <w:bCs/>
-          <w:lang w:val="pt-BR"/>
-        </w:rPr>
-        <w:t>JavaScript</w:t>
-      </w:r>
-      <w:proofErr w:type="spellEnd"/>
-      <w:r>
-        <w:rPr>
-          <w:rFonts w:ascii="Times New Roman" w:hAnsi="Times New Roman"/>
-          <w:bCs/>
-          <w:lang w:val="pt-BR"/>
-        </w:rPr>
-        <w:t>;</w:t>
+      <w:r>
+        <w:rPr>
+          <w:rFonts w:ascii="Times New Roman" w:hAnsi="Times New Roman"/>
+          <w:bCs/>
+          <w:lang w:val="pt-BR"/>
+        </w:rPr>
+        <w:t xml:space="preserve">  </w:t>
+      </w:r>
+      <w:r>
+        <w:rPr>
+          <w:rFonts w:ascii="Times New Roman" w:hAnsi="Times New Roman"/>
+          <w:b/>
+          <w:bCs/>
+          <w:lang w:val="pt-BR"/>
+        </w:rPr>
+        <w:t>Programas</w:t>
       </w:r>
     </w:p>
     <w:p>
@@ -3501,10 +4176,19 @@
       <w:r>
         <w:rPr>
           <w:rFonts w:ascii="Times New Roman" w:hAnsi="Times New Roman"/>
-          <w:bCs/>
-          <w:lang w:val="pt-BR"/>
-        </w:rPr>
-        <w:t>PHP;</w:t>
+          <w:b/>
+          <w:bCs/>
+          <w:lang w:val="pt-BR"/>
+        </w:rPr>
+        <w:t>MySQL</w:t>
+      </w:r>
+      <w:r>
+        <w:rPr>
+          <w:rFonts w:ascii="Times New Roman" w:hAnsi="Times New Roman"/>
+          <w:bCs/>
+          <w:lang w:val="pt-BR"/>
+        </w:rPr>
+        <w:t>: Gerenciamento do banco de dados.</w:t>
       </w:r>
     </w:p>
     <w:p>
@@ -3525,172 +4209,30 @@
       <w:r>
         <w:rPr>
           <w:rFonts w:ascii="Times New Roman" w:hAnsi="Times New Roman"/>
-          <w:bCs/>
-          <w:lang w:val="pt-BR"/>
-        </w:rPr>
-        <w:t>MySQL.</w:t>
-      </w:r>
-    </w:p>
-    <w:p>
-      <w:pPr>
-        <w:spacing w:after="0"/>
-        <w:jc w:val="both"/>
-        <w:rPr>
-          <w:rFonts w:ascii="Times New Roman" w:hAnsi="Times New Roman"/>
-          <w:b/>
-          <w:sz w:val="28"/>
-          <w:szCs w:val="28"/>
-          <w:lang w:val="pt-BR"/>
-        </w:rPr>
-      </w:pPr>
-    </w:p>
-    <w:p>
-      <w:pPr>
-        <w:numPr>
-          <w:ilvl w:val="0"/>
-          <w:numId w:val="1"/>
-        </w:numPr>
-        <w:spacing w:after="0"/>
-        <w:jc w:val="both"/>
-        <w:rPr>
-          <w:rFonts w:ascii="Times New Roman" w:hAnsi="Times New Roman"/>
-          <w:b/>
-          <w:sz w:val="28"/>
-          <w:szCs w:val="28"/>
-          <w:lang w:val="pt-BR"/>
-        </w:rPr>
-      </w:pPr>
-      <w:r>
-        <w:rPr>
-          <w:rFonts w:ascii="Times New Roman" w:hAnsi="Times New Roman"/>
-          <w:b/>
-          <w:sz w:val="28"/>
-          <w:szCs w:val="28"/>
-          <w:lang w:val="pt-BR"/>
-        </w:rPr>
-        <w:t>Estimativas de custos</w:t>
-      </w:r>
-    </w:p>
-    <w:p>
-      <w:pPr>
-        <w:spacing w:after="0"/>
-        <w:jc w:val="both"/>
-        <w:rPr>
-          <w:rFonts w:ascii="Times New Roman" w:hAnsi="Times New Roman"/>
-          <w:b/>
-          <w:sz w:val="28"/>
-          <w:szCs w:val="28"/>
-          <w:lang w:val="pt-BR"/>
-        </w:rPr>
-      </w:pPr>
-    </w:p>
-    <w:p>
-      <w:pPr>
-        <w:spacing w:after="0"/>
-        <w:ind w:left="360"/>
-        <w:jc w:val="both"/>
-        <w:rPr>
-          <w:rFonts w:ascii="Times New Roman" w:hAnsi="Times New Roman"/>
-          <w:bCs/>
-          <w:lang w:val="pt-BR"/>
-        </w:rPr>
-      </w:pPr>
-      <w:r>
-        <w:rPr>
-          <w:rFonts w:ascii="Times New Roman" w:hAnsi="Times New Roman"/>
-          <w:bCs/>
-          <w:lang w:val="pt-BR"/>
-        </w:rPr>
-        <w:t>O custo estimado para a realização deste projeto é nulo</w:t>
-      </w:r>
-      <w:r>
-        <w:rPr>
-          <w:rFonts w:ascii="Times New Roman" w:hAnsi="Times New Roman"/>
-          <w:bCs/>
-          <w:lang w:val="pt-BR"/>
-        </w:rPr>
-        <w:t xml:space="preserve"> (R$0,00)</w:t>
-      </w:r>
-      <w:r>
-        <w:rPr>
-          <w:rFonts w:ascii="Times New Roman" w:hAnsi="Times New Roman"/>
-          <w:bCs/>
-          <w:lang w:val="pt-BR"/>
-        </w:rPr>
-        <w:t>.</w:t>
-      </w:r>
-    </w:p>
-    <w:p>
-      <w:pPr>
-        <w:spacing w:after="0"/>
-        <w:jc w:val="both"/>
-        <w:rPr>
-          <w:rFonts w:ascii="Times New Roman" w:hAnsi="Times New Roman"/>
-          <w:b/>
-          <w:sz w:val="28"/>
-          <w:szCs w:val="28"/>
-          <w:lang w:val="pt-BR"/>
-        </w:rPr>
-      </w:pPr>
-    </w:p>
-    <w:p>
-      <w:pPr>
-        <w:numPr>
-          <w:ilvl w:val="0"/>
-          <w:numId w:val="1"/>
-        </w:numPr>
-        <w:spacing w:after="0"/>
-        <w:jc w:val="both"/>
-        <w:rPr>
-          <w:rFonts w:ascii="Times New Roman" w:hAnsi="Times New Roman"/>
-          <w:b/>
-          <w:sz w:val="28"/>
-          <w:szCs w:val="28"/>
-          <w:lang w:val="pt-BR"/>
-        </w:rPr>
-      </w:pPr>
-      <w:r>
-        <w:rPr>
-          <w:rFonts w:ascii="Times New Roman" w:hAnsi="Times New Roman"/>
-          <w:b/>
-          <w:sz w:val="28"/>
-          <w:szCs w:val="28"/>
-          <w:lang w:val="pt-BR"/>
-        </w:rPr>
-        <w:t>Cronograma</w:t>
-      </w:r>
-    </w:p>
-    <w:p>
-      <w:pPr>
-        <w:spacing w:after="0"/>
-        <w:jc w:val="both"/>
-        <w:rPr>
-          <w:rFonts w:ascii="Times New Roman" w:hAnsi="Times New Roman"/>
-          <w:b/>
-          <w:sz w:val="28"/>
-          <w:szCs w:val="28"/>
-          <w:lang w:val="pt-BR"/>
-        </w:rPr>
-      </w:pPr>
-    </w:p>
-    <w:p>
-      <w:pPr>
-        <w:spacing w:after="0"/>
-        <w:ind w:left="360"/>
-        <w:jc w:val="both"/>
-        <w:rPr>
-          <w:rFonts w:ascii="Times New Roman" w:hAnsi="Times New Roman"/>
-          <w:bCs/>
-          <w:lang w:val="pt-BR"/>
-        </w:rPr>
-      </w:pPr>
-      <w:r>
-        <w:rPr>
-          <w:rFonts w:ascii="Times New Roman" w:hAnsi="Times New Roman"/>
-          <w:bCs/>
-          <w:lang w:val="pt-BR"/>
-        </w:rPr>
-        <w:t>05/10/2024 – Apresentar ideia ao Clã.</w:t>
+          <w:b/>
+          <w:bCs/>
+          <w:lang w:val="pt-BR"/>
+        </w:rPr>
+        <w:t xml:space="preserve">Visual Studio </w:t>
+      </w:r>
+      <w:proofErr w:type="spellStart"/>
+      <w:r>
+        <w:rPr>
+          <w:rFonts w:ascii="Times New Roman" w:hAnsi="Times New Roman"/>
+          <w:b/>
+          <w:bCs/>
+          <w:lang w:val="pt-BR"/>
+        </w:rPr>
+        <w:t>Code</w:t>
+      </w:r>
+      <w:proofErr w:type="spellEnd"/>
+      <w:r>
+        <w:rPr>
+          <w:rFonts w:ascii="Times New Roman" w:hAnsi="Times New Roman"/>
+          <w:bCs/>
+          <w:lang w:val="pt-BR"/>
+        </w:rPr>
+        <w:t>: Ambiente de desenvolvimento integrado (IDE) para codificação.</w:t>
       </w:r>
     </w:p>
     <w:p>
@@ -3698,7 +4240,7 @@
         <w:pStyle w:val="PargrafodaLista"/>
         <w:numPr>
           <w:ilvl w:val="0"/>
-          <w:numId w:val="16"/>
+          <w:numId w:val="15"/>
         </w:numPr>
         <w:spacing w:after="0"/>
         <w:jc w:val="both"/>
@@ -3708,45 +4250,24 @@
           <w:lang w:val="pt-BR"/>
         </w:rPr>
       </w:pPr>
-      <w:r>
-        <w:rPr>
-          <w:rFonts w:ascii="Times New Roman" w:hAnsi="Times New Roman"/>
-          <w:bCs/>
-          <w:lang w:val="pt-BR"/>
-        </w:rPr>
-        <w:t>Responsável: Lucas Trindade (Pioneiro).</w:t>
-      </w:r>
-    </w:p>
-    <w:p>
-      <w:pPr>
-        <w:spacing w:after="0"/>
-        <w:ind w:left="360"/>
-        <w:jc w:val="both"/>
-        <w:rPr>
-          <w:rFonts w:ascii="Times New Roman" w:hAnsi="Times New Roman"/>
-          <w:bCs/>
-          <w:lang w:val="pt-BR"/>
-        </w:rPr>
-      </w:pPr>
-    </w:p>
-    <w:p>
-      <w:pPr>
-        <w:spacing w:after="0"/>
-        <w:ind w:left="360"/>
-        <w:jc w:val="both"/>
-        <w:rPr>
-          <w:rFonts w:ascii="Times New Roman" w:hAnsi="Times New Roman"/>
-          <w:bCs/>
-          <w:lang w:val="pt-BR"/>
-        </w:rPr>
-      </w:pPr>
-      <w:r>
-        <w:rPr>
-          <w:rFonts w:ascii="Times New Roman" w:hAnsi="Times New Roman"/>
-          <w:bCs/>
-          <w:lang w:val="pt-BR"/>
-        </w:rPr>
-        <w:t>12/10/2024 – Conversar com a Chefia responsável para realização do Projeto. Tratar de temas como, tratativa e coleta de dados, permissões necessárias e necessidades iniciais.</w:t>
+      <w:proofErr w:type="spellStart"/>
+      <w:r>
+        <w:rPr>
+          <w:rFonts w:ascii="Times New Roman" w:hAnsi="Times New Roman"/>
+          <w:b/>
+          <w:bCs/>
+          <w:lang w:val="pt-BR"/>
+        </w:rPr>
+        <w:t>WordPress</w:t>
+      </w:r>
+      <w:proofErr w:type="spellEnd"/>
+      <w:r>
+        <w:rPr>
+          <w:rFonts w:ascii="Times New Roman" w:hAnsi="Times New Roman"/>
+          <w:bCs/>
+          <w:lang w:val="pt-BR"/>
+        </w:rPr>
+        <w:t>: Plataforma de hospedagem e gerenciamento do site.</w:t>
       </w:r>
     </w:p>
     <w:p>
@@ -3754,7 +4275,7 @@
         <w:pStyle w:val="PargrafodaLista"/>
         <w:numPr>
           <w:ilvl w:val="0"/>
-          <w:numId w:val="16"/>
+          <w:numId w:val="15"/>
         </w:numPr>
         <w:spacing w:after="0"/>
         <w:jc w:val="both"/>
@@ -3764,45 +4285,24 @@
           <w:lang w:val="pt-BR"/>
         </w:rPr>
       </w:pPr>
-      <w:r>
-        <w:rPr>
-          <w:rFonts w:ascii="Times New Roman" w:hAnsi="Times New Roman"/>
-          <w:bCs/>
-          <w:lang w:val="pt-BR"/>
-        </w:rPr>
-        <w:t>Responsável: Lucas Trindade (Pioneiro).</w:t>
-      </w:r>
-    </w:p>
-    <w:p>
-      <w:pPr>
-        <w:spacing w:after="0"/>
-        <w:ind w:left="360"/>
-        <w:jc w:val="both"/>
-        <w:rPr>
-          <w:rFonts w:ascii="Times New Roman" w:hAnsi="Times New Roman"/>
-          <w:bCs/>
-          <w:lang w:val="pt-BR"/>
-        </w:rPr>
-      </w:pPr>
-    </w:p>
-    <w:p>
-      <w:pPr>
-        <w:spacing w:after="0"/>
-        <w:ind w:left="360"/>
-        <w:jc w:val="both"/>
-        <w:rPr>
-          <w:rFonts w:ascii="Times New Roman" w:hAnsi="Times New Roman"/>
-          <w:bCs/>
-          <w:lang w:val="pt-BR"/>
-        </w:rPr>
-      </w:pPr>
-      <w:r>
-        <w:rPr>
-          <w:rFonts w:ascii="Times New Roman" w:hAnsi="Times New Roman"/>
-          <w:bCs/>
-          <w:lang w:val="pt-BR"/>
-        </w:rPr>
-        <w:t>14/10/2024 – Enviar formulário para os pais, responsáveis e chefia para coleta de dados e início da elicitação de requisitos.</w:t>
+      <w:proofErr w:type="spellStart"/>
+      <w:r>
+        <w:rPr>
+          <w:rFonts w:ascii="Times New Roman" w:hAnsi="Times New Roman"/>
+          <w:b/>
+          <w:bCs/>
+          <w:lang w:val="pt-BR"/>
+        </w:rPr>
+        <w:t>Trello</w:t>
+      </w:r>
+      <w:proofErr w:type="spellEnd"/>
+      <w:r>
+        <w:rPr>
+          <w:rFonts w:ascii="Times New Roman" w:hAnsi="Times New Roman"/>
+          <w:bCs/>
+          <w:lang w:val="pt-BR"/>
+        </w:rPr>
+        <w:t>: Ferramenta para organização e acompanhamento das tarefas.</w:t>
       </w:r>
     </w:p>
     <w:p>
@@ -3810,7 +4310,7 @@
         <w:pStyle w:val="PargrafodaLista"/>
         <w:numPr>
           <w:ilvl w:val="0"/>
-          <w:numId w:val="16"/>
+          <w:numId w:val="15"/>
         </w:numPr>
         <w:spacing w:after="0"/>
         <w:jc w:val="both"/>
@@ -3820,57 +4320,24 @@
           <w:lang w:val="pt-BR"/>
         </w:rPr>
       </w:pPr>
-      <w:r>
-        <w:rPr>
-          <w:rFonts w:ascii="Times New Roman" w:hAnsi="Times New Roman"/>
-          <w:bCs/>
-          <w:lang w:val="pt-BR"/>
-        </w:rPr>
-        <w:t>Responsável: Lucas Trindade (Pioneiro).</w:t>
-      </w:r>
-    </w:p>
-    <w:p>
-      <w:pPr>
-        <w:spacing w:after="0"/>
-        <w:ind w:left="360"/>
-        <w:jc w:val="both"/>
-        <w:rPr>
-          <w:rFonts w:ascii="Times New Roman" w:hAnsi="Times New Roman"/>
-          <w:bCs/>
-          <w:lang w:val="pt-BR"/>
-        </w:rPr>
-      </w:pPr>
-    </w:p>
-    <w:p>
-      <w:pPr>
-        <w:spacing w:after="0"/>
-        <w:ind w:left="360"/>
-        <w:jc w:val="both"/>
-        <w:rPr>
-          <w:rFonts w:ascii="Times New Roman" w:hAnsi="Times New Roman"/>
-          <w:bCs/>
-          <w:lang w:val="pt-BR"/>
-        </w:rPr>
-      </w:pPr>
-    </w:p>
-    <w:p>
-      <w:pPr>
-        <w:spacing w:after="0"/>
-        <w:ind w:left="360"/>
-        <w:jc w:val="both"/>
-        <w:rPr>
-          <w:rFonts w:ascii="Times New Roman" w:hAnsi="Times New Roman"/>
-          <w:bCs/>
-          <w:lang w:val="pt-BR"/>
-        </w:rPr>
-      </w:pPr>
-      <w:r>
-        <w:rPr>
-          <w:rFonts w:ascii="Times New Roman" w:hAnsi="Times New Roman"/>
-          <w:bCs/>
-          <w:lang w:val="pt-BR"/>
-        </w:rPr>
-        <w:t>19/10/2024 – Conversar com o Chefe responsável sobre os dados e fazer a tratativa deles com base na necessidade maior do Grupo.</w:t>
+      <w:proofErr w:type="spellStart"/>
+      <w:r>
+        <w:rPr>
+          <w:rFonts w:ascii="Times New Roman" w:hAnsi="Times New Roman"/>
+          <w:b/>
+          <w:bCs/>
+          <w:lang w:val="pt-BR"/>
+        </w:rPr>
+        <w:t>Figma</w:t>
+      </w:r>
+      <w:proofErr w:type="spellEnd"/>
+      <w:r>
+        <w:rPr>
+          <w:rFonts w:ascii="Times New Roman" w:hAnsi="Times New Roman"/>
+          <w:bCs/>
+          <w:lang w:val="pt-BR"/>
+        </w:rPr>
+        <w:t>: Prototipação e design da interface do usuário (UX/UI).</w:t>
       </w:r>
     </w:p>
     <w:p>
@@ -3878,7 +4345,7 @@
         <w:pStyle w:val="PargrafodaLista"/>
         <w:numPr>
           <w:ilvl w:val="0"/>
-          <w:numId w:val="16"/>
+          <w:numId w:val="15"/>
         </w:numPr>
         <w:spacing w:after="0"/>
         <w:jc w:val="both"/>
@@ -3891,54 +4358,20 @@
       <w:r>
         <w:rPr>
           <w:rFonts w:ascii="Times New Roman" w:hAnsi="Times New Roman"/>
-          <w:bCs/>
-          <w:lang w:val="pt-BR"/>
-        </w:rPr>
-        <w:t>Responsável: Lucas Trindade (Pioneiro).</w:t>
-      </w:r>
-    </w:p>
-    <w:p>
-      <w:pPr>
-        <w:spacing w:after="0"/>
-        <w:ind w:left="360"/>
-        <w:jc w:val="both"/>
-        <w:rPr>
-          <w:rFonts w:ascii="Times New Roman" w:hAnsi="Times New Roman"/>
-          <w:bCs/>
-          <w:lang w:val="pt-BR"/>
-        </w:rPr>
-      </w:pPr>
-    </w:p>
-    <w:p>
-      <w:pPr>
-        <w:spacing w:after="0"/>
-        <w:ind w:left="360"/>
-        <w:jc w:val="both"/>
-        <w:rPr>
-          <w:rFonts w:ascii="Times New Roman" w:hAnsi="Times New Roman"/>
-          <w:bCs/>
-          <w:lang w:val="pt-BR"/>
-        </w:rPr>
-      </w:pPr>
-    </w:p>
-    <w:p>
-      <w:pPr>
-        <w:spacing w:after="0"/>
-        <w:ind w:left="360"/>
-        <w:jc w:val="both"/>
-        <w:rPr>
-          <w:rFonts w:ascii="Times New Roman" w:hAnsi="Times New Roman"/>
-          <w:bCs/>
-          <w:lang w:val="pt-BR"/>
-        </w:rPr>
-      </w:pPr>
-      <w:r>
-        <w:rPr>
-          <w:rFonts w:ascii="Times New Roman" w:hAnsi="Times New Roman"/>
-          <w:bCs/>
-          <w:lang w:val="pt-BR"/>
-        </w:rPr>
-        <w:t>21/10/2024 – Encerramento do formulário.</w:t>
+          <w:b/>
+          <w:bCs/>
+          <w:lang w:val="pt-BR"/>
+        </w:rPr>
+        <w:lastRenderedPageBreak/>
+        <w:t>GitHub</w:t>
+      </w:r>
+      <w:r>
+        <w:rPr>
+          <w:rFonts w:ascii="Times New Roman" w:hAnsi="Times New Roman"/>
+          <w:bCs/>
+          <w:lang w:val="pt-BR"/>
+        </w:rPr>
+        <w:t>: Armazenamento e sincronização dos arquivos do projeto.</w:t>
       </w:r>
     </w:p>
     <w:p>
@@ -3946,7 +4379,7 @@
         <w:pStyle w:val="PargrafodaLista"/>
         <w:numPr>
           <w:ilvl w:val="0"/>
-          <w:numId w:val="16"/>
+          <w:numId w:val="15"/>
         </w:numPr>
         <w:spacing w:after="0"/>
         <w:jc w:val="both"/>
@@ -3959,54 +4392,30 @@
       <w:r>
         <w:rPr>
           <w:rFonts w:ascii="Times New Roman" w:hAnsi="Times New Roman"/>
-          <w:bCs/>
-          <w:lang w:val="pt-BR"/>
-        </w:rPr>
-        <w:t>Responsável: Lucas Trindade (Pioneiro).</w:t>
-      </w:r>
-    </w:p>
-    <w:p>
-      <w:pPr>
-        <w:spacing w:after="0"/>
-        <w:ind w:left="360"/>
-        <w:jc w:val="both"/>
-        <w:rPr>
-          <w:rFonts w:ascii="Times New Roman" w:hAnsi="Times New Roman"/>
-          <w:bCs/>
-          <w:lang w:val="pt-BR"/>
-        </w:rPr>
-      </w:pPr>
-    </w:p>
-    <w:p>
-      <w:pPr>
-        <w:spacing w:after="0"/>
-        <w:ind w:left="360"/>
-        <w:jc w:val="both"/>
-        <w:rPr>
-          <w:rFonts w:ascii="Times New Roman" w:hAnsi="Times New Roman"/>
-          <w:bCs/>
-          <w:lang w:val="pt-BR"/>
-        </w:rPr>
-      </w:pPr>
-    </w:p>
-    <w:p>
-      <w:pPr>
-        <w:spacing w:after="0"/>
-        <w:ind w:left="360"/>
-        <w:jc w:val="both"/>
-        <w:rPr>
-          <w:rFonts w:ascii="Times New Roman" w:hAnsi="Times New Roman"/>
-          <w:bCs/>
-          <w:lang w:val="pt-BR"/>
-        </w:rPr>
-      </w:pPr>
-      <w:r>
-        <w:rPr>
-          <w:rFonts w:ascii="Times New Roman" w:hAnsi="Times New Roman"/>
-          <w:bCs/>
-          <w:lang w:val="pt-BR"/>
-        </w:rPr>
-        <w:t>26/10/2024 – Reunião com os responsáveis do Grupo sobre a elicitação de requisitos, discussão sobre os requisitos funcionais e não funcionais. Levantamento de pontos interessantes e opiniões a serem consideradas.</w:t>
+          <w:b/>
+          <w:bCs/>
+          <w:lang w:val="pt-BR"/>
+        </w:rPr>
+        <w:t xml:space="preserve">Google </w:t>
+      </w:r>
+      <w:proofErr w:type="spellStart"/>
+      <w:r>
+        <w:rPr>
+          <w:rFonts w:ascii="Times New Roman" w:hAnsi="Times New Roman"/>
+          <w:b/>
+          <w:bCs/>
+          <w:lang w:val="pt-BR"/>
+        </w:rPr>
+        <w:t>Forms</w:t>
+      </w:r>
+      <w:proofErr w:type="spellEnd"/>
+      <w:r>
+        <w:rPr>
+          <w:rFonts w:ascii="Times New Roman" w:hAnsi="Times New Roman"/>
+          <w:bCs/>
+          <w:lang w:val="pt-BR"/>
+        </w:rPr>
+        <w:t>: Coleta de informações e feedback da comunidade.</w:t>
       </w:r>
     </w:p>
     <w:p>
@@ -4014,7 +4423,7 @@
         <w:pStyle w:val="PargrafodaLista"/>
         <w:numPr>
           <w:ilvl w:val="0"/>
-          <w:numId w:val="16"/>
+          <w:numId w:val="15"/>
         </w:numPr>
         <w:spacing w:after="0"/>
         <w:jc w:val="both"/>
@@ -4027,54 +4436,19 @@
       <w:r>
         <w:rPr>
           <w:rFonts w:ascii="Times New Roman" w:hAnsi="Times New Roman"/>
-          <w:bCs/>
-          <w:lang w:val="pt-BR"/>
-        </w:rPr>
-        <w:t>Responsável: Lucas Trindade (Pioneiro).</w:t>
-      </w:r>
-    </w:p>
-    <w:p>
-      <w:pPr>
-        <w:spacing w:after="0"/>
-        <w:ind w:left="360"/>
-        <w:jc w:val="both"/>
-        <w:rPr>
-          <w:rFonts w:ascii="Times New Roman" w:hAnsi="Times New Roman"/>
-          <w:bCs/>
-          <w:lang w:val="pt-BR"/>
-        </w:rPr>
-      </w:pPr>
-    </w:p>
-    <w:p>
-      <w:pPr>
-        <w:spacing w:after="0"/>
-        <w:ind w:left="360"/>
-        <w:jc w:val="both"/>
-        <w:rPr>
-          <w:rFonts w:ascii="Times New Roman" w:hAnsi="Times New Roman"/>
-          <w:bCs/>
-          <w:lang w:val="pt-BR"/>
-        </w:rPr>
-      </w:pPr>
-    </w:p>
-    <w:p>
-      <w:pPr>
-        <w:spacing w:after="0"/>
-        <w:ind w:left="360"/>
-        <w:jc w:val="both"/>
-        <w:rPr>
-          <w:rFonts w:ascii="Times New Roman" w:hAnsi="Times New Roman"/>
-          <w:bCs/>
-          <w:lang w:val="pt-BR"/>
-        </w:rPr>
-      </w:pPr>
-      <w:r>
-        <w:rPr>
-          <w:rFonts w:ascii="Times New Roman" w:hAnsi="Times New Roman"/>
-          <w:bCs/>
-          <w:lang w:val="pt-BR"/>
-        </w:rPr>
-        <w:t>01/11/2024 – Conversa sobre procedimentos técnicos dentro da área de programação, como definição do SGBD a ser escolhido, a linguagem de banco de dados a ser utilizada, hospedagem do site e tecnologias a serem utilizadas.</w:t>
+          <w:b/>
+          <w:bCs/>
+          <w:lang w:val="pt-BR"/>
+        </w:rPr>
+        <w:t>Excel</w:t>
+      </w:r>
+      <w:r>
+        <w:rPr>
+          <w:rFonts w:ascii="Times New Roman" w:hAnsi="Times New Roman"/>
+          <w:bCs/>
+          <w:lang w:val="pt-BR"/>
+        </w:rPr>
+        <w:t>: Organização e análise de dados coletados.</w:t>
       </w:r>
     </w:p>
     <w:p>
@@ -4082,7 +4456,7 @@
         <w:pStyle w:val="PargrafodaLista"/>
         <w:numPr>
           <w:ilvl w:val="0"/>
-          <w:numId w:val="16"/>
+          <w:numId w:val="15"/>
         </w:numPr>
         <w:spacing w:after="0"/>
         <w:jc w:val="both"/>
@@ -4098,51 +4472,16 @@
           <w:bCs/>
           <w:lang w:val="pt-BR"/>
         </w:rPr>
-        <w:t>Responsável: Lucas Trindade (Pioneiro).</w:t>
-      </w:r>
-    </w:p>
-    <w:p>
-      <w:pPr>
-        <w:spacing w:after="0"/>
-        <w:ind w:left="360"/>
-        <w:jc w:val="both"/>
-        <w:rPr>
-          <w:rFonts w:ascii="Times New Roman" w:hAnsi="Times New Roman"/>
-          <w:bCs/>
-          <w:lang w:val="pt-BR"/>
-        </w:rPr>
-      </w:pPr>
-    </w:p>
-    <w:p>
-      <w:pPr>
-        <w:spacing w:after="0"/>
-        <w:ind w:left="360"/>
-        <w:jc w:val="both"/>
-        <w:rPr>
-          <w:rFonts w:ascii="Times New Roman" w:hAnsi="Times New Roman"/>
-          <w:bCs/>
-          <w:lang w:val="pt-BR"/>
-        </w:rPr>
-      </w:pPr>
-    </w:p>
-    <w:p>
-      <w:pPr>
-        <w:spacing w:after="0"/>
-        <w:ind w:left="360"/>
-        <w:jc w:val="both"/>
-        <w:rPr>
-          <w:rFonts w:ascii="Times New Roman" w:hAnsi="Times New Roman"/>
-          <w:bCs/>
-          <w:lang w:val="pt-BR"/>
-        </w:rPr>
-      </w:pPr>
-      <w:r>
-        <w:rPr>
-          <w:rFonts w:ascii="Times New Roman" w:hAnsi="Times New Roman"/>
-          <w:bCs/>
-          <w:lang w:val="pt-BR"/>
-        </w:rPr>
-        <w:t>11/11/2024 – Início da prototipação do site.</w:t>
+        <w:t xml:space="preserve">  </w:t>
+      </w:r>
+      <w:r>
+        <w:rPr>
+          <w:rFonts w:ascii="Times New Roman" w:hAnsi="Times New Roman"/>
+          <w:b/>
+          <w:bCs/>
+          <w:lang w:val="pt-BR"/>
+        </w:rPr>
+        <w:t>Linguagens de Programação Utilizadas</w:t>
       </w:r>
     </w:p>
     <w:p>
@@ -4150,7 +4489,7 @@
         <w:pStyle w:val="PargrafodaLista"/>
         <w:numPr>
           <w:ilvl w:val="0"/>
-          <w:numId w:val="16"/>
+          <w:numId w:val="15"/>
         </w:numPr>
         <w:spacing w:after="0"/>
         <w:jc w:val="both"/>
@@ -4163,54 +4502,19 @@
       <w:r>
         <w:rPr>
           <w:rFonts w:ascii="Times New Roman" w:hAnsi="Times New Roman"/>
-          <w:bCs/>
-          <w:lang w:val="pt-BR"/>
-        </w:rPr>
-        <w:t>Responsável: Lucas Trindade (Pioneiro).</w:t>
-      </w:r>
-    </w:p>
-    <w:p>
-      <w:pPr>
-        <w:spacing w:after="0"/>
-        <w:ind w:left="360"/>
-        <w:jc w:val="both"/>
-        <w:rPr>
-          <w:rFonts w:ascii="Times New Roman" w:hAnsi="Times New Roman"/>
-          <w:bCs/>
-          <w:lang w:val="pt-BR"/>
-        </w:rPr>
-      </w:pPr>
-    </w:p>
-    <w:p>
-      <w:pPr>
-        <w:spacing w:after="0"/>
-        <w:ind w:left="360"/>
-        <w:jc w:val="both"/>
-        <w:rPr>
-          <w:rFonts w:ascii="Times New Roman" w:hAnsi="Times New Roman"/>
-          <w:bCs/>
-          <w:lang w:val="pt-BR"/>
-        </w:rPr>
-      </w:pPr>
-    </w:p>
-    <w:p>
-      <w:pPr>
-        <w:spacing w:after="0"/>
-        <w:ind w:left="360"/>
-        <w:jc w:val="both"/>
-        <w:rPr>
-          <w:rFonts w:ascii="Times New Roman" w:hAnsi="Times New Roman"/>
-          <w:bCs/>
-          <w:lang w:val="pt-BR"/>
-        </w:rPr>
-      </w:pPr>
-      <w:r>
-        <w:rPr>
-          <w:rFonts w:ascii="Times New Roman" w:hAnsi="Times New Roman"/>
-          <w:bCs/>
-          <w:lang w:val="pt-BR"/>
-        </w:rPr>
-        <w:t>11/12/2024 – Finalização da prototipação do site.</w:t>
+          <w:b/>
+          <w:bCs/>
+          <w:lang w:val="pt-BR"/>
+        </w:rPr>
+        <w:t>HTML</w:t>
+      </w:r>
+      <w:r>
+        <w:rPr>
+          <w:rFonts w:ascii="Times New Roman" w:hAnsi="Times New Roman"/>
+          <w:bCs/>
+          <w:lang w:val="pt-BR"/>
+        </w:rPr>
+        <w:t>: Estruturação do conteúdo do site.</w:t>
       </w:r>
     </w:p>
     <w:p>
@@ -4218,7 +4522,7 @@
         <w:pStyle w:val="PargrafodaLista"/>
         <w:numPr>
           <w:ilvl w:val="0"/>
-          <w:numId w:val="16"/>
+          <w:numId w:val="15"/>
         </w:numPr>
         <w:spacing w:after="0"/>
         <w:jc w:val="both"/>
@@ -4231,54 +4535,19 @@
       <w:r>
         <w:rPr>
           <w:rFonts w:ascii="Times New Roman" w:hAnsi="Times New Roman"/>
-          <w:bCs/>
-          <w:lang w:val="pt-BR"/>
-        </w:rPr>
-        <w:t>Responsável: Lucas Trindade (Pioneiro).</w:t>
-      </w:r>
-    </w:p>
-    <w:p>
-      <w:pPr>
-        <w:spacing w:after="0"/>
-        <w:ind w:left="360"/>
-        <w:jc w:val="both"/>
-        <w:rPr>
-          <w:rFonts w:ascii="Times New Roman" w:hAnsi="Times New Roman"/>
-          <w:bCs/>
-          <w:lang w:val="pt-BR"/>
-        </w:rPr>
-      </w:pPr>
-    </w:p>
-    <w:p>
-      <w:pPr>
-        <w:spacing w:after="0"/>
-        <w:ind w:left="360"/>
-        <w:jc w:val="both"/>
-        <w:rPr>
-          <w:rFonts w:ascii="Times New Roman" w:hAnsi="Times New Roman"/>
-          <w:bCs/>
-          <w:lang w:val="pt-BR"/>
-        </w:rPr>
-      </w:pPr>
-    </w:p>
-    <w:p>
-      <w:pPr>
-        <w:spacing w:after="0"/>
-        <w:ind w:left="360"/>
-        <w:jc w:val="both"/>
-        <w:rPr>
-          <w:rFonts w:ascii="Times New Roman" w:hAnsi="Times New Roman"/>
-          <w:bCs/>
-          <w:lang w:val="pt-BR"/>
-        </w:rPr>
-      </w:pPr>
-      <w:r>
-        <w:rPr>
-          <w:rFonts w:ascii="Times New Roman" w:hAnsi="Times New Roman"/>
-          <w:bCs/>
-          <w:lang w:val="pt-BR"/>
-        </w:rPr>
-        <w:t>12/12/2024 – Modelagem do modelo de Entidade e Relacionamento do banco de dados, bem como o modelo lógico e o desenvolvimento do próprio banco de dados a ser utilizado.</w:t>
+          <w:b/>
+          <w:bCs/>
+          <w:lang w:val="pt-BR"/>
+        </w:rPr>
+        <w:t>CSS</w:t>
+      </w:r>
+      <w:r>
+        <w:rPr>
+          <w:rFonts w:ascii="Times New Roman" w:hAnsi="Times New Roman"/>
+          <w:bCs/>
+          <w:lang w:val="pt-BR"/>
+        </w:rPr>
+        <w:t>: Estilização e design visual do site.</w:t>
       </w:r>
     </w:p>
     <w:p>
@@ -4286,7 +4555,7 @@
         <w:pStyle w:val="PargrafodaLista"/>
         <w:numPr>
           <w:ilvl w:val="0"/>
-          <w:numId w:val="16"/>
+          <w:numId w:val="15"/>
         </w:numPr>
         <w:spacing w:after="0"/>
         <w:jc w:val="both"/>
@@ -4296,55 +4565,15 @@
           <w:lang w:val="pt-BR"/>
         </w:rPr>
       </w:pPr>
-      <w:r>
-        <w:rPr>
-          <w:rFonts w:ascii="Times New Roman" w:hAnsi="Times New Roman"/>
-          <w:bCs/>
-          <w:lang w:val="pt-BR"/>
-        </w:rPr>
-        <w:t>Responsável: Lucas Trindade (Pioneiro).</w:t>
-      </w:r>
-    </w:p>
-    <w:p>
-      <w:pPr>
-        <w:spacing w:after="0"/>
-        <w:jc w:val="both"/>
-        <w:rPr>
-          <w:rFonts w:ascii="Times New Roman" w:hAnsi="Times New Roman"/>
-          <w:bCs/>
-          <w:lang w:val="pt-BR"/>
-        </w:rPr>
-      </w:pPr>
-    </w:p>
-    <w:p>
-      <w:pPr>
-        <w:spacing w:after="0"/>
-        <w:ind w:left="360"/>
-        <w:jc w:val="both"/>
-        <w:rPr>
-          <w:rFonts w:ascii="Times New Roman" w:hAnsi="Times New Roman"/>
-          <w:bCs/>
-          <w:lang w:val="pt-BR"/>
-        </w:rPr>
-      </w:pPr>
-      <w:r>
-        <w:rPr>
-          <w:rFonts w:ascii="Times New Roman" w:hAnsi="Times New Roman"/>
-          <w:bCs/>
-          <w:lang w:val="pt-BR"/>
-        </w:rPr>
-        <w:t xml:space="preserve">13/12/2024 – Refinamento e finalização do código do banco de dados, contendo tabelas para a criação de publicações, </w:t>
-      </w:r>
       <w:proofErr w:type="spellStart"/>
       <w:r>
         <w:rPr>
           <w:rFonts w:ascii="Times New Roman" w:hAnsi="Times New Roman"/>
-          <w:bCs/>
-          <w:i/>
-          <w:iCs/>
-          <w:lang w:val="pt-BR"/>
-        </w:rPr>
-        <w:t>tags</w:t>
+          <w:b/>
+          <w:bCs/>
+          <w:lang w:val="pt-BR"/>
+        </w:rPr>
+        <w:t>JavaScript</w:t>
       </w:r>
       <w:proofErr w:type="spellEnd"/>
       <w:r>
@@ -4353,7 +4582,7 @@
           <w:bCs/>
           <w:lang w:val="pt-BR"/>
         </w:rPr>
-        <w:t xml:space="preserve"> e galerias. Configuração da área de trabalho para o desenvolvimento.</w:t>
+        <w:t>: Interatividade e funcionalidades dinâmicas.</w:t>
       </w:r>
     </w:p>
     <w:p>
@@ -4361,7 +4590,7 @@
         <w:pStyle w:val="PargrafodaLista"/>
         <w:numPr>
           <w:ilvl w:val="0"/>
-          <w:numId w:val="16"/>
+          <w:numId w:val="15"/>
         </w:numPr>
         <w:spacing w:after="0"/>
         <w:jc w:val="both"/>
@@ -4374,57 +4603,37 @@
       <w:r>
         <w:rPr>
           <w:rFonts w:ascii="Times New Roman" w:hAnsi="Times New Roman"/>
-          <w:bCs/>
-          <w:lang w:val="pt-BR"/>
-        </w:rPr>
-        <w:t>Responsável: Lucas Trindade (Pioneiro).</w:t>
-      </w:r>
-    </w:p>
-    <w:p>
-      <w:pPr>
-        <w:spacing w:after="0"/>
-        <w:jc w:val="both"/>
-        <w:rPr>
-          <w:rFonts w:ascii="Times New Roman" w:hAnsi="Times New Roman"/>
-          <w:bCs/>
-          <w:lang w:val="pt-BR"/>
-        </w:rPr>
-      </w:pPr>
-    </w:p>
-    <w:p>
-      <w:pPr>
-        <w:spacing w:after="0"/>
-        <w:ind w:left="360"/>
-        <w:jc w:val="both"/>
-        <w:rPr>
-          <w:rFonts w:ascii="Times New Roman" w:hAnsi="Times New Roman"/>
-          <w:bCs/>
-          <w:lang w:val="pt-BR"/>
-        </w:rPr>
-      </w:pPr>
-      <w:r>
-        <w:rPr>
-          <w:rFonts w:ascii="Times New Roman" w:hAnsi="Times New Roman"/>
-          <w:bCs/>
-          <w:lang w:val="pt-BR"/>
-        </w:rPr>
-        <w:t xml:space="preserve">16/12/2024 – Início do desenvolvimento </w:t>
-      </w:r>
-      <w:r>
-        <w:rPr>
-          <w:rFonts w:ascii="Times New Roman" w:hAnsi="Times New Roman"/>
-          <w:bCs/>
-          <w:lang w:val="pt-BR"/>
-        </w:rPr>
-        <w:t xml:space="preserve">em código </w:t>
-      </w:r>
-      <w:r>
-        <w:rPr>
-          <w:rFonts w:ascii="Times New Roman" w:hAnsi="Times New Roman"/>
-          <w:bCs/>
-          <w:lang w:val="pt-BR"/>
-        </w:rPr>
-        <w:t>do site.</w:t>
+          <w:b/>
+          <w:bCs/>
+          <w:lang w:val="pt-BR"/>
+        </w:rPr>
+        <w:t>PHP</w:t>
+      </w:r>
+      <w:r>
+        <w:rPr>
+          <w:rFonts w:ascii="Times New Roman" w:hAnsi="Times New Roman"/>
+          <w:bCs/>
+          <w:lang w:val="pt-BR"/>
+        </w:rPr>
+        <w:t>: Desenvolvimento do Back-</w:t>
+      </w:r>
+      <w:proofErr w:type="spellStart"/>
+      <w:r>
+        <w:rPr>
+          <w:rFonts w:ascii="Times New Roman" w:hAnsi="Times New Roman"/>
+          <w:bCs/>
+          <w:lang w:val="pt-BR"/>
+        </w:rPr>
+        <w:t>End</w:t>
+      </w:r>
+      <w:proofErr w:type="spellEnd"/>
+      <w:r>
+        <w:rPr>
+          <w:rFonts w:ascii="Times New Roman" w:hAnsi="Times New Roman"/>
+          <w:bCs/>
+          <w:lang w:val="pt-BR"/>
+        </w:rPr>
+        <w:t>, responsável pela lógica e integração.</w:t>
       </w:r>
     </w:p>
     <w:p>
@@ -4432,7 +4641,7 @@
         <w:pStyle w:val="PargrafodaLista"/>
         <w:numPr>
           <w:ilvl w:val="0"/>
-          <w:numId w:val="16"/>
+          <w:numId w:val="15"/>
         </w:numPr>
         <w:spacing w:after="0"/>
         <w:jc w:val="both"/>
@@ -4445,83 +4654,73 @@
       <w:r>
         <w:rPr>
           <w:rFonts w:ascii="Times New Roman" w:hAnsi="Times New Roman"/>
-          <w:bCs/>
-          <w:lang w:val="pt-BR"/>
-        </w:rPr>
-        <w:t>Responsável: Lucas Trindade (Pioneiro).</w:t>
-      </w:r>
-    </w:p>
-    <w:p>
-      <w:pPr>
-        <w:spacing w:after="0"/>
-        <w:ind w:left="360"/>
-        <w:jc w:val="both"/>
-        <w:rPr>
-          <w:rFonts w:ascii="Times New Roman" w:hAnsi="Times New Roman"/>
-          <w:bCs/>
-          <w:lang w:val="pt-BR"/>
-        </w:rPr>
-      </w:pPr>
-    </w:p>
-    <w:p>
-      <w:pPr>
-        <w:spacing w:after="0"/>
-        <w:ind w:left="360"/>
-        <w:jc w:val="both"/>
-        <w:rPr>
-          <w:rFonts w:ascii="Times New Roman" w:hAnsi="Times New Roman"/>
-          <w:bCs/>
-          <w:lang w:val="pt-BR"/>
-        </w:rPr>
-      </w:pPr>
-      <w:r>
-        <w:rPr>
-          <w:rFonts w:ascii="Times New Roman" w:hAnsi="Times New Roman"/>
-          <w:bCs/>
-          <w:lang w:val="pt-BR"/>
-        </w:rPr>
-        <w:t xml:space="preserve">16/12/2024 || 23/12/2024 – 06/01/2025 || </w:t>
-      </w:r>
-      <w:r>
-        <w:rPr>
-          <w:rFonts w:ascii="Times New Roman" w:hAnsi="Times New Roman"/>
-          <w:bCs/>
-          <w:lang w:val="pt-BR"/>
-        </w:rPr>
-        <w:t xml:space="preserve">31/01/2025 </w:t>
-      </w:r>
-      <w:r>
-        <w:rPr>
-          <w:rFonts w:ascii="Times New Roman" w:hAnsi="Times New Roman"/>
-          <w:bCs/>
-          <w:lang w:val="pt-BR"/>
-        </w:rPr>
-        <w:t>– Período de desenvolvimento Back e Front-End.</w:t>
-      </w:r>
-    </w:p>
-    <w:p>
-      <w:pPr>
-        <w:pStyle w:val="PargrafodaLista"/>
+          <w:b/>
+          <w:bCs/>
+          <w:lang w:val="pt-BR"/>
+        </w:rPr>
+        <w:t>MySQL</w:t>
+      </w:r>
+      <w:r>
+        <w:rPr>
+          <w:rFonts w:ascii="Times New Roman" w:hAnsi="Times New Roman"/>
+          <w:bCs/>
+          <w:lang w:val="pt-BR"/>
+        </w:rPr>
+        <w:t>: Manipulação e armazenamento de dados.</w:t>
+      </w:r>
+    </w:p>
+    <w:p>
+      <w:pPr>
+        <w:spacing w:after="0"/>
+        <w:jc w:val="both"/>
+        <w:rPr>
+          <w:rFonts w:ascii="Times New Roman" w:hAnsi="Times New Roman"/>
+          <w:b/>
+          <w:sz w:val="28"/>
+          <w:szCs w:val="28"/>
+          <w:lang w:val="pt-BR"/>
+        </w:rPr>
+      </w:pPr>
+    </w:p>
+    <w:p>
+      <w:pPr>
         <w:numPr>
           <w:ilvl w:val="0"/>
-          <w:numId w:val="16"/>
+          <w:numId w:val="26"/>
         </w:numPr>
         <w:spacing w:after="0"/>
         <w:jc w:val="both"/>
         <w:rPr>
           <w:rFonts w:ascii="Times New Roman" w:hAnsi="Times New Roman"/>
-          <w:bCs/>
-          <w:lang w:val="pt-BR"/>
-        </w:rPr>
-      </w:pPr>
-      <w:r>
-        <w:rPr>
-          <w:rFonts w:ascii="Times New Roman" w:hAnsi="Times New Roman"/>
-          <w:bCs/>
-          <w:lang w:val="pt-BR"/>
-        </w:rPr>
-        <w:t>Responsável: Lucas Trindade (Pioneiro).</w:t>
-      </w:r>
+          <w:b/>
+          <w:sz w:val="28"/>
+          <w:szCs w:val="28"/>
+          <w:lang w:val="pt-BR"/>
+        </w:rPr>
+      </w:pPr>
+      <w:r>
+        <w:rPr>
+          <w:rFonts w:ascii="Times New Roman" w:hAnsi="Times New Roman"/>
+          <w:b/>
+          <w:sz w:val="28"/>
+          <w:szCs w:val="28"/>
+          <w:lang w:val="pt-BR"/>
+        </w:rPr>
+        <w:t>Estimativas de custos</w:t>
+      </w:r>
+    </w:p>
+    <w:p>
+      <w:pPr>
+        <w:spacing w:after="0"/>
+        <w:jc w:val="both"/>
+        <w:rPr>
+          <w:rFonts w:ascii="Times New Roman" w:hAnsi="Times New Roman"/>
+          <w:b/>
+          <w:sz w:val="28"/>
+          <w:szCs w:val="28"/>
+          <w:lang w:val="pt-BR"/>
+        </w:rPr>
+      </w:pPr>
     </w:p>
     <w:p>
       <w:pPr>
@@ -4534,108 +4733,1341 @@
           <w:lang w:val="pt-BR"/>
         </w:rPr>
       </w:pPr>
-    </w:p>
-    <w:p>
-      <w:pPr>
-        <w:spacing w:after="0"/>
-        <w:ind w:left="360"/>
-        <w:jc w:val="both"/>
-        <w:rPr>
-          <w:rFonts w:ascii="Times New Roman" w:hAnsi="Times New Roman"/>
-          <w:bCs/>
-          <w:lang w:val="pt-BR"/>
-        </w:rPr>
-      </w:pPr>
-      <w:r>
-        <w:rPr>
-          <w:rFonts w:ascii="Times New Roman" w:hAnsi="Times New Roman"/>
-          <w:bCs/>
-          <w:lang w:val="pt-BR"/>
-        </w:rPr>
-        <w:t>01/02/2025 – Avaliação primária do projeto para melhorias.</w:t>
-      </w:r>
-    </w:p>
-    <w:p>
-      <w:pPr>
-        <w:pStyle w:val="PargrafodaLista"/>
+      <w:r>
+        <w:rPr>
+          <w:rFonts w:ascii="Times New Roman" w:hAnsi="Times New Roman"/>
+          <w:bCs/>
+        </w:rPr>
+        <w:t xml:space="preserve">O </w:t>
+      </w:r>
+      <w:proofErr w:type="spellStart"/>
+      <w:r>
+        <w:rPr>
+          <w:rFonts w:ascii="Times New Roman" w:hAnsi="Times New Roman"/>
+          <w:bCs/>
+        </w:rPr>
+        <w:t>custo</w:t>
+      </w:r>
+      <w:proofErr w:type="spellEnd"/>
+      <w:r>
+        <w:rPr>
+          <w:rFonts w:ascii="Times New Roman" w:hAnsi="Times New Roman"/>
+          <w:bCs/>
+        </w:rPr>
+        <w:t xml:space="preserve"> </w:t>
+      </w:r>
+      <w:proofErr w:type="spellStart"/>
+      <w:r>
+        <w:rPr>
+          <w:rFonts w:ascii="Times New Roman" w:hAnsi="Times New Roman"/>
+          <w:bCs/>
+        </w:rPr>
+        <w:t>estimado</w:t>
+      </w:r>
+      <w:proofErr w:type="spellEnd"/>
+      <w:r>
+        <w:rPr>
+          <w:rFonts w:ascii="Times New Roman" w:hAnsi="Times New Roman"/>
+          <w:bCs/>
+        </w:rPr>
+        <w:t xml:space="preserve"> para a </w:t>
+      </w:r>
+      <w:proofErr w:type="spellStart"/>
+      <w:r>
+        <w:rPr>
+          <w:rFonts w:ascii="Times New Roman" w:hAnsi="Times New Roman"/>
+          <w:bCs/>
+        </w:rPr>
+        <w:t>realização</w:t>
+      </w:r>
+      <w:proofErr w:type="spellEnd"/>
+      <w:r>
+        <w:rPr>
+          <w:rFonts w:ascii="Times New Roman" w:hAnsi="Times New Roman"/>
+          <w:bCs/>
+        </w:rPr>
+        <w:t xml:space="preserve"> </w:t>
+      </w:r>
+      <w:proofErr w:type="spellStart"/>
+      <w:r>
+        <w:rPr>
+          <w:rFonts w:ascii="Times New Roman" w:hAnsi="Times New Roman"/>
+          <w:bCs/>
+        </w:rPr>
+        <w:t>deste</w:t>
+      </w:r>
+      <w:proofErr w:type="spellEnd"/>
+      <w:r>
+        <w:rPr>
+          <w:rFonts w:ascii="Times New Roman" w:hAnsi="Times New Roman"/>
+          <w:bCs/>
+        </w:rPr>
+        <w:t xml:space="preserve"> </w:t>
+      </w:r>
+      <w:proofErr w:type="spellStart"/>
+      <w:r>
+        <w:rPr>
+          <w:rFonts w:ascii="Times New Roman" w:hAnsi="Times New Roman"/>
+          <w:bCs/>
+        </w:rPr>
+        <w:t>projeto</w:t>
+      </w:r>
+      <w:proofErr w:type="spellEnd"/>
+      <w:r>
+        <w:rPr>
+          <w:rFonts w:ascii="Times New Roman" w:hAnsi="Times New Roman"/>
+          <w:bCs/>
+        </w:rPr>
+        <w:t xml:space="preserve"> é </w:t>
+      </w:r>
+      <w:proofErr w:type="spellStart"/>
+      <w:r>
+        <w:rPr>
+          <w:rFonts w:ascii="Times New Roman" w:hAnsi="Times New Roman"/>
+          <w:b/>
+          <w:bCs/>
+        </w:rPr>
+        <w:t>nulo</w:t>
+      </w:r>
+      <w:proofErr w:type="spellEnd"/>
+      <w:r>
+        <w:rPr>
+          <w:rFonts w:ascii="Times New Roman" w:hAnsi="Times New Roman"/>
+          <w:b/>
+          <w:bCs/>
+        </w:rPr>
+        <w:t xml:space="preserve"> (R$0,00)</w:t>
+      </w:r>
+      <w:r>
+        <w:rPr>
+          <w:rFonts w:ascii="Times New Roman" w:hAnsi="Times New Roman"/>
+          <w:bCs/>
+        </w:rPr>
+        <w:t xml:space="preserve">, </w:t>
+      </w:r>
+      <w:proofErr w:type="spellStart"/>
+      <w:r>
+        <w:rPr>
+          <w:rFonts w:ascii="Times New Roman" w:hAnsi="Times New Roman"/>
+          <w:bCs/>
+        </w:rPr>
+        <w:t>considerando</w:t>
+      </w:r>
+      <w:proofErr w:type="spellEnd"/>
+      <w:r>
+        <w:rPr>
+          <w:rFonts w:ascii="Times New Roman" w:hAnsi="Times New Roman"/>
+          <w:bCs/>
+        </w:rPr>
+        <w:t xml:space="preserve"> que </w:t>
+      </w:r>
+      <w:proofErr w:type="spellStart"/>
+      <w:r>
+        <w:rPr>
+          <w:rFonts w:ascii="Times New Roman" w:hAnsi="Times New Roman"/>
+          <w:bCs/>
+        </w:rPr>
+        <w:t>todos</w:t>
+      </w:r>
+      <w:proofErr w:type="spellEnd"/>
+      <w:r>
+        <w:rPr>
+          <w:rFonts w:ascii="Times New Roman" w:hAnsi="Times New Roman"/>
+          <w:bCs/>
+        </w:rPr>
+        <w:t xml:space="preserve"> </w:t>
+      </w:r>
+      <w:proofErr w:type="spellStart"/>
+      <w:r>
+        <w:rPr>
+          <w:rFonts w:ascii="Times New Roman" w:hAnsi="Times New Roman"/>
+          <w:bCs/>
+        </w:rPr>
+        <w:t>os</w:t>
+      </w:r>
+      <w:proofErr w:type="spellEnd"/>
+      <w:r>
+        <w:rPr>
+          <w:rFonts w:ascii="Times New Roman" w:hAnsi="Times New Roman"/>
+          <w:bCs/>
+        </w:rPr>
+        <w:t xml:space="preserve"> </w:t>
+      </w:r>
+      <w:proofErr w:type="spellStart"/>
+      <w:r>
+        <w:rPr>
+          <w:rFonts w:ascii="Times New Roman" w:hAnsi="Times New Roman"/>
+          <w:bCs/>
+        </w:rPr>
+        <w:t>recursos</w:t>
+      </w:r>
+      <w:proofErr w:type="spellEnd"/>
+      <w:r>
+        <w:rPr>
+          <w:rFonts w:ascii="Times New Roman" w:hAnsi="Times New Roman"/>
+          <w:bCs/>
+        </w:rPr>
+        <w:t xml:space="preserve"> </w:t>
+      </w:r>
+      <w:proofErr w:type="spellStart"/>
+      <w:r>
+        <w:rPr>
+          <w:rFonts w:ascii="Times New Roman" w:hAnsi="Times New Roman"/>
+          <w:bCs/>
+        </w:rPr>
+        <w:t>necessários</w:t>
+      </w:r>
+      <w:proofErr w:type="spellEnd"/>
+      <w:r>
+        <w:rPr>
+          <w:rFonts w:ascii="Times New Roman" w:hAnsi="Times New Roman"/>
+          <w:bCs/>
+        </w:rPr>
+        <w:t xml:space="preserve">, </w:t>
+      </w:r>
+      <w:proofErr w:type="spellStart"/>
+      <w:r>
+        <w:rPr>
+          <w:rFonts w:ascii="Times New Roman" w:hAnsi="Times New Roman"/>
+          <w:bCs/>
+        </w:rPr>
+        <w:t>incluindo</w:t>
+      </w:r>
+      <w:proofErr w:type="spellEnd"/>
+      <w:r>
+        <w:rPr>
+          <w:rFonts w:ascii="Times New Roman" w:hAnsi="Times New Roman"/>
+          <w:bCs/>
+        </w:rPr>
+        <w:t xml:space="preserve"> </w:t>
+      </w:r>
+      <w:proofErr w:type="spellStart"/>
+      <w:r>
+        <w:rPr>
+          <w:rFonts w:ascii="Times New Roman" w:hAnsi="Times New Roman"/>
+          <w:bCs/>
+        </w:rPr>
+        <w:t>equipamentos</w:t>
+      </w:r>
+      <w:proofErr w:type="spellEnd"/>
+      <w:r>
+        <w:rPr>
+          <w:rFonts w:ascii="Times New Roman" w:hAnsi="Times New Roman"/>
+          <w:bCs/>
+        </w:rPr>
+        <w:t xml:space="preserve">, </w:t>
+      </w:r>
+      <w:proofErr w:type="spellStart"/>
+      <w:r>
+        <w:rPr>
+          <w:rFonts w:ascii="Times New Roman" w:hAnsi="Times New Roman"/>
+          <w:bCs/>
+        </w:rPr>
+        <w:t>programas</w:t>
+      </w:r>
+      <w:proofErr w:type="spellEnd"/>
+      <w:r>
+        <w:rPr>
+          <w:rFonts w:ascii="Times New Roman" w:hAnsi="Times New Roman"/>
+          <w:bCs/>
+        </w:rPr>
+        <w:t xml:space="preserve"> e ferramentas, </w:t>
+      </w:r>
+      <w:proofErr w:type="spellStart"/>
+      <w:r>
+        <w:rPr>
+          <w:rFonts w:ascii="Times New Roman" w:hAnsi="Times New Roman"/>
+          <w:bCs/>
+        </w:rPr>
+        <w:t>são</w:t>
+      </w:r>
+      <w:proofErr w:type="spellEnd"/>
+      <w:r>
+        <w:rPr>
+          <w:rFonts w:ascii="Times New Roman" w:hAnsi="Times New Roman"/>
+          <w:bCs/>
+        </w:rPr>
+        <w:t xml:space="preserve"> de </w:t>
+      </w:r>
+      <w:proofErr w:type="spellStart"/>
+      <w:r>
+        <w:rPr>
+          <w:rFonts w:ascii="Times New Roman" w:hAnsi="Times New Roman"/>
+          <w:bCs/>
+        </w:rPr>
+        <w:t>uso</w:t>
+      </w:r>
+      <w:proofErr w:type="spellEnd"/>
+      <w:r>
+        <w:rPr>
+          <w:rFonts w:ascii="Times New Roman" w:hAnsi="Times New Roman"/>
+          <w:bCs/>
+        </w:rPr>
+        <w:t xml:space="preserve"> </w:t>
+      </w:r>
+      <w:proofErr w:type="spellStart"/>
+      <w:r>
+        <w:rPr>
+          <w:rFonts w:ascii="Times New Roman" w:hAnsi="Times New Roman"/>
+          <w:bCs/>
+        </w:rPr>
+        <w:t>pessoal</w:t>
+      </w:r>
+      <w:proofErr w:type="spellEnd"/>
+      <w:r>
+        <w:rPr>
+          <w:rFonts w:ascii="Times New Roman" w:hAnsi="Times New Roman"/>
+          <w:bCs/>
+        </w:rPr>
+        <w:t xml:space="preserve"> </w:t>
+      </w:r>
+      <w:proofErr w:type="spellStart"/>
+      <w:r>
+        <w:rPr>
+          <w:rFonts w:ascii="Times New Roman" w:hAnsi="Times New Roman"/>
+          <w:bCs/>
+        </w:rPr>
+        <w:t>ou</w:t>
+      </w:r>
+      <w:proofErr w:type="spellEnd"/>
+      <w:r>
+        <w:rPr>
+          <w:rFonts w:ascii="Times New Roman" w:hAnsi="Times New Roman"/>
+          <w:bCs/>
+        </w:rPr>
+        <w:t xml:space="preserve"> </w:t>
+      </w:r>
+      <w:proofErr w:type="spellStart"/>
+      <w:r>
+        <w:rPr>
+          <w:rFonts w:ascii="Times New Roman" w:hAnsi="Times New Roman"/>
+          <w:bCs/>
+        </w:rPr>
+        <w:t>gratuitos</w:t>
+      </w:r>
+      <w:proofErr w:type="spellEnd"/>
+      <w:r>
+        <w:rPr>
+          <w:rFonts w:ascii="Times New Roman" w:hAnsi="Times New Roman"/>
+          <w:bCs/>
+        </w:rPr>
+        <w:t>.</w:t>
+      </w:r>
+    </w:p>
+    <w:p>
+      <w:pPr>
+        <w:spacing w:after="0"/>
+        <w:jc w:val="both"/>
+        <w:rPr>
+          <w:rFonts w:ascii="Times New Roman" w:hAnsi="Times New Roman"/>
+          <w:b/>
+          <w:sz w:val="28"/>
+          <w:szCs w:val="28"/>
+          <w:lang w:val="pt-BR"/>
+        </w:rPr>
+      </w:pPr>
+    </w:p>
+    <w:p>
+      <w:pPr>
         <w:numPr>
           <w:ilvl w:val="0"/>
-          <w:numId w:val="16"/>
+          <w:numId w:val="26"/>
         </w:numPr>
         <w:spacing w:after="0"/>
         <w:jc w:val="both"/>
         <w:rPr>
           <w:rFonts w:ascii="Times New Roman" w:hAnsi="Times New Roman"/>
-          <w:bCs/>
-          <w:lang w:val="pt-BR"/>
-        </w:rPr>
-      </w:pPr>
-      <w:r>
-        <w:rPr>
-          <w:rFonts w:ascii="Times New Roman" w:hAnsi="Times New Roman"/>
-          <w:bCs/>
-          <w:lang w:val="pt-BR"/>
-        </w:rPr>
-        <w:t>Responsável: Lucas Trindade (Pioneiro).</w:t>
-      </w:r>
-    </w:p>
-    <w:p>
-      <w:pPr>
-        <w:spacing w:after="0"/>
-        <w:jc w:val="both"/>
-        <w:rPr>
-          <w:rFonts w:ascii="Times New Roman" w:hAnsi="Times New Roman"/>
-          <w:bCs/>
-          <w:lang w:val="pt-BR"/>
-        </w:rPr>
-      </w:pPr>
-    </w:p>
-    <w:p>
-      <w:pPr>
-        <w:spacing w:after="0"/>
-        <w:ind w:left="360"/>
-        <w:jc w:val="both"/>
-        <w:rPr>
-          <w:rFonts w:ascii="Times New Roman" w:hAnsi="Times New Roman"/>
-          <w:bCs/>
-          <w:lang w:val="pt-BR"/>
-        </w:rPr>
-      </w:pPr>
-      <w:r>
-        <w:rPr>
-          <w:rFonts w:ascii="Times New Roman" w:hAnsi="Times New Roman"/>
-          <w:bCs/>
-          <w:lang w:val="pt-BR"/>
-        </w:rPr>
-        <w:t>25/02/2025 – Publicação do site.</w:t>
-      </w:r>
-    </w:p>
-    <w:p>
-      <w:pPr>
-        <w:pStyle w:val="PargrafodaLista"/>
+          <w:b/>
+          <w:sz w:val="28"/>
+          <w:szCs w:val="28"/>
+          <w:lang w:val="pt-BR"/>
+        </w:rPr>
+      </w:pPr>
+      <w:r>
+        <w:rPr>
+          <w:rFonts w:ascii="Times New Roman" w:hAnsi="Times New Roman"/>
+          <w:b/>
+          <w:sz w:val="28"/>
+          <w:szCs w:val="28"/>
+          <w:lang w:val="pt-BR"/>
+        </w:rPr>
+        <w:t>Cronograma</w:t>
+      </w:r>
+    </w:p>
+    <w:p>
+      <w:pPr>
+        <w:spacing w:after="0"/>
+        <w:jc w:val="both"/>
+        <w:rPr>
+          <w:rFonts w:ascii="Times New Roman" w:hAnsi="Times New Roman"/>
+          <w:b/>
+          <w:sz w:val="28"/>
+          <w:szCs w:val="28"/>
+          <w:lang w:val="pt-BR"/>
+        </w:rPr>
+      </w:pPr>
+    </w:p>
+    <w:p>
+      <w:pPr>
+        <w:spacing w:after="0"/>
+        <w:jc w:val="both"/>
+        <w:rPr>
+          <w:rFonts w:ascii="Times New Roman" w:hAnsi="Times New Roman"/>
+          <w:bCs/>
+          <w:lang w:val="pt-BR"/>
+        </w:rPr>
+      </w:pPr>
+      <w:r>
+        <w:rPr>
+          <w:rFonts w:ascii="Times New Roman" w:hAnsi="Times New Roman"/>
+          <w:b/>
+          <w:bCs/>
+          <w:lang w:val="pt-BR"/>
+        </w:rPr>
+        <w:t>05/10/2024</w:t>
+      </w:r>
+      <w:r>
+        <w:rPr>
+          <w:rFonts w:ascii="Times New Roman" w:hAnsi="Times New Roman"/>
+          <w:bCs/>
+          <w:lang w:val="pt-BR"/>
+        </w:rPr>
+        <w:t xml:space="preserve"> – Apresentação da ideia ao Clã.</w:t>
+      </w:r>
+      <w:r>
+        <w:rPr>
+          <w:rFonts w:ascii="Times New Roman" w:hAnsi="Times New Roman"/>
+          <w:bCs/>
+          <w:lang w:val="pt-BR"/>
+        </w:rPr>
+        <w:br/>
+        <w:t xml:space="preserve">• </w:t>
+      </w:r>
+      <w:r>
+        <w:rPr>
+          <w:rFonts w:ascii="Times New Roman" w:hAnsi="Times New Roman"/>
+          <w:b/>
+          <w:bCs/>
+          <w:lang w:val="pt-BR"/>
+        </w:rPr>
+        <w:t>Responsável</w:t>
+      </w:r>
+      <w:r>
+        <w:rPr>
+          <w:rFonts w:ascii="Times New Roman" w:hAnsi="Times New Roman"/>
+          <w:bCs/>
+          <w:lang w:val="pt-BR"/>
+        </w:rPr>
+        <w:t>: Lucas Trindade (Pioneiro).</w:t>
+      </w:r>
+    </w:p>
+    <w:p>
+      <w:pPr>
+        <w:spacing w:after="0"/>
+        <w:jc w:val="both"/>
+        <w:rPr>
+          <w:rFonts w:ascii="Times New Roman" w:hAnsi="Times New Roman"/>
+          <w:bCs/>
+          <w:lang w:val="pt-BR"/>
+        </w:rPr>
+      </w:pPr>
+      <w:r>
+        <w:rPr>
+          <w:rFonts w:ascii="Times New Roman" w:hAnsi="Times New Roman"/>
+          <w:b/>
+          <w:bCs/>
+          <w:lang w:val="pt-BR"/>
+        </w:rPr>
+        <w:t>12/10/2024</w:t>
+      </w:r>
+      <w:r>
+        <w:rPr>
+          <w:rFonts w:ascii="Times New Roman" w:hAnsi="Times New Roman"/>
+          <w:bCs/>
+          <w:lang w:val="pt-BR"/>
+        </w:rPr>
+        <w:t xml:space="preserve"> – Conversa com a Chefia responsável para tratar de temas como coleta de dados, permissões necessárias e necessidades iniciais.</w:t>
+      </w:r>
+      <w:r>
+        <w:rPr>
+          <w:rFonts w:ascii="Times New Roman" w:hAnsi="Times New Roman"/>
+          <w:bCs/>
+          <w:lang w:val="pt-BR"/>
+        </w:rPr>
+        <w:br/>
+        <w:t xml:space="preserve">• </w:t>
+      </w:r>
+      <w:r>
+        <w:rPr>
+          <w:rFonts w:ascii="Times New Roman" w:hAnsi="Times New Roman"/>
+          <w:b/>
+          <w:bCs/>
+          <w:lang w:val="pt-BR"/>
+        </w:rPr>
+        <w:t>Responsável</w:t>
+      </w:r>
+      <w:r>
+        <w:rPr>
+          <w:rFonts w:ascii="Times New Roman" w:hAnsi="Times New Roman"/>
+          <w:bCs/>
+          <w:lang w:val="pt-BR"/>
+        </w:rPr>
+        <w:t>: Lucas Trindade (Pioneiro).</w:t>
+      </w:r>
+    </w:p>
+    <w:p>
+      <w:pPr>
+        <w:spacing w:after="0"/>
+        <w:jc w:val="both"/>
+        <w:rPr>
+          <w:rFonts w:ascii="Times New Roman" w:hAnsi="Times New Roman"/>
+          <w:bCs/>
+          <w:lang w:val="pt-BR"/>
+        </w:rPr>
+      </w:pPr>
+      <w:r>
+        <w:rPr>
+          <w:rFonts w:ascii="Times New Roman" w:hAnsi="Times New Roman"/>
+          <w:b/>
+          <w:bCs/>
+          <w:lang w:val="pt-BR"/>
+        </w:rPr>
+        <w:t>14/10/2024</w:t>
+      </w:r>
+      <w:r>
+        <w:rPr>
+          <w:rFonts w:ascii="Times New Roman" w:hAnsi="Times New Roman"/>
+          <w:bCs/>
+          <w:lang w:val="pt-BR"/>
+        </w:rPr>
+        <w:t xml:space="preserve"> – Envio de formulário para pais, responsáveis e chefia para coleta de dados e início da elicitação de requisitos.</w:t>
+      </w:r>
+      <w:r>
+        <w:rPr>
+          <w:rFonts w:ascii="Times New Roman" w:hAnsi="Times New Roman"/>
+          <w:bCs/>
+          <w:lang w:val="pt-BR"/>
+        </w:rPr>
+        <w:br/>
+        <w:t xml:space="preserve">• </w:t>
+      </w:r>
+      <w:r>
+        <w:rPr>
+          <w:rFonts w:ascii="Times New Roman" w:hAnsi="Times New Roman"/>
+          <w:b/>
+          <w:bCs/>
+          <w:lang w:val="pt-BR"/>
+        </w:rPr>
+        <w:t>Responsável</w:t>
+      </w:r>
+      <w:r>
+        <w:rPr>
+          <w:rFonts w:ascii="Times New Roman" w:hAnsi="Times New Roman"/>
+          <w:bCs/>
+          <w:lang w:val="pt-BR"/>
+        </w:rPr>
+        <w:t>: Lucas Trindade (Pioneiro).</w:t>
+      </w:r>
+    </w:p>
+    <w:p>
+      <w:pPr>
+        <w:spacing w:after="0"/>
+        <w:jc w:val="both"/>
+        <w:rPr>
+          <w:rFonts w:ascii="Times New Roman" w:hAnsi="Times New Roman"/>
+          <w:bCs/>
+          <w:lang w:val="pt-BR"/>
+        </w:rPr>
+      </w:pPr>
+      <w:r>
+        <w:rPr>
+          <w:rFonts w:ascii="Times New Roman" w:hAnsi="Times New Roman"/>
+          <w:b/>
+          <w:bCs/>
+          <w:lang w:val="pt-BR"/>
+        </w:rPr>
+        <w:t>19/10/2024</w:t>
+      </w:r>
+      <w:r>
+        <w:rPr>
+          <w:rFonts w:ascii="Times New Roman" w:hAnsi="Times New Roman"/>
+          <w:bCs/>
+          <w:lang w:val="pt-BR"/>
+        </w:rPr>
+        <w:t xml:space="preserve"> – Reunião com o Chefe responsável para analisar os dados coletados e tratá-los conforme as necessidades do Grupo.</w:t>
+      </w:r>
+      <w:r>
+        <w:rPr>
+          <w:rFonts w:ascii="Times New Roman" w:hAnsi="Times New Roman"/>
+          <w:bCs/>
+          <w:lang w:val="pt-BR"/>
+        </w:rPr>
+        <w:br/>
+        <w:t xml:space="preserve">• </w:t>
+      </w:r>
+      <w:r>
+        <w:rPr>
+          <w:rFonts w:ascii="Times New Roman" w:hAnsi="Times New Roman"/>
+          <w:b/>
+          <w:bCs/>
+          <w:lang w:val="pt-BR"/>
+        </w:rPr>
+        <w:t>Responsável</w:t>
+      </w:r>
+      <w:r>
+        <w:rPr>
+          <w:rFonts w:ascii="Times New Roman" w:hAnsi="Times New Roman"/>
+          <w:bCs/>
+          <w:lang w:val="pt-BR"/>
+        </w:rPr>
+        <w:t>: Lucas Trindade (Pioneiro).</w:t>
+      </w:r>
+    </w:p>
+    <w:p>
+      <w:pPr>
+        <w:spacing w:after="0"/>
+        <w:jc w:val="both"/>
+        <w:rPr>
+          <w:rFonts w:ascii="Times New Roman" w:hAnsi="Times New Roman"/>
+          <w:bCs/>
+          <w:lang w:val="pt-BR"/>
+        </w:rPr>
+      </w:pPr>
+      <w:r>
+        <w:rPr>
+          <w:rFonts w:ascii="Times New Roman" w:hAnsi="Times New Roman"/>
+          <w:b/>
+          <w:bCs/>
+          <w:lang w:val="pt-BR"/>
+        </w:rPr>
+        <w:t>21/10/2024</w:t>
+      </w:r>
+      <w:r>
+        <w:rPr>
+          <w:rFonts w:ascii="Times New Roman" w:hAnsi="Times New Roman"/>
+          <w:bCs/>
+          <w:lang w:val="pt-BR"/>
+        </w:rPr>
+        <w:t xml:space="preserve"> – Encerramento do formulário.</w:t>
+      </w:r>
+      <w:r>
+        <w:rPr>
+          <w:rFonts w:ascii="Times New Roman" w:hAnsi="Times New Roman"/>
+          <w:bCs/>
+          <w:lang w:val="pt-BR"/>
+        </w:rPr>
+        <w:br/>
+        <w:t xml:space="preserve">• </w:t>
+      </w:r>
+      <w:r>
+        <w:rPr>
+          <w:rFonts w:ascii="Times New Roman" w:hAnsi="Times New Roman"/>
+          <w:b/>
+          <w:bCs/>
+          <w:lang w:val="pt-BR"/>
+        </w:rPr>
+        <w:t>Responsável</w:t>
+      </w:r>
+      <w:r>
+        <w:rPr>
+          <w:rFonts w:ascii="Times New Roman" w:hAnsi="Times New Roman"/>
+          <w:bCs/>
+          <w:lang w:val="pt-BR"/>
+        </w:rPr>
+        <w:t>: Lucas Trindade (Pioneiro).</w:t>
+      </w:r>
+    </w:p>
+    <w:p>
+      <w:pPr>
+        <w:spacing w:after="0"/>
+        <w:jc w:val="both"/>
+        <w:rPr>
+          <w:rFonts w:ascii="Times New Roman" w:hAnsi="Times New Roman"/>
+          <w:bCs/>
+          <w:lang w:val="pt-BR"/>
+        </w:rPr>
+      </w:pPr>
+      <w:r>
+        <w:rPr>
+          <w:rFonts w:ascii="Times New Roman" w:hAnsi="Times New Roman"/>
+          <w:b/>
+          <w:bCs/>
+          <w:lang w:val="pt-BR"/>
+        </w:rPr>
+        <w:t>26/10/2024</w:t>
+      </w:r>
+      <w:r>
+        <w:rPr>
+          <w:rFonts w:ascii="Times New Roman" w:hAnsi="Times New Roman"/>
+          <w:bCs/>
+          <w:lang w:val="pt-BR"/>
+        </w:rPr>
+        <w:t xml:space="preserve"> – Reunião com os responsáveis do Grupo para discutir a elicitação de requisitos, requisitos funcionais e não funcionais, além de levantamento de pontos relevantes e opiniões.</w:t>
+      </w:r>
+      <w:r>
+        <w:rPr>
+          <w:rFonts w:ascii="Times New Roman" w:hAnsi="Times New Roman"/>
+          <w:bCs/>
+          <w:lang w:val="pt-BR"/>
+        </w:rPr>
+        <w:br/>
+        <w:t xml:space="preserve">• </w:t>
+      </w:r>
+      <w:r>
+        <w:rPr>
+          <w:rFonts w:ascii="Times New Roman" w:hAnsi="Times New Roman"/>
+          <w:b/>
+          <w:bCs/>
+          <w:lang w:val="pt-BR"/>
+        </w:rPr>
+        <w:t>Responsável</w:t>
+      </w:r>
+      <w:r>
+        <w:rPr>
+          <w:rFonts w:ascii="Times New Roman" w:hAnsi="Times New Roman"/>
+          <w:bCs/>
+          <w:lang w:val="pt-BR"/>
+        </w:rPr>
+        <w:t>: Lucas Trindade (Pioneiro).</w:t>
+      </w:r>
+    </w:p>
+    <w:p>
+      <w:pPr>
+        <w:spacing w:after="0"/>
+        <w:jc w:val="both"/>
+        <w:rPr>
+          <w:rFonts w:ascii="Times New Roman" w:hAnsi="Times New Roman"/>
+          <w:bCs/>
+          <w:lang w:val="pt-BR"/>
+        </w:rPr>
+      </w:pPr>
+      <w:r>
+        <w:rPr>
+          <w:rFonts w:ascii="Times New Roman" w:hAnsi="Times New Roman"/>
+          <w:b/>
+          <w:bCs/>
+          <w:lang w:val="pt-BR"/>
+        </w:rPr>
+        <w:t>01/11/2024</w:t>
+      </w:r>
+      <w:r>
+        <w:rPr>
+          <w:rFonts w:ascii="Times New Roman" w:hAnsi="Times New Roman"/>
+          <w:bCs/>
+          <w:lang w:val="pt-BR"/>
+        </w:rPr>
+        <w:t xml:space="preserve"> – Discussão sobre procedimentos técnicos na área de programação, como definição do SGBD, linguagem de banco de dados, hospedagem do site e tecnologias a serem utilizadas.</w:t>
+      </w:r>
+      <w:r>
+        <w:rPr>
+          <w:rFonts w:ascii="Times New Roman" w:hAnsi="Times New Roman"/>
+          <w:bCs/>
+          <w:lang w:val="pt-BR"/>
+        </w:rPr>
+        <w:br/>
+        <w:t xml:space="preserve">• </w:t>
+      </w:r>
+      <w:r>
+        <w:rPr>
+          <w:rFonts w:ascii="Times New Roman" w:hAnsi="Times New Roman"/>
+          <w:b/>
+          <w:bCs/>
+          <w:lang w:val="pt-BR"/>
+        </w:rPr>
+        <w:t>Responsável</w:t>
+      </w:r>
+      <w:r>
+        <w:rPr>
+          <w:rFonts w:ascii="Times New Roman" w:hAnsi="Times New Roman"/>
+          <w:bCs/>
+          <w:lang w:val="pt-BR"/>
+        </w:rPr>
+        <w:t>: Lucas Trindade (Pioneiro).</w:t>
+      </w:r>
+    </w:p>
+    <w:p>
+      <w:pPr>
+        <w:spacing w:after="0"/>
+        <w:jc w:val="both"/>
+        <w:rPr>
+          <w:rFonts w:ascii="Times New Roman" w:hAnsi="Times New Roman"/>
+          <w:bCs/>
+          <w:lang w:val="pt-BR"/>
+        </w:rPr>
+      </w:pPr>
+      <w:r>
+        <w:rPr>
+          <w:rFonts w:ascii="Times New Roman" w:hAnsi="Times New Roman"/>
+          <w:b/>
+          <w:bCs/>
+          <w:lang w:val="pt-BR"/>
+        </w:rPr>
+        <w:t>11/11/2024</w:t>
+      </w:r>
+      <w:r>
+        <w:rPr>
+          <w:rFonts w:ascii="Times New Roman" w:hAnsi="Times New Roman"/>
+          <w:bCs/>
+          <w:lang w:val="pt-BR"/>
+        </w:rPr>
+        <w:t xml:space="preserve"> – Início da prototipação do site.</w:t>
+      </w:r>
+      <w:r>
+        <w:rPr>
+          <w:rFonts w:ascii="Times New Roman" w:hAnsi="Times New Roman"/>
+          <w:bCs/>
+          <w:lang w:val="pt-BR"/>
+        </w:rPr>
+        <w:br/>
+        <w:t xml:space="preserve">• </w:t>
+      </w:r>
+      <w:r>
+        <w:rPr>
+          <w:rFonts w:ascii="Times New Roman" w:hAnsi="Times New Roman"/>
+          <w:b/>
+          <w:bCs/>
+          <w:lang w:val="pt-BR"/>
+        </w:rPr>
+        <w:t>Responsáveis</w:t>
+      </w:r>
+      <w:r>
+        <w:rPr>
+          <w:rFonts w:ascii="Times New Roman" w:hAnsi="Times New Roman"/>
+          <w:bCs/>
+          <w:lang w:val="pt-BR"/>
+        </w:rPr>
+        <w:t xml:space="preserve">: Lucas Trindade (Pioneiro) e Mirela </w:t>
+      </w:r>
+      <w:proofErr w:type="spellStart"/>
+      <w:r>
+        <w:rPr>
+          <w:rFonts w:ascii="Times New Roman" w:hAnsi="Times New Roman"/>
+          <w:bCs/>
+          <w:lang w:val="pt-BR"/>
+        </w:rPr>
+        <w:t>Gauginki</w:t>
+      </w:r>
+      <w:proofErr w:type="spellEnd"/>
+      <w:r>
+        <w:rPr>
+          <w:rFonts w:ascii="Times New Roman" w:hAnsi="Times New Roman"/>
+          <w:bCs/>
+          <w:lang w:val="pt-BR"/>
+        </w:rPr>
+        <w:t xml:space="preserve"> Camboim (Pioneira).</w:t>
+      </w:r>
+    </w:p>
+    <w:p>
+      <w:pPr>
+        <w:spacing w:after="0"/>
+        <w:jc w:val="both"/>
+        <w:rPr>
+          <w:rFonts w:ascii="Times New Roman" w:hAnsi="Times New Roman"/>
+          <w:bCs/>
+          <w:lang w:val="pt-BR"/>
+        </w:rPr>
+      </w:pPr>
+      <w:r>
+        <w:rPr>
+          <w:rFonts w:ascii="Times New Roman" w:hAnsi="Times New Roman"/>
+          <w:b/>
+          <w:bCs/>
+          <w:lang w:val="pt-BR"/>
+        </w:rPr>
+        <w:t>11/12/2024</w:t>
+      </w:r>
+      <w:r>
+        <w:rPr>
+          <w:rFonts w:ascii="Times New Roman" w:hAnsi="Times New Roman"/>
+          <w:bCs/>
+          <w:lang w:val="pt-BR"/>
+        </w:rPr>
+        <w:t xml:space="preserve"> – Finalização da prototipação do site, incluindo o design visual e usabilidade.</w:t>
+      </w:r>
+      <w:r>
+        <w:rPr>
+          <w:rFonts w:ascii="Times New Roman" w:hAnsi="Times New Roman"/>
+          <w:bCs/>
+          <w:lang w:val="pt-BR"/>
+        </w:rPr>
+        <w:br/>
+        <w:t xml:space="preserve">• </w:t>
+      </w:r>
+      <w:r>
+        <w:rPr>
+          <w:rFonts w:ascii="Times New Roman" w:hAnsi="Times New Roman"/>
+          <w:b/>
+          <w:bCs/>
+          <w:lang w:val="pt-BR"/>
+        </w:rPr>
+        <w:t>Responsáveis</w:t>
+      </w:r>
+      <w:r>
+        <w:rPr>
+          <w:rFonts w:ascii="Times New Roman" w:hAnsi="Times New Roman"/>
+          <w:bCs/>
+          <w:lang w:val="pt-BR"/>
+        </w:rPr>
+        <w:t xml:space="preserve">: Lucas Trindade (Pioneiro) e Mirela </w:t>
+      </w:r>
+      <w:proofErr w:type="spellStart"/>
+      <w:r>
+        <w:rPr>
+          <w:rFonts w:ascii="Times New Roman" w:hAnsi="Times New Roman"/>
+          <w:bCs/>
+          <w:lang w:val="pt-BR"/>
+        </w:rPr>
+        <w:t>Gauginki</w:t>
+      </w:r>
+      <w:proofErr w:type="spellEnd"/>
+      <w:r>
+        <w:rPr>
+          <w:rFonts w:ascii="Times New Roman" w:hAnsi="Times New Roman"/>
+          <w:bCs/>
+          <w:lang w:val="pt-BR"/>
+        </w:rPr>
+        <w:t xml:space="preserve"> Camboim (Pioneira).</w:t>
+      </w:r>
+    </w:p>
+    <w:p>
+      <w:pPr>
+        <w:spacing w:after="0"/>
+        <w:jc w:val="both"/>
+        <w:rPr>
+          <w:rFonts w:ascii="Times New Roman" w:hAnsi="Times New Roman"/>
+          <w:bCs/>
+          <w:lang w:val="pt-BR"/>
+        </w:rPr>
+      </w:pPr>
+      <w:r>
+        <w:rPr>
+          <w:rFonts w:ascii="Times New Roman" w:hAnsi="Times New Roman"/>
+          <w:b/>
+          <w:bCs/>
+          <w:lang w:val="pt-BR"/>
+        </w:rPr>
+        <w:t>12/12/2024</w:t>
+      </w:r>
+      <w:r>
+        <w:rPr>
+          <w:rFonts w:ascii="Times New Roman" w:hAnsi="Times New Roman"/>
+          <w:bCs/>
+          <w:lang w:val="pt-BR"/>
+        </w:rPr>
+        <w:t xml:space="preserve"> – Modelagem do modelo de Entidade e Relacionamento (MER), modelo lógico e desenvolvimento inicial do banco de dados.</w:t>
+      </w:r>
+      <w:r>
+        <w:rPr>
+          <w:rFonts w:ascii="Times New Roman" w:hAnsi="Times New Roman"/>
+          <w:bCs/>
+          <w:lang w:val="pt-BR"/>
+        </w:rPr>
+        <w:br/>
+        <w:t xml:space="preserve">• </w:t>
+      </w:r>
+      <w:r>
+        <w:rPr>
+          <w:rFonts w:ascii="Times New Roman" w:hAnsi="Times New Roman"/>
+          <w:b/>
+          <w:bCs/>
+          <w:lang w:val="pt-BR"/>
+        </w:rPr>
+        <w:t>Responsável</w:t>
+      </w:r>
+      <w:r>
+        <w:rPr>
+          <w:rFonts w:ascii="Times New Roman" w:hAnsi="Times New Roman"/>
+          <w:bCs/>
+          <w:lang w:val="pt-BR"/>
+        </w:rPr>
+        <w:t>: Lucas Trindade (Pioneiro).</w:t>
+      </w:r>
+    </w:p>
+    <w:p>
+      <w:pPr>
+        <w:spacing w:after="0"/>
+        <w:jc w:val="both"/>
+        <w:rPr>
+          <w:rFonts w:ascii="Times New Roman" w:hAnsi="Times New Roman"/>
+          <w:bCs/>
+          <w:lang w:val="pt-BR"/>
+        </w:rPr>
+      </w:pPr>
+      <w:r>
+        <w:rPr>
+          <w:rFonts w:ascii="Times New Roman" w:hAnsi="Times New Roman"/>
+          <w:b/>
+          <w:bCs/>
+          <w:lang w:val="pt-BR"/>
+        </w:rPr>
+        <w:t>13/12/2024</w:t>
+      </w:r>
+      <w:r>
+        <w:rPr>
+          <w:rFonts w:ascii="Times New Roman" w:hAnsi="Times New Roman"/>
+          <w:bCs/>
+          <w:lang w:val="pt-BR"/>
+        </w:rPr>
+        <w:t xml:space="preserve"> – Refinamento e finalização do banco de dados, incluindo tabelas para publicações, </w:t>
+      </w:r>
+      <w:proofErr w:type="spellStart"/>
+      <w:r>
+        <w:rPr>
+          <w:rFonts w:ascii="Times New Roman" w:hAnsi="Times New Roman"/>
+          <w:bCs/>
+          <w:lang w:val="pt-BR"/>
+        </w:rPr>
+        <w:t>tags</w:t>
+      </w:r>
+      <w:proofErr w:type="spellEnd"/>
+      <w:r>
+        <w:rPr>
+          <w:rFonts w:ascii="Times New Roman" w:hAnsi="Times New Roman"/>
+          <w:bCs/>
+          <w:lang w:val="pt-BR"/>
+        </w:rPr>
+        <w:t xml:space="preserve"> e galerias. Configuração do ambiente de trabalho.</w:t>
+      </w:r>
+      <w:r>
+        <w:rPr>
+          <w:rFonts w:ascii="Times New Roman" w:hAnsi="Times New Roman"/>
+          <w:bCs/>
+          <w:lang w:val="pt-BR"/>
+        </w:rPr>
+        <w:br/>
+        <w:t xml:space="preserve">• </w:t>
+      </w:r>
+      <w:r>
+        <w:rPr>
+          <w:rFonts w:ascii="Times New Roman" w:hAnsi="Times New Roman"/>
+          <w:b/>
+          <w:bCs/>
+          <w:lang w:val="pt-BR"/>
+        </w:rPr>
+        <w:t>Responsável</w:t>
+      </w:r>
+      <w:r>
+        <w:rPr>
+          <w:rFonts w:ascii="Times New Roman" w:hAnsi="Times New Roman"/>
+          <w:bCs/>
+          <w:lang w:val="pt-BR"/>
+        </w:rPr>
+        <w:t>: Lucas Trindade (Pioneiro).</w:t>
+      </w:r>
+    </w:p>
+    <w:p>
+      <w:pPr>
+        <w:spacing w:after="0"/>
+        <w:jc w:val="both"/>
+        <w:rPr>
+          <w:rFonts w:ascii="Times New Roman" w:hAnsi="Times New Roman"/>
+          <w:bCs/>
+          <w:lang w:val="pt-BR"/>
+        </w:rPr>
+      </w:pPr>
+      <w:r>
+        <w:rPr>
+          <w:rFonts w:ascii="Times New Roman" w:hAnsi="Times New Roman"/>
+          <w:b/>
+          <w:bCs/>
+          <w:lang w:val="pt-BR"/>
+        </w:rPr>
+        <w:lastRenderedPageBreak/>
+        <w:t>16/12/2024</w:t>
+      </w:r>
+      <w:r>
+        <w:rPr>
+          <w:rFonts w:ascii="Times New Roman" w:hAnsi="Times New Roman"/>
+          <w:bCs/>
+          <w:lang w:val="pt-BR"/>
+        </w:rPr>
+        <w:t xml:space="preserve"> – Início do desenvolvimento em código do site.</w:t>
+      </w:r>
+      <w:r>
+        <w:rPr>
+          <w:rFonts w:ascii="Times New Roman" w:hAnsi="Times New Roman"/>
+          <w:bCs/>
+          <w:lang w:val="pt-BR"/>
+        </w:rPr>
+        <w:br/>
+        <w:t xml:space="preserve">• </w:t>
+      </w:r>
+      <w:r>
+        <w:rPr>
+          <w:rFonts w:ascii="Times New Roman" w:hAnsi="Times New Roman"/>
+          <w:b/>
+          <w:bCs/>
+          <w:lang w:val="pt-BR"/>
+        </w:rPr>
+        <w:t>Responsável</w:t>
+      </w:r>
+      <w:r>
+        <w:rPr>
+          <w:rFonts w:ascii="Times New Roman" w:hAnsi="Times New Roman"/>
+          <w:bCs/>
+          <w:lang w:val="pt-BR"/>
+        </w:rPr>
+        <w:t>: Lucas Trindade (Pioneiro).</w:t>
+      </w:r>
+    </w:p>
+    <w:p>
+      <w:pPr>
+        <w:spacing w:after="0"/>
+        <w:jc w:val="both"/>
+        <w:rPr>
+          <w:rFonts w:ascii="Times New Roman" w:hAnsi="Times New Roman"/>
+          <w:bCs/>
+          <w:lang w:val="pt-BR"/>
+        </w:rPr>
+      </w:pPr>
+      <w:r>
+        <w:rPr>
+          <w:rFonts w:ascii="Times New Roman" w:hAnsi="Times New Roman"/>
+          <w:b/>
+          <w:bCs/>
+          <w:lang w:val="pt-BR"/>
+        </w:rPr>
+        <w:t>16/12/2024 – 23/12/2024 | 06/01/2025 – 31/01/2025</w:t>
+      </w:r>
+      <w:r>
+        <w:rPr>
+          <w:rFonts w:ascii="Times New Roman" w:hAnsi="Times New Roman"/>
+          <w:bCs/>
+          <w:lang w:val="pt-BR"/>
+        </w:rPr>
+        <w:t xml:space="preserve"> – Período de desenvolvimento Back-</w:t>
+      </w:r>
+      <w:proofErr w:type="spellStart"/>
+      <w:r>
+        <w:rPr>
+          <w:rFonts w:ascii="Times New Roman" w:hAnsi="Times New Roman"/>
+          <w:bCs/>
+          <w:lang w:val="pt-BR"/>
+        </w:rPr>
+        <w:t>End</w:t>
+      </w:r>
+      <w:proofErr w:type="spellEnd"/>
+      <w:r>
+        <w:rPr>
+          <w:rFonts w:ascii="Times New Roman" w:hAnsi="Times New Roman"/>
+          <w:bCs/>
+          <w:lang w:val="pt-BR"/>
+        </w:rPr>
+        <w:t xml:space="preserve"> e Front-End.</w:t>
+      </w:r>
+      <w:r>
+        <w:rPr>
+          <w:rFonts w:ascii="Times New Roman" w:hAnsi="Times New Roman"/>
+          <w:bCs/>
+          <w:lang w:val="pt-BR"/>
+        </w:rPr>
+        <w:br/>
+        <w:t xml:space="preserve">• </w:t>
+      </w:r>
+      <w:r>
+        <w:rPr>
+          <w:rFonts w:ascii="Times New Roman" w:hAnsi="Times New Roman"/>
+          <w:b/>
+          <w:bCs/>
+          <w:lang w:val="pt-BR"/>
+        </w:rPr>
+        <w:t>Responsável</w:t>
+      </w:r>
+      <w:r>
+        <w:rPr>
+          <w:rFonts w:ascii="Times New Roman" w:hAnsi="Times New Roman"/>
+          <w:bCs/>
+          <w:lang w:val="pt-BR"/>
+        </w:rPr>
+        <w:t>: Lucas Trindade (Pioneiro).</w:t>
+      </w:r>
+    </w:p>
+    <w:p>
+      <w:pPr>
+        <w:spacing w:after="0"/>
+        <w:jc w:val="both"/>
+        <w:rPr>
+          <w:rFonts w:ascii="Times New Roman" w:hAnsi="Times New Roman"/>
+          <w:bCs/>
+          <w:lang w:val="pt-BR"/>
+        </w:rPr>
+      </w:pPr>
+      <w:r>
+        <w:rPr>
+          <w:rFonts w:ascii="Times New Roman" w:hAnsi="Times New Roman"/>
+          <w:b/>
+          <w:bCs/>
+          <w:lang w:val="pt-BR"/>
+        </w:rPr>
+        <w:t>01/02/2025</w:t>
+      </w:r>
+      <w:r>
+        <w:rPr>
+          <w:rFonts w:ascii="Times New Roman" w:hAnsi="Times New Roman"/>
+          <w:bCs/>
+          <w:lang w:val="pt-BR"/>
+        </w:rPr>
+        <w:t xml:space="preserve"> – Avaliação primária do projeto para identificação de melhorias e ajustes.</w:t>
+      </w:r>
+      <w:r>
+        <w:rPr>
+          <w:rFonts w:ascii="Times New Roman" w:hAnsi="Times New Roman"/>
+          <w:bCs/>
+          <w:lang w:val="pt-BR"/>
+        </w:rPr>
+        <w:br/>
+        <w:t xml:space="preserve">• </w:t>
+      </w:r>
+      <w:r>
+        <w:rPr>
+          <w:rFonts w:ascii="Times New Roman" w:hAnsi="Times New Roman"/>
+          <w:b/>
+          <w:bCs/>
+          <w:lang w:val="pt-BR"/>
+        </w:rPr>
+        <w:t>Responsável</w:t>
+      </w:r>
+      <w:r>
+        <w:rPr>
+          <w:rFonts w:ascii="Times New Roman" w:hAnsi="Times New Roman"/>
+          <w:bCs/>
+          <w:lang w:val="pt-BR"/>
+        </w:rPr>
+        <w:t>: Lucas Trindade (Pioneiro).</w:t>
+      </w:r>
+    </w:p>
+    <w:p>
+      <w:pPr>
+        <w:spacing w:after="0"/>
+        <w:jc w:val="both"/>
+        <w:rPr>
+          <w:rFonts w:ascii="Times New Roman" w:hAnsi="Times New Roman"/>
+          <w:bCs/>
+          <w:lang w:val="pt-BR"/>
+        </w:rPr>
+      </w:pPr>
+      <w:r>
+        <w:rPr>
+          <w:rFonts w:ascii="Times New Roman" w:hAnsi="Times New Roman"/>
+          <w:b/>
+          <w:bCs/>
+          <w:lang w:val="pt-BR"/>
+        </w:rPr>
+        <w:t>25/02/2025</w:t>
+      </w:r>
+      <w:r>
+        <w:rPr>
+          <w:rFonts w:ascii="Times New Roman" w:hAnsi="Times New Roman"/>
+          <w:bCs/>
+          <w:lang w:val="pt-BR"/>
+        </w:rPr>
+        <w:t xml:space="preserve"> – Publicação oficial do site.</w:t>
+      </w:r>
+      <w:r>
+        <w:rPr>
+          <w:rFonts w:ascii="Times New Roman" w:hAnsi="Times New Roman"/>
+          <w:bCs/>
+          <w:lang w:val="pt-BR"/>
+        </w:rPr>
+        <w:br/>
+        <w:t xml:space="preserve">• </w:t>
+      </w:r>
+      <w:r>
+        <w:rPr>
+          <w:rFonts w:ascii="Times New Roman" w:hAnsi="Times New Roman"/>
+          <w:b/>
+          <w:bCs/>
+          <w:lang w:val="pt-BR"/>
+        </w:rPr>
+        <w:t>Responsável</w:t>
+      </w:r>
+      <w:r>
+        <w:rPr>
+          <w:rFonts w:ascii="Times New Roman" w:hAnsi="Times New Roman"/>
+          <w:bCs/>
+          <w:lang w:val="pt-BR"/>
+        </w:rPr>
+        <w:t>: Lucas Trindade (Pioneiro).</w:t>
+      </w:r>
+    </w:p>
+    <w:p>
+      <w:pPr>
+        <w:spacing w:after="0"/>
+        <w:jc w:val="both"/>
+        <w:rPr>
+          <w:rFonts w:ascii="Times New Roman" w:hAnsi="Times New Roman"/>
+          <w:b/>
+          <w:sz w:val="28"/>
+          <w:szCs w:val="28"/>
+          <w:lang w:val="pt-BR"/>
+        </w:rPr>
+      </w:pPr>
+    </w:p>
+    <w:p>
+      <w:pPr>
+        <w:spacing w:after="160" w:line="278" w:lineRule="auto"/>
+        <w:rPr>
+          <w:rFonts w:ascii="Times New Roman" w:hAnsi="Times New Roman"/>
+          <w:b/>
+          <w:sz w:val="28"/>
+          <w:szCs w:val="28"/>
+          <w:lang w:val="pt-BR"/>
+        </w:rPr>
+      </w:pPr>
+      <w:r>
+        <w:rPr>
+          <w:rFonts w:ascii="Times New Roman" w:hAnsi="Times New Roman"/>
+          <w:b/>
+          <w:sz w:val="28"/>
+          <w:szCs w:val="28"/>
+          <w:lang w:val="pt-BR"/>
+        </w:rPr>
+        <w:br w:type="page"/>
+      </w:r>
+    </w:p>
+    <w:p>
+      <w:pPr>
+        <w:spacing w:after="0"/>
+        <w:jc w:val="both"/>
+        <w:rPr>
+          <w:rFonts w:ascii="Times New Roman" w:hAnsi="Times New Roman"/>
+          <w:b/>
+          <w:sz w:val="28"/>
+          <w:szCs w:val="28"/>
+          <w:lang w:val="pt-BR"/>
+        </w:rPr>
+      </w:pPr>
+      <w:r>
+        <w:rPr>
+          <w:rFonts w:ascii="Times New Roman" w:hAnsi="Times New Roman"/>
+          <w:b/>
+          <w:sz w:val="28"/>
+          <w:szCs w:val="28"/>
+          <w:lang w:val="pt-BR"/>
+        </w:rPr>
+        <w:lastRenderedPageBreak/>
+        <w:t>FASE 3: EXECUÇÃO</w:t>
+      </w:r>
+    </w:p>
+    <w:p>
+      <w:pPr>
+        <w:spacing w:after="0"/>
+        <w:jc w:val="both"/>
+        <w:rPr>
+          <w:rFonts w:ascii="Times New Roman" w:hAnsi="Times New Roman"/>
+          <w:b/>
+          <w:sz w:val="28"/>
+          <w:szCs w:val="28"/>
+          <w:lang w:val="pt-BR"/>
+        </w:rPr>
+      </w:pPr>
+    </w:p>
+    <w:p>
+      <w:pPr>
         <w:numPr>
           <w:ilvl w:val="0"/>
-          <w:numId w:val="16"/>
+          <w:numId w:val="26"/>
         </w:numPr>
-        <w:spacing w:after="0"/>
-        <w:jc w:val="both"/>
-        <w:rPr>
-          <w:rFonts w:ascii="Times New Roman" w:hAnsi="Times New Roman"/>
-          <w:bCs/>
-          <w:lang w:val="pt-BR"/>
-        </w:rPr>
-      </w:pPr>
-      <w:r>
-        <w:rPr>
-          <w:rFonts w:ascii="Times New Roman" w:hAnsi="Times New Roman"/>
-          <w:bCs/>
-          <w:lang w:val="pt-BR"/>
-        </w:rPr>
-        <w:t>Responsável: Lucas Trindade (Pioneiro).</w:t>
-      </w:r>
-    </w:p>
-    <w:p>
-      <w:pPr>
         <w:spacing w:after="0"/>
         <w:jc w:val="both"/>
         <w:rPr>
@@ -4646,10 +6078,7 @@
           <w:lang w:val="pt-BR"/>
         </w:rPr>
       </w:pPr>
-    </w:p>
-    <w:p>
-      <w:pPr>
-        <w:spacing w:after="160" w:line="278" w:lineRule="auto"/>
+      <w:r>
         <w:rPr>
           <w:rFonts w:ascii="Times New Roman" w:hAnsi="Times New Roman"/>
           <w:b/>
@@ -4657,8 +6086,13 @@
           <w:szCs w:val="28"/>
           <w:lang w:val="pt-BR"/>
         </w:rPr>
-      </w:pPr>
-      <w:r>
+        <w:t>Descrição da execução</w:t>
+      </w:r>
+    </w:p>
+    <w:p>
+      <w:pPr>
+        <w:spacing w:after="0"/>
+        <w:jc w:val="both"/>
         <w:rPr>
           <w:rFonts w:ascii="Times New Roman" w:hAnsi="Times New Roman"/>
           <w:b/>
@@ -4666,7 +6100,33 @@
           <w:szCs w:val="28"/>
           <w:lang w:val="pt-BR"/>
         </w:rPr>
-        <w:br w:type="page"/>
+      </w:pPr>
+    </w:p>
+    <w:p>
+      <w:pPr>
+        <w:spacing w:after="0"/>
+        <w:jc w:val="both"/>
+        <w:rPr>
+          <w:rFonts w:ascii="Times New Roman" w:hAnsi="Times New Roman"/>
+          <w:bCs/>
+          <w:lang w:val="pt-BR"/>
+        </w:rPr>
+      </w:pPr>
+      <w:r>
+        <w:rPr>
+          <w:rFonts w:ascii="Times New Roman" w:hAnsi="Times New Roman"/>
+          <w:bCs/>
+          <w:lang w:val="pt-BR"/>
+        </w:rPr>
+        <w:t>[</w:t>
+      </w:r>
+      <w:r>
+        <w:rPr>
+          <w:rFonts w:ascii="Times New Roman" w:hAnsi="Times New Roman"/>
+          <w:bCs/>
+          <w:lang w:val="pt-BR"/>
+        </w:rPr>
+        <w:t>descreva detalhadamente todo o processo de execução do projeto, mencionando etapas, dificuldades enfrentadas, soluções encontradas e resultados obtidos, anexando fotos que ilustrem a realização dos eventos]</w:t>
       </w:r>
     </w:p>
     <w:p>
@@ -4681,7 +6141,15 @@
           <w:lang w:val="pt-BR"/>
         </w:rPr>
       </w:pPr>
-      <w:r>
+    </w:p>
+    <w:p>
+      <w:pPr>
+        <w:numPr>
+          <w:ilvl w:val="0"/>
+          <w:numId w:val="26"/>
+        </w:numPr>
+        <w:spacing w:after="0"/>
+        <w:jc w:val="both"/>
         <w:rPr>
           <w:rFonts w:ascii="Times New Roman" w:hAnsi="Times New Roman"/>
           <w:b/>
@@ -4689,14 +6157,8 @@
           <w:szCs w:val="28"/>
           <w:lang w:val="pt-BR"/>
         </w:rPr>
-        <w:lastRenderedPageBreak/>
-        <w:t>FASE 3: EXECUÇÃO</w:t>
-      </w:r>
-    </w:p>
-    <w:p>
-      <w:pPr>
-        <w:spacing w:after="0"/>
-        <w:jc w:val="both"/>
+      </w:pPr>
+      <w:r>
         <w:rPr>
           <w:rFonts w:ascii="Times New Roman" w:hAnsi="Times New Roman"/>
           <w:b/>
@@ -4704,13 +6166,111 @@
           <w:szCs w:val="28"/>
           <w:lang w:val="pt-BR"/>
         </w:rPr>
+        <w:t>Impressões pessoais</w:t>
+      </w:r>
+    </w:p>
+    <w:p>
+      <w:pPr>
+        <w:spacing w:after="0"/>
+        <w:jc w:val="both"/>
+        <w:rPr>
+          <w:rFonts w:ascii="Times New Roman" w:hAnsi="Times New Roman"/>
+          <w:b/>
+          <w:sz w:val="28"/>
+          <w:szCs w:val="28"/>
+          <w:lang w:val="pt-BR"/>
+        </w:rPr>
+      </w:pPr>
+    </w:p>
+    <w:p>
+      <w:pPr>
+        <w:spacing w:after="0"/>
+        <w:jc w:val="both"/>
+        <w:rPr>
+          <w:rFonts w:ascii="Times New Roman" w:hAnsi="Times New Roman"/>
+          <w:bCs/>
+          <w:lang w:val="pt-BR"/>
+        </w:rPr>
+      </w:pPr>
+      <w:r>
+        <w:rPr>
+          <w:rFonts w:ascii="Times New Roman" w:hAnsi="Times New Roman"/>
+          <w:bCs/>
+          <w:lang w:val="pt-BR"/>
+        </w:rPr>
+        <w:t>[</w:t>
+      </w:r>
+      <w:r>
+        <w:rPr>
+          <w:rFonts w:ascii="Times New Roman" w:hAnsi="Times New Roman"/>
+          <w:bCs/>
+          <w:lang w:val="pt-BR"/>
+        </w:rPr>
+        <w:t>relate suas impressões pessoais e sentimentos ao longo da realização do projeto, desde a sua idealização e planejamento até a execução e encerramento após a avaliação]</w:t>
+      </w:r>
+    </w:p>
+    <w:p>
+      <w:pPr>
+        <w:spacing w:after="160" w:line="278" w:lineRule="auto"/>
+        <w:rPr>
+          <w:rFonts w:ascii="Times New Roman" w:hAnsi="Times New Roman"/>
+          <w:b/>
+          <w:sz w:val="28"/>
+          <w:szCs w:val="28"/>
+          <w:lang w:val="pt-BR"/>
+        </w:rPr>
+      </w:pPr>
+      <w:r>
+        <w:rPr>
+          <w:rFonts w:ascii="Times New Roman" w:hAnsi="Times New Roman"/>
+          <w:b/>
+          <w:sz w:val="28"/>
+          <w:szCs w:val="28"/>
+          <w:lang w:val="pt-BR"/>
+        </w:rPr>
+        <w:br w:type="page"/>
+      </w:r>
+    </w:p>
+    <w:p>
+      <w:pPr>
+        <w:spacing w:after="0"/>
+        <w:jc w:val="both"/>
+        <w:rPr>
+          <w:rFonts w:ascii="Times New Roman" w:hAnsi="Times New Roman"/>
+          <w:b/>
+          <w:sz w:val="28"/>
+          <w:szCs w:val="28"/>
+          <w:lang w:val="pt-BR"/>
+        </w:rPr>
+      </w:pPr>
+      <w:r>
+        <w:rPr>
+          <w:rFonts w:ascii="Times New Roman" w:hAnsi="Times New Roman"/>
+          <w:b/>
+          <w:sz w:val="28"/>
+          <w:szCs w:val="28"/>
+          <w:lang w:val="pt-BR"/>
+        </w:rPr>
+        <w:lastRenderedPageBreak/>
+        <w:t>FASE 4: AVALIAÇÃO</w:t>
+      </w:r>
+    </w:p>
+    <w:p>
+      <w:pPr>
+        <w:spacing w:after="0"/>
+        <w:jc w:val="both"/>
+        <w:rPr>
+          <w:rFonts w:ascii="Times New Roman" w:hAnsi="Times New Roman"/>
+          <w:bCs/>
+          <w:lang w:val="pt-BR"/>
+        </w:rPr>
       </w:pPr>
     </w:p>
     <w:p>
       <w:pPr>
         <w:numPr>
           <w:ilvl w:val="0"/>
-          <w:numId w:val="1"/>
+          <w:numId w:val="26"/>
         </w:numPr>
         <w:spacing w:after="0"/>
         <w:jc w:val="both"/>
@@ -4730,7 +6290,7 @@
           <w:szCs w:val="28"/>
           <w:lang w:val="pt-BR"/>
         </w:rPr>
-        <w:t>Descrição da execução</w:t>
+        <w:t>Status final</w:t>
       </w:r>
     </w:p>
     <w:p>
@@ -4770,7 +6330,7 @@
           <w:bCs/>
           <w:lang w:val="pt-BR"/>
         </w:rPr>
-        <w:t>descreva detalhadamente todo o processo de execução do projeto, mencionando etapas, dificuldades enfrentadas, soluções encontradas e resultados obtidos, anexando fotos que ilustrem a realização dos eventos]</w:t>
+        <w:t>defina e justifique o status final do projeto: concluído, parcialmente concluído, adiado, cancelado ou outro]</w:t>
       </w:r>
     </w:p>
     <w:p>
@@ -4790,7 +6350,7 @@
       <w:pPr>
         <w:numPr>
           <w:ilvl w:val="0"/>
-          <w:numId w:val="1"/>
+          <w:numId w:val="26"/>
         </w:numPr>
         <w:spacing w:after="0"/>
         <w:jc w:val="both"/>
@@ -4810,7 +6370,7 @@
           <w:szCs w:val="28"/>
           <w:lang w:val="pt-BR"/>
         </w:rPr>
-        <w:t>Impressões pessoais</w:t>
+        <w:t>Relação das entregas</w:t>
       </w:r>
     </w:p>
     <w:p>
@@ -4850,12 +6410,13 @@
           <w:bCs/>
           <w:lang w:val="pt-BR"/>
         </w:rPr>
-        <w:t>relate suas impressões pessoais e sentimentos ao longo da realização do projeto, desde a sua idealização e planejamento até a execução e encerramento após a avaliação]</w:t>
-      </w:r>
-    </w:p>
-    <w:p>
-      <w:pPr>
-        <w:spacing w:after="160" w:line="278" w:lineRule="auto"/>
+        <w:t>enumere as entregas realizadas e pendências do projeto, bem como os objetivos que foram alcançados]</w:t>
+      </w:r>
+    </w:p>
+    <w:p>
+      <w:pPr>
+        <w:spacing w:after="0"/>
+        <w:jc w:val="both"/>
         <w:rPr>
           <w:rFonts w:ascii="Times New Roman" w:hAnsi="Times New Roman"/>
           <w:b/>
@@ -4864,217 +6425,12 @@
           <w:lang w:val="pt-BR"/>
         </w:rPr>
       </w:pPr>
-      <w:r>
-        <w:rPr>
-          <w:rFonts w:ascii="Times New Roman" w:hAnsi="Times New Roman"/>
-          <w:b/>
-          <w:sz w:val="28"/>
-          <w:szCs w:val="28"/>
-          <w:lang w:val="pt-BR"/>
-        </w:rPr>
-        <w:br w:type="page"/>
-      </w:r>
-    </w:p>
-    <w:p>
-      <w:pPr>
-        <w:spacing w:after="0"/>
-        <w:jc w:val="both"/>
-        <w:rPr>
-          <w:rFonts w:ascii="Times New Roman" w:hAnsi="Times New Roman"/>
-          <w:b/>
-          <w:sz w:val="28"/>
-          <w:szCs w:val="28"/>
-          <w:lang w:val="pt-BR"/>
-        </w:rPr>
-      </w:pPr>
-      <w:r>
-        <w:rPr>
-          <w:rFonts w:ascii="Times New Roman" w:hAnsi="Times New Roman"/>
-          <w:b/>
-          <w:sz w:val="28"/>
-          <w:szCs w:val="28"/>
-          <w:lang w:val="pt-BR"/>
-        </w:rPr>
-        <w:lastRenderedPageBreak/>
-        <w:t>FASE 4: AVALIAÇÃO</w:t>
-      </w:r>
-    </w:p>
-    <w:p>
-      <w:pPr>
-        <w:spacing w:after="0"/>
-        <w:jc w:val="both"/>
-        <w:rPr>
-          <w:rFonts w:ascii="Times New Roman" w:hAnsi="Times New Roman"/>
-          <w:bCs/>
-          <w:lang w:val="pt-BR"/>
-        </w:rPr>
-      </w:pPr>
     </w:p>
     <w:p>
       <w:pPr>
         <w:numPr>
           <w:ilvl w:val="0"/>
-          <w:numId w:val="1"/>
-        </w:numPr>
-        <w:spacing w:after="0"/>
-        <w:jc w:val="both"/>
-        <w:rPr>
-          <w:rFonts w:ascii="Times New Roman" w:hAnsi="Times New Roman"/>
-          <w:b/>
-          <w:sz w:val="28"/>
-          <w:szCs w:val="28"/>
-          <w:lang w:val="pt-BR"/>
-        </w:rPr>
-      </w:pPr>
-      <w:r>
-        <w:rPr>
-          <w:rFonts w:ascii="Times New Roman" w:hAnsi="Times New Roman"/>
-          <w:b/>
-          <w:sz w:val="28"/>
-          <w:szCs w:val="28"/>
-          <w:lang w:val="pt-BR"/>
-        </w:rPr>
-        <w:t>Status final</w:t>
-      </w:r>
-    </w:p>
-    <w:p>
-      <w:pPr>
-        <w:spacing w:after="0"/>
-        <w:jc w:val="both"/>
-        <w:rPr>
-          <w:rFonts w:ascii="Times New Roman" w:hAnsi="Times New Roman"/>
-          <w:b/>
-          <w:sz w:val="28"/>
-          <w:szCs w:val="28"/>
-          <w:lang w:val="pt-BR"/>
-        </w:rPr>
-      </w:pPr>
-    </w:p>
-    <w:p>
-      <w:pPr>
-        <w:spacing w:after="0"/>
-        <w:jc w:val="both"/>
-        <w:rPr>
-          <w:rFonts w:ascii="Times New Roman" w:hAnsi="Times New Roman"/>
-          <w:bCs/>
-          <w:lang w:val="pt-BR"/>
-        </w:rPr>
-      </w:pPr>
-      <w:r>
-        <w:rPr>
-          <w:rFonts w:ascii="Times New Roman" w:hAnsi="Times New Roman"/>
-          <w:bCs/>
-          <w:lang w:val="pt-BR"/>
-        </w:rPr>
-        <w:t>[</w:t>
-      </w:r>
-      <w:r>
-        <w:rPr>
-          <w:rFonts w:ascii="Times New Roman" w:hAnsi="Times New Roman"/>
-          <w:bCs/>
-          <w:lang w:val="pt-BR"/>
-        </w:rPr>
-        <w:t>defina e justifique o status final do projeto: concluído, parcialmente concluído, adiado, cancelado ou outro]</w:t>
-      </w:r>
-    </w:p>
-    <w:p>
-      <w:pPr>
-        <w:spacing w:after="0"/>
-        <w:jc w:val="both"/>
-        <w:rPr>
-          <w:rFonts w:ascii="Times New Roman" w:hAnsi="Times New Roman"/>
-          <w:b/>
-          <w:sz w:val="28"/>
-          <w:szCs w:val="28"/>
-          <w:lang w:val="pt-BR"/>
-        </w:rPr>
-      </w:pPr>
-    </w:p>
-    <w:p>
-      <w:pPr>
-        <w:numPr>
-          <w:ilvl w:val="0"/>
-          <w:numId w:val="1"/>
-        </w:numPr>
-        <w:spacing w:after="0"/>
-        <w:jc w:val="both"/>
-        <w:rPr>
-          <w:rFonts w:ascii="Times New Roman" w:hAnsi="Times New Roman"/>
-          <w:b/>
-          <w:sz w:val="28"/>
-          <w:szCs w:val="28"/>
-          <w:lang w:val="pt-BR"/>
-        </w:rPr>
-      </w:pPr>
-      <w:r>
-        <w:rPr>
-          <w:rFonts w:ascii="Times New Roman" w:hAnsi="Times New Roman"/>
-          <w:b/>
-          <w:sz w:val="28"/>
-          <w:szCs w:val="28"/>
-          <w:lang w:val="pt-BR"/>
-        </w:rPr>
-        <w:t>Relação das entregas</w:t>
-      </w:r>
-    </w:p>
-    <w:p>
-      <w:pPr>
-        <w:spacing w:after="0"/>
-        <w:jc w:val="both"/>
-        <w:rPr>
-          <w:rFonts w:ascii="Times New Roman" w:hAnsi="Times New Roman"/>
-          <w:b/>
-          <w:sz w:val="28"/>
-          <w:szCs w:val="28"/>
-          <w:lang w:val="pt-BR"/>
-        </w:rPr>
-      </w:pPr>
-    </w:p>
-    <w:p>
-      <w:pPr>
-        <w:spacing w:after="0"/>
-        <w:jc w:val="both"/>
-        <w:rPr>
-          <w:rFonts w:ascii="Times New Roman" w:hAnsi="Times New Roman"/>
-          <w:bCs/>
-          <w:lang w:val="pt-BR"/>
-        </w:rPr>
-      </w:pPr>
-      <w:r>
-        <w:rPr>
-          <w:rFonts w:ascii="Times New Roman" w:hAnsi="Times New Roman"/>
-          <w:bCs/>
-          <w:lang w:val="pt-BR"/>
-        </w:rPr>
-        <w:t>[</w:t>
-      </w:r>
-      <w:r>
-        <w:rPr>
-          <w:rFonts w:ascii="Times New Roman" w:hAnsi="Times New Roman"/>
-          <w:bCs/>
-          <w:lang w:val="pt-BR"/>
-        </w:rPr>
-        <w:t>enumere as entregas realizadas e pendências do projeto, bem como os objetivos que foram alcançados]</w:t>
-      </w:r>
-    </w:p>
-    <w:p>
-      <w:pPr>
-        <w:spacing w:after="0"/>
-        <w:jc w:val="both"/>
-        <w:rPr>
-          <w:rFonts w:ascii="Times New Roman" w:hAnsi="Times New Roman"/>
-          <w:b/>
-          <w:sz w:val="28"/>
-          <w:szCs w:val="28"/>
-          <w:lang w:val="pt-BR"/>
-        </w:rPr>
-      </w:pPr>
-    </w:p>
-    <w:p>
-      <w:pPr>
-        <w:numPr>
-          <w:ilvl w:val="0"/>
-          <w:numId w:val="1"/>
+          <w:numId w:val="26"/>
         </w:numPr>
         <w:spacing w:after="0"/>
         <w:jc w:val="both"/>
@@ -5241,25 +6597,7 @@
           <w:bCs/>
           <w:lang w:val="pt-BR"/>
         </w:rPr>
-        <w:t xml:space="preserve">insira aqui os valores referente a itens e serviços recebidos através de doações (estes devem constar na relação de arrecadações </w:t>
-      </w:r>
-      <w:proofErr w:type="gramStart"/>
-      <w:r>
-        <w:rPr>
-          <w:rFonts w:ascii="Times New Roman" w:hAnsi="Times New Roman"/>
-          <w:bCs/>
-          <w:lang w:val="pt-BR"/>
-        </w:rPr>
-        <w:t>e também</w:t>
-      </w:r>
-      <w:proofErr w:type="gramEnd"/>
-      <w:r>
-        <w:rPr>
-          <w:rFonts w:ascii="Times New Roman" w:hAnsi="Times New Roman"/>
-          <w:bCs/>
-          <w:lang w:val="pt-BR"/>
-        </w:rPr>
-        <w:t xml:space="preserve"> na relação de custos, anulando assim valores de receita e despesas]</w:t>
+        <w:t>insira aqui os valores referente a itens e serviços recebidos através de doações (estes devem constar na relação de arrecadações e também na relação de custos, anulando assim valores de receita e despesas]</w:t>
       </w:r>
     </w:p>
     <w:p>
@@ -5279,7 +6617,7 @@
       <w:pPr>
         <w:numPr>
           <w:ilvl w:val="0"/>
-          <w:numId w:val="1"/>
+          <w:numId w:val="26"/>
         </w:numPr>
         <w:spacing w:after="0"/>
         <w:jc w:val="both"/>
@@ -5359,7 +6697,7 @@
       <w:pPr>
         <w:numPr>
           <w:ilvl w:val="0"/>
-          <w:numId w:val="1"/>
+          <w:numId w:val="26"/>
         </w:numPr>
         <w:spacing w:after="0"/>
         <w:jc w:val="both"/>
@@ -5934,8 +7272,94 @@
 </file>
 
 <file path=word/numbering.xml><?xml version="1.0" encoding="utf-8"?>
-<w:numbering xmlns:wpc="http://schemas.microsoft.com/office/word/2010/wordprocessingCanvas" xmlns:cx="http://schemas.microsoft.com/office/drawing/2014/chartex" xmlns:cx1="http://schemas.microsoft.com/office/drawing/2015/9/8/chartex" xmlns:cx2="http://schemas.microsoft.com/office/drawing/2015/10/21/chartex" xmlns:cx3="http://schemas.microsoft.com/office/drawing/2016/5/9/chartex" xmlns:cx4="http://schemas.microsoft.com/office/drawing/2016/5/10/chartex" xmlns:cx5="http://schemas.microsoft.com/office/drawing/2016/5/11/chartex" xmlns:cx6="http://schemas.microsoft.com/office/drawing/2016/5/12/chartex" xmlns:cx7="http://schemas.microsoft.com/office/drawing/2016/5/13/chartex" xmlns:cx8="http://schemas.microsoft.com/office/drawing/2016/5/14/chartex" xmlns:mc="http://schemas.openxmlformats.org/markup-compatibility/2006" xmlns:aink="http://schemas.microsoft.com/office/drawing/2016/ink" xmlns:am3d="http://schemas.microsoft.com/office/drawing/2017/model3d" xmlns:o="urn:schemas-microsoft-com:office:office" xmlns:oel="http://schemas.microsoft.com/office/2019/extlst" xmlns:r="http://schemas.openxmlformats.org/officeDocument/2006/relationships" xmlns:m="http://schemas.openxmlformats.org/officeDocument/2006/math" xmlns:v="urn:schemas-microsoft-com:vml" xmlns:wp14="http://schemas.microsoft.com/office/word/2010/wordprocessingDrawing" xmlns:wp="http://schemas.openxmlformats.org/drawingml/2006/wordprocessingDrawing" xmlns:w10="urn:schemas-microsoft-com:office:word" xmlns:w="http://schemas.openxmlformats.org/wordprocessingml/2006/main" xmlns:w14="http://schemas.microsoft.com/office/word/2010/wordml" xmlns:w15="http://schemas.microsoft.com/office/word/2012/wordml" xmlns:w16cex="http://schemas.microsoft.com/office/word/2018/wordml/cex" xmlns:w16cid="http://schemas.microsoft.com/office/word/2016/wordml/cid" xmlns:w16="http://schemas.microsoft.com/office/word/2018/wordml" xmlns:w16du="http://schemas.microsoft.com/office/word/2023/wordml/word16du" xmlns:w16sdtdh="http://schemas.microsoft.com/office/word/2020/wordml/sdtdatahash" xmlns:w16se="http://schemas.microsoft.com/office/word/2015/wordml/symex" xmlns:wpg="http://schemas.microsoft.com/office/word/2010/wordprocessingGroup" xmlns:wpi="http://schemas.microsoft.com/office/word/2010/wordprocessingInk" xmlns:wne="http://schemas.microsoft.com/office/word/2006/wordml" xmlns:wps="http://schemas.microsoft.com/office/word/2010/wordprocessingShape" mc:Ignorable="w14 w15 w16se w16cid w16 w16cex w16sdtdh w16du wp14">
+<w:numbering xmlns:wpc="http://schemas.microsoft.com/office/word/2010/wordprocessingCanvas" xmlns:cx="http://schemas.microsoft.com/office/drawing/2014/chartex" xmlns:cx1="http://schemas.microsoft.com/office/drawing/2015/9/8/chartex" xmlns:cx2="http://schemas.microsoft.com/office/drawing/2015/10/21/chartex" xmlns:cx3="http://schemas.microsoft.com/office/drawing/2016/5/9/chartex" xmlns:cx4="http://schemas.microsoft.com/office/drawing/2016/5/10/chartex" xmlns:cx5="http://schemas.microsoft.com/office/drawing/2016/5/11/chartex" xmlns:cx6="http://schemas.microsoft.com/office/drawing/2016/5/12/chartex" xmlns:cx7="http://schemas.microsoft.com/office/drawing/2016/5/13/chartex" xmlns:cx8="http://schemas.microsoft.com/office/drawing/2016/5/14/chartex" xmlns:mc="http://schemas.openxmlformats.org/markup-compatibility/2006" xmlns:aink="http://schemas.microsoft.com/office/drawing/2016/ink" xmlns:am3d="http://schemas.microsoft.com/office/drawing/2017/model3d" xmlns:o="urn:schemas-microsoft-com:office:office" xmlns:oel="http://schemas.microsoft.com/office/2019/extlst" xmlns:r="http://schemas.openxmlformats.org/officeDocument/2006/relationships" xmlns:m="http://schemas.openxmlformats.org/officeDocument/2006/math" xmlns:v="urn:schemas-microsoft-com:vml" xmlns:wp14="http://schemas.microsoft.com/office/word/2010/wordprocessingDrawing" xmlns:wp="http://schemas.openxmlformats.org/drawingml/2006/wordprocessingDrawing" xmlns:w10="urn:schemas-microsoft-com:office:word" xmlns:w="http://schemas.openxmlformats.org/wordprocessingml/2006/main" xmlns:w14="http://schemas.microsoft.com/office/word/2010/wordml" xmlns:w15="http://schemas.microsoft.com/office/word/2012/wordml" xmlns:w16cex="http://schemas.microsoft.com/office/word/2018/wordml/cex" xmlns:w16cid="http://schemas.microsoft.com/office/word/2016/wordml/cid" xmlns:w16="http://schemas.microsoft.com/office/word/2018/wordml" xmlns:w16du="http://schemas.microsoft.com/office/word/2023/wordml/word16du" xmlns:w16sdtdh="http://schemas.microsoft.com/office/word/2020/wordml/sdtdatahash" xmlns:w16sdtfl="http://schemas.microsoft.com/office/word/2024/wordml/sdtformatlock" xmlns:w16se="http://schemas.microsoft.com/office/word/2015/wordml/symex" xmlns:wpg="http://schemas.microsoft.com/office/word/2010/wordprocessingGroup" xmlns:wpi="http://schemas.microsoft.com/office/word/2010/wordprocessingInk" xmlns:wne="http://schemas.microsoft.com/office/word/2006/wordml" xmlns:wps="http://schemas.microsoft.com/office/word/2010/wordprocessingShape" mc:Ignorable="w14 w15 w16se w16cid w16 w16cex w16sdtdh w16sdtfl w16du wp14">
   <w:abstractNum w:abstractNumId="0" w15:restartNumberingAfterBreak="0">
+    <w:nsid w:val="05EE2085"/>
+    <w:multiLevelType w:val="hybridMultilevel"/>
+    <w:tmpl w:val="7F36A806"/>
+    <w:lvl w:ilvl="0" w:tplc="FFFFFFFF">
+      <w:start w:val="1"/>
+      <w:numFmt w:val="decimal"/>
+      <w:lvlText w:val="%1."/>
+      <w:lvlJc w:val="left"/>
+      <w:pPr>
+        <w:ind w:left="720" w:hanging="360"/>
+      </w:pPr>
+    </w:lvl>
+    <w:lvl w:ilvl="1" w:tplc="FFFFFFFF" w:tentative="1">
+      <w:start w:val="1"/>
+      <w:numFmt w:val="lowerLetter"/>
+      <w:lvlText w:val="%2."/>
+      <w:lvlJc w:val="left"/>
+      <w:pPr>
+        <w:ind w:left="1440" w:hanging="360"/>
+      </w:pPr>
+    </w:lvl>
+    <w:lvl w:ilvl="2" w:tplc="FFFFFFFF" w:tentative="1">
+      <w:start w:val="1"/>
+      <w:numFmt w:val="lowerRoman"/>
+      <w:lvlText w:val="%3."/>
+      <w:lvlJc w:val="right"/>
+      <w:pPr>
+        <w:ind w:left="2160" w:hanging="180"/>
+      </w:pPr>
+    </w:lvl>
+    <w:lvl w:ilvl="3" w:tplc="FFFFFFFF" w:tentative="1">
+      <w:start w:val="1"/>
+      <w:numFmt w:val="decimal"/>
+      <w:lvlText w:val="%4."/>
+      <w:lvlJc w:val="left"/>
+      <w:pPr>
+        <w:ind w:left="2880" w:hanging="360"/>
+      </w:pPr>
+    </w:lvl>
+    <w:lvl w:ilvl="4" w:tplc="FFFFFFFF" w:tentative="1">
+      <w:start w:val="1"/>
+      <w:numFmt w:val="lowerLetter"/>
+      <w:lvlText w:val="%5."/>
+      <w:lvlJc w:val="left"/>
+      <w:pPr>
+        <w:ind w:left="3600" w:hanging="360"/>
+      </w:pPr>
+    </w:lvl>
+    <w:lvl w:ilvl="5" w:tplc="FFFFFFFF" w:tentative="1">
+      <w:start w:val="1"/>
+      <w:numFmt w:val="lowerRoman"/>
+      <w:lvlText w:val="%6."/>
+      <w:lvlJc w:val="right"/>
+      <w:pPr>
+        <w:ind w:left="4320" w:hanging="180"/>
+      </w:pPr>
+    </w:lvl>
+    <w:lvl w:ilvl="6" w:tplc="FFFFFFFF" w:tentative="1">
+      <w:start w:val="1"/>
+      <w:numFmt w:val="decimal"/>
+      <w:lvlText w:val="%7."/>
+      <w:lvlJc w:val="left"/>
+      <w:pPr>
+        <w:ind w:left="5040" w:hanging="360"/>
+      </w:pPr>
+    </w:lvl>
+    <w:lvl w:ilvl="7" w:tplc="FFFFFFFF" w:tentative="1">
+      <w:start w:val="1"/>
+      <w:numFmt w:val="lowerLetter"/>
+      <w:lvlText w:val="%8."/>
+      <w:lvlJc w:val="left"/>
+      <w:pPr>
+        <w:ind w:left="5760" w:hanging="360"/>
+      </w:pPr>
+    </w:lvl>
+    <w:lvl w:ilvl="8" w:tplc="FFFFFFFF" w:tentative="1">
+      <w:start w:val="1"/>
+      <w:numFmt w:val="lowerRoman"/>
+      <w:lvlText w:val="%9."/>
+      <w:lvlJc w:val="right"/>
+      <w:pPr>
+        <w:ind w:left="6480" w:hanging="180"/>
+      </w:pPr>
+    </w:lvl>
+  </w:abstractNum>
+  <w:abstractNum w:abstractNumId="1" w15:restartNumberingAfterBreak="0">
     <w:nsid w:val="09AA00D9"/>
     <w:multiLevelType w:val="hybridMultilevel"/>
     <w:tmpl w:val="7D26B18C"/>
@@ -6048,7 +7472,7 @@
       </w:rPr>
     </w:lvl>
   </w:abstractNum>
-  <w:abstractNum w:abstractNumId="1" w15:restartNumberingAfterBreak="0">
+  <w:abstractNum w:abstractNumId="2" w15:restartNumberingAfterBreak="0">
     <w:nsid w:val="15B20D0D"/>
     <w:multiLevelType w:val="hybridMultilevel"/>
     <w:tmpl w:val="D188C798"/>
@@ -6134,7 +7558,156 @@
       </w:pPr>
     </w:lvl>
   </w:abstractNum>
-  <w:abstractNum w:abstractNumId="2" w15:restartNumberingAfterBreak="0">
+  <w:abstractNum w:abstractNumId="3" w15:restartNumberingAfterBreak="0">
+    <w:nsid w:val="18F703C1"/>
+    <w:multiLevelType w:val="multilevel"/>
+    <w:tmpl w:val="706659EA"/>
+    <w:lvl w:ilvl="0">
+      <w:start w:val="1"/>
+      <w:numFmt w:val="bullet"/>
+      <w:lvlText w:val=""/>
+      <w:lvlJc w:val="left"/>
+      <w:pPr>
+        <w:tabs>
+          <w:tab w:val="num" w:pos="720"/>
+        </w:tabs>
+        <w:ind w:left="720" w:hanging="360"/>
+      </w:pPr>
+      <w:rPr>
+        <w:rFonts w:ascii="Symbol" w:hAnsi="Symbol" w:hint="default"/>
+        <w:sz w:val="20"/>
+      </w:rPr>
+    </w:lvl>
+    <w:lvl w:ilvl="1" w:tentative="1">
+      <w:start w:val="1"/>
+      <w:numFmt w:val="bullet"/>
+      <w:lvlText w:val="o"/>
+      <w:lvlJc w:val="left"/>
+      <w:pPr>
+        <w:tabs>
+          <w:tab w:val="num" w:pos="1440"/>
+        </w:tabs>
+        <w:ind w:left="1440" w:hanging="360"/>
+      </w:pPr>
+      <w:rPr>
+        <w:rFonts w:ascii="Courier New" w:hAnsi="Courier New" w:hint="default"/>
+        <w:sz w:val="20"/>
+      </w:rPr>
+    </w:lvl>
+    <w:lvl w:ilvl="2" w:tentative="1">
+      <w:start w:val="1"/>
+      <w:numFmt w:val="bullet"/>
+      <w:lvlText w:val=""/>
+      <w:lvlJc w:val="left"/>
+      <w:pPr>
+        <w:tabs>
+          <w:tab w:val="num" w:pos="2160"/>
+        </w:tabs>
+        <w:ind w:left="2160" w:hanging="360"/>
+      </w:pPr>
+      <w:rPr>
+        <w:rFonts w:ascii="Wingdings" w:hAnsi="Wingdings" w:hint="default"/>
+        <w:sz w:val="20"/>
+      </w:rPr>
+    </w:lvl>
+    <w:lvl w:ilvl="3" w:tentative="1">
+      <w:start w:val="1"/>
+      <w:numFmt w:val="bullet"/>
+      <w:lvlText w:val=""/>
+      <w:lvlJc w:val="left"/>
+      <w:pPr>
+        <w:tabs>
+          <w:tab w:val="num" w:pos="2880"/>
+        </w:tabs>
+        <w:ind w:left="2880" w:hanging="360"/>
+      </w:pPr>
+      <w:rPr>
+        <w:rFonts w:ascii="Wingdings" w:hAnsi="Wingdings" w:hint="default"/>
+        <w:sz w:val="20"/>
+      </w:rPr>
+    </w:lvl>
+    <w:lvl w:ilvl="4" w:tentative="1">
+      <w:start w:val="1"/>
+      <w:numFmt w:val="bullet"/>
+      <w:lvlText w:val=""/>
+      <w:lvlJc w:val="left"/>
+      <w:pPr>
+        <w:tabs>
+          <w:tab w:val="num" w:pos="3600"/>
+        </w:tabs>
+        <w:ind w:left="3600" w:hanging="360"/>
+      </w:pPr>
+      <w:rPr>
+        <w:rFonts w:ascii="Wingdings" w:hAnsi="Wingdings" w:hint="default"/>
+        <w:sz w:val="20"/>
+      </w:rPr>
+    </w:lvl>
+    <w:lvl w:ilvl="5" w:tentative="1">
+      <w:start w:val="1"/>
+      <w:numFmt w:val="bullet"/>
+      <w:lvlText w:val=""/>
+      <w:lvlJc w:val="left"/>
+      <w:pPr>
+        <w:tabs>
+          <w:tab w:val="num" w:pos="4320"/>
+        </w:tabs>
+        <w:ind w:left="4320" w:hanging="360"/>
+      </w:pPr>
+      <w:rPr>
+        <w:rFonts w:ascii="Wingdings" w:hAnsi="Wingdings" w:hint="default"/>
+        <w:sz w:val="20"/>
+      </w:rPr>
+    </w:lvl>
+    <w:lvl w:ilvl="6" w:tentative="1">
+      <w:start w:val="1"/>
+      <w:numFmt w:val="bullet"/>
+      <w:lvlText w:val=""/>
+      <w:lvlJc w:val="left"/>
+      <w:pPr>
+        <w:tabs>
+          <w:tab w:val="num" w:pos="5040"/>
+        </w:tabs>
+        <w:ind w:left="5040" w:hanging="360"/>
+      </w:pPr>
+      <w:rPr>
+        <w:rFonts w:ascii="Wingdings" w:hAnsi="Wingdings" w:hint="default"/>
+        <w:sz w:val="20"/>
+      </w:rPr>
+    </w:lvl>
+    <w:lvl w:ilvl="7" w:tentative="1">
+      <w:start w:val="1"/>
+      <w:numFmt w:val="bullet"/>
+      <w:lvlText w:val=""/>
+      <w:lvlJc w:val="left"/>
+      <w:pPr>
+        <w:tabs>
+          <w:tab w:val="num" w:pos="5760"/>
+        </w:tabs>
+        <w:ind w:left="5760" w:hanging="360"/>
+      </w:pPr>
+      <w:rPr>
+        <w:rFonts w:ascii="Wingdings" w:hAnsi="Wingdings" w:hint="default"/>
+        <w:sz w:val="20"/>
+      </w:rPr>
+    </w:lvl>
+    <w:lvl w:ilvl="8" w:tentative="1">
+      <w:start w:val="1"/>
+      <w:numFmt w:val="bullet"/>
+      <w:lvlText w:val=""/>
+      <w:lvlJc w:val="left"/>
+      <w:pPr>
+        <w:tabs>
+          <w:tab w:val="num" w:pos="6480"/>
+        </w:tabs>
+        <w:ind w:left="6480" w:hanging="360"/>
+      </w:pPr>
+      <w:rPr>
+        <w:rFonts w:ascii="Wingdings" w:hAnsi="Wingdings" w:hint="default"/>
+        <w:sz w:val="20"/>
+      </w:rPr>
+    </w:lvl>
+  </w:abstractNum>
+  <w:abstractNum w:abstractNumId="4" w15:restartNumberingAfterBreak="0">
     <w:nsid w:val="20F04DD4"/>
     <w:multiLevelType w:val="hybridMultilevel"/>
     <w:tmpl w:val="5D1691D4"/>
@@ -6226,7 +7799,7 @@
       </w:pPr>
     </w:lvl>
   </w:abstractNum>
-  <w:abstractNum w:abstractNumId="3" w15:restartNumberingAfterBreak="0">
+  <w:abstractNum w:abstractNumId="5" w15:restartNumberingAfterBreak="0">
     <w:nsid w:val="27616B69"/>
     <w:multiLevelType w:val="hybridMultilevel"/>
     <w:tmpl w:val="F47031A4"/>
@@ -6339,7 +7912,120 @@
       </w:rPr>
     </w:lvl>
   </w:abstractNum>
-  <w:abstractNum w:abstractNumId="4" w15:restartNumberingAfterBreak="0">
+  <w:abstractNum w:abstractNumId="6" w15:restartNumberingAfterBreak="0">
+    <w:nsid w:val="2E5C2C26"/>
+    <w:multiLevelType w:val="multilevel"/>
+    <w:tmpl w:val="BF7227BE"/>
+    <w:lvl w:ilvl="0">
+      <w:start w:val="1"/>
+      <w:numFmt w:val="decimal"/>
+      <w:lvlText w:val="%1."/>
+      <w:lvlJc w:val="left"/>
+      <w:pPr>
+        <w:tabs>
+          <w:tab w:val="num" w:pos="720"/>
+        </w:tabs>
+        <w:ind w:left="720" w:hanging="360"/>
+      </w:pPr>
+    </w:lvl>
+    <w:lvl w:ilvl="1" w:tentative="1">
+      <w:start w:val="1"/>
+      <w:numFmt w:val="decimal"/>
+      <w:lvlText w:val="%2."/>
+      <w:lvlJc w:val="left"/>
+      <w:pPr>
+        <w:tabs>
+          <w:tab w:val="num" w:pos="1440"/>
+        </w:tabs>
+        <w:ind w:left="1440" w:hanging="360"/>
+      </w:pPr>
+    </w:lvl>
+    <w:lvl w:ilvl="2" w:tentative="1">
+      <w:start w:val="1"/>
+      <w:numFmt w:val="decimal"/>
+      <w:lvlText w:val="%3."/>
+      <w:lvlJc w:val="left"/>
+      <w:pPr>
+        <w:tabs>
+          <w:tab w:val="num" w:pos="2160"/>
+        </w:tabs>
+        <w:ind w:left="2160" w:hanging="360"/>
+      </w:pPr>
+    </w:lvl>
+    <w:lvl w:ilvl="3" w:tentative="1">
+      <w:start w:val="1"/>
+      <w:numFmt w:val="decimal"/>
+      <w:lvlText w:val="%4."/>
+      <w:lvlJc w:val="left"/>
+      <w:pPr>
+        <w:tabs>
+          <w:tab w:val="num" w:pos="2880"/>
+        </w:tabs>
+        <w:ind w:left="2880" w:hanging="360"/>
+      </w:pPr>
+    </w:lvl>
+    <w:lvl w:ilvl="4" w:tentative="1">
+      <w:start w:val="1"/>
+      <w:numFmt w:val="decimal"/>
+      <w:lvlText w:val="%5."/>
+      <w:lvlJc w:val="left"/>
+      <w:pPr>
+        <w:tabs>
+          <w:tab w:val="num" w:pos="3600"/>
+        </w:tabs>
+        <w:ind w:left="3600" w:hanging="360"/>
+      </w:pPr>
+    </w:lvl>
+    <w:lvl w:ilvl="5" w:tentative="1">
+      <w:start w:val="1"/>
+      <w:numFmt w:val="decimal"/>
+      <w:lvlText w:val="%6."/>
+      <w:lvlJc w:val="left"/>
+      <w:pPr>
+        <w:tabs>
+          <w:tab w:val="num" w:pos="4320"/>
+        </w:tabs>
+        <w:ind w:left="4320" w:hanging="360"/>
+      </w:pPr>
+    </w:lvl>
+    <w:lvl w:ilvl="6" w:tentative="1">
+      <w:start w:val="1"/>
+      <w:numFmt w:val="decimal"/>
+      <w:lvlText w:val="%7."/>
+      <w:lvlJc w:val="left"/>
+      <w:pPr>
+        <w:tabs>
+          <w:tab w:val="num" w:pos="5040"/>
+        </w:tabs>
+        <w:ind w:left="5040" w:hanging="360"/>
+      </w:pPr>
+    </w:lvl>
+    <w:lvl w:ilvl="7" w:tentative="1">
+      <w:start w:val="1"/>
+      <w:numFmt w:val="decimal"/>
+      <w:lvlText w:val="%8."/>
+      <w:lvlJc w:val="left"/>
+      <w:pPr>
+        <w:tabs>
+          <w:tab w:val="num" w:pos="5760"/>
+        </w:tabs>
+        <w:ind w:left="5760" w:hanging="360"/>
+      </w:pPr>
+    </w:lvl>
+    <w:lvl w:ilvl="8" w:tentative="1">
+      <w:start w:val="1"/>
+      <w:numFmt w:val="decimal"/>
+      <w:lvlText w:val="%9."/>
+      <w:lvlJc w:val="left"/>
+      <w:pPr>
+        <w:tabs>
+          <w:tab w:val="num" w:pos="6480"/>
+        </w:tabs>
+        <w:ind w:left="6480" w:hanging="360"/>
+      </w:pPr>
+    </w:lvl>
+  </w:abstractNum>
+  <w:abstractNum w:abstractNumId="7" w15:restartNumberingAfterBreak="0">
     <w:nsid w:val="34D04203"/>
     <w:multiLevelType w:val="hybridMultilevel"/>
     <w:tmpl w:val="F928FCCE"/>
@@ -6452,7 +8138,7 @@
       </w:rPr>
     </w:lvl>
   </w:abstractNum>
-  <w:abstractNum w:abstractNumId="5" w15:restartNumberingAfterBreak="0">
+  <w:abstractNum w:abstractNumId="8" w15:restartNumberingAfterBreak="0">
     <w:nsid w:val="35320BCA"/>
     <w:multiLevelType w:val="hybridMultilevel"/>
     <w:tmpl w:val="D2A2352A"/>
@@ -6538,7 +8224,7 @@
       </w:pPr>
     </w:lvl>
   </w:abstractNum>
-  <w:abstractNum w:abstractNumId="6" w15:restartNumberingAfterBreak="0">
+  <w:abstractNum w:abstractNumId="9" w15:restartNumberingAfterBreak="0">
     <w:nsid w:val="39A82993"/>
     <w:multiLevelType w:val="hybridMultilevel"/>
     <w:tmpl w:val="6E3ED704"/>
@@ -6651,7 +8337,7 @@
       </w:rPr>
     </w:lvl>
   </w:abstractNum>
-  <w:abstractNum w:abstractNumId="7" w15:restartNumberingAfterBreak="0">
+  <w:abstractNum w:abstractNumId="10" w15:restartNumberingAfterBreak="0">
     <w:nsid w:val="3A1C02A7"/>
     <w:multiLevelType w:val="hybridMultilevel"/>
     <w:tmpl w:val="BE0456FE"/>
@@ -6764,7 +8450,7 @@
       </w:rPr>
     </w:lvl>
   </w:abstractNum>
-  <w:abstractNum w:abstractNumId="8" w15:restartNumberingAfterBreak="0">
+  <w:abstractNum w:abstractNumId="11" w15:restartNumberingAfterBreak="0">
     <w:nsid w:val="3E797859"/>
     <w:multiLevelType w:val="hybridMultilevel"/>
     <w:tmpl w:val="8F9E2064"/>
@@ -6877,7 +8563,305 @@
       </w:rPr>
     </w:lvl>
   </w:abstractNum>
-  <w:abstractNum w:abstractNumId="9" w15:restartNumberingAfterBreak="0">
+  <w:abstractNum w:abstractNumId="12" w15:restartNumberingAfterBreak="0">
+    <w:nsid w:val="3FEC026D"/>
+    <w:multiLevelType w:val="multilevel"/>
+    <w:tmpl w:val="6B307C36"/>
+    <w:lvl w:ilvl="0">
+      <w:start w:val="1"/>
+      <w:numFmt w:val="bullet"/>
+      <w:lvlText w:val=""/>
+      <w:lvlJc w:val="left"/>
+      <w:pPr>
+        <w:tabs>
+          <w:tab w:val="num" w:pos="720"/>
+        </w:tabs>
+        <w:ind w:left="720" w:hanging="360"/>
+      </w:pPr>
+      <w:rPr>
+        <w:rFonts w:ascii="Symbol" w:hAnsi="Symbol" w:hint="default"/>
+        <w:sz w:val="20"/>
+      </w:rPr>
+    </w:lvl>
+    <w:lvl w:ilvl="1" w:tentative="1">
+      <w:start w:val="1"/>
+      <w:numFmt w:val="bullet"/>
+      <w:lvlText w:val="o"/>
+      <w:lvlJc w:val="left"/>
+      <w:pPr>
+        <w:tabs>
+          <w:tab w:val="num" w:pos="1440"/>
+        </w:tabs>
+        <w:ind w:left="1440" w:hanging="360"/>
+      </w:pPr>
+      <w:rPr>
+        <w:rFonts w:ascii="Courier New" w:hAnsi="Courier New" w:hint="default"/>
+        <w:sz w:val="20"/>
+      </w:rPr>
+    </w:lvl>
+    <w:lvl w:ilvl="2" w:tentative="1">
+      <w:start w:val="1"/>
+      <w:numFmt w:val="bullet"/>
+      <w:lvlText w:val=""/>
+      <w:lvlJc w:val="left"/>
+      <w:pPr>
+        <w:tabs>
+          <w:tab w:val="num" w:pos="2160"/>
+        </w:tabs>
+        <w:ind w:left="2160" w:hanging="360"/>
+      </w:pPr>
+      <w:rPr>
+        <w:rFonts w:ascii="Wingdings" w:hAnsi="Wingdings" w:hint="default"/>
+        <w:sz w:val="20"/>
+      </w:rPr>
+    </w:lvl>
+    <w:lvl w:ilvl="3" w:tentative="1">
+      <w:start w:val="1"/>
+      <w:numFmt w:val="bullet"/>
+      <w:lvlText w:val=""/>
+      <w:lvlJc w:val="left"/>
+      <w:pPr>
+        <w:tabs>
+          <w:tab w:val="num" w:pos="2880"/>
+        </w:tabs>
+        <w:ind w:left="2880" w:hanging="360"/>
+      </w:pPr>
+      <w:rPr>
+        <w:rFonts w:ascii="Wingdings" w:hAnsi="Wingdings" w:hint="default"/>
+        <w:sz w:val="20"/>
+      </w:rPr>
+    </w:lvl>
+    <w:lvl w:ilvl="4" w:tentative="1">
+      <w:start w:val="1"/>
+      <w:numFmt w:val="bullet"/>
+      <w:lvlText w:val=""/>
+      <w:lvlJc w:val="left"/>
+      <w:pPr>
+        <w:tabs>
+          <w:tab w:val="num" w:pos="3600"/>
+        </w:tabs>
+        <w:ind w:left="3600" w:hanging="360"/>
+      </w:pPr>
+      <w:rPr>
+        <w:rFonts w:ascii="Wingdings" w:hAnsi="Wingdings" w:hint="default"/>
+        <w:sz w:val="20"/>
+      </w:rPr>
+    </w:lvl>
+    <w:lvl w:ilvl="5" w:tentative="1">
+      <w:start w:val="1"/>
+      <w:numFmt w:val="bullet"/>
+      <w:lvlText w:val=""/>
+      <w:lvlJc w:val="left"/>
+      <w:pPr>
+        <w:tabs>
+          <w:tab w:val="num" w:pos="4320"/>
+        </w:tabs>
+        <w:ind w:left="4320" w:hanging="360"/>
+      </w:pPr>
+      <w:rPr>
+        <w:rFonts w:ascii="Wingdings" w:hAnsi="Wingdings" w:hint="default"/>
+        <w:sz w:val="20"/>
+      </w:rPr>
+    </w:lvl>
+    <w:lvl w:ilvl="6" w:tentative="1">
+      <w:start w:val="1"/>
+      <w:numFmt w:val="bullet"/>
+      <w:lvlText w:val=""/>
+      <w:lvlJc w:val="left"/>
+      <w:pPr>
+        <w:tabs>
+          <w:tab w:val="num" w:pos="5040"/>
+        </w:tabs>
+        <w:ind w:left="5040" w:hanging="360"/>
+      </w:pPr>
+      <w:rPr>
+        <w:rFonts w:ascii="Wingdings" w:hAnsi="Wingdings" w:hint="default"/>
+        <w:sz w:val="20"/>
+      </w:rPr>
+    </w:lvl>
+    <w:lvl w:ilvl="7" w:tentative="1">
+      <w:start w:val="1"/>
+      <w:numFmt w:val="bullet"/>
+      <w:lvlText w:val=""/>
+      <w:lvlJc w:val="left"/>
+      <w:pPr>
+        <w:tabs>
+          <w:tab w:val="num" w:pos="5760"/>
+        </w:tabs>
+        <w:ind w:left="5760" w:hanging="360"/>
+      </w:pPr>
+      <w:rPr>
+        <w:rFonts w:ascii="Wingdings" w:hAnsi="Wingdings" w:hint="default"/>
+        <w:sz w:val="20"/>
+      </w:rPr>
+    </w:lvl>
+    <w:lvl w:ilvl="8" w:tentative="1">
+      <w:start w:val="1"/>
+      <w:numFmt w:val="bullet"/>
+      <w:lvlText w:val=""/>
+      <w:lvlJc w:val="left"/>
+      <w:pPr>
+        <w:tabs>
+          <w:tab w:val="num" w:pos="6480"/>
+        </w:tabs>
+        <w:ind w:left="6480" w:hanging="360"/>
+      </w:pPr>
+      <w:rPr>
+        <w:rFonts w:ascii="Wingdings" w:hAnsi="Wingdings" w:hint="default"/>
+        <w:sz w:val="20"/>
+      </w:rPr>
+    </w:lvl>
+  </w:abstractNum>
+  <w:abstractNum w:abstractNumId="13" w15:restartNumberingAfterBreak="0">
+    <w:nsid w:val="421E2F2B"/>
+    <w:multiLevelType w:val="multilevel"/>
+    <w:tmpl w:val="98E86AFA"/>
+    <w:lvl w:ilvl="0">
+      <w:start w:val="1"/>
+      <w:numFmt w:val="bullet"/>
+      <w:lvlText w:val=""/>
+      <w:lvlJc w:val="left"/>
+      <w:pPr>
+        <w:tabs>
+          <w:tab w:val="num" w:pos="720"/>
+        </w:tabs>
+        <w:ind w:left="720" w:hanging="360"/>
+      </w:pPr>
+      <w:rPr>
+        <w:rFonts w:ascii="Symbol" w:hAnsi="Symbol" w:hint="default"/>
+        <w:sz w:val="20"/>
+      </w:rPr>
+    </w:lvl>
+    <w:lvl w:ilvl="1" w:tentative="1">
+      <w:start w:val="1"/>
+      <w:numFmt w:val="bullet"/>
+      <w:lvlText w:val="o"/>
+      <w:lvlJc w:val="left"/>
+      <w:pPr>
+        <w:tabs>
+          <w:tab w:val="num" w:pos="1440"/>
+        </w:tabs>
+        <w:ind w:left="1440" w:hanging="360"/>
+      </w:pPr>
+      <w:rPr>
+        <w:rFonts w:ascii="Courier New" w:hAnsi="Courier New" w:hint="default"/>
+        <w:sz w:val="20"/>
+      </w:rPr>
+    </w:lvl>
+    <w:lvl w:ilvl="2" w:tentative="1">
+      <w:start w:val="1"/>
+      <w:numFmt w:val="bullet"/>
+      <w:lvlText w:val=""/>
+      <w:lvlJc w:val="left"/>
+      <w:pPr>
+        <w:tabs>
+          <w:tab w:val="num" w:pos="2160"/>
+        </w:tabs>
+        <w:ind w:left="2160" w:hanging="360"/>
+      </w:pPr>
+      <w:rPr>
+        <w:rFonts w:ascii="Wingdings" w:hAnsi="Wingdings" w:hint="default"/>
+        <w:sz w:val="20"/>
+      </w:rPr>
+    </w:lvl>
+    <w:lvl w:ilvl="3" w:tentative="1">
+      <w:start w:val="1"/>
+      <w:numFmt w:val="bullet"/>
+      <w:lvlText w:val=""/>
+      <w:lvlJc w:val="left"/>
+      <w:pPr>
+        <w:tabs>
+          <w:tab w:val="num" w:pos="2880"/>
+        </w:tabs>
+        <w:ind w:left="2880" w:hanging="360"/>
+      </w:pPr>
+      <w:rPr>
+        <w:rFonts w:ascii="Wingdings" w:hAnsi="Wingdings" w:hint="default"/>
+        <w:sz w:val="20"/>
+      </w:rPr>
+    </w:lvl>
+    <w:lvl w:ilvl="4" w:tentative="1">
+      <w:start w:val="1"/>
+      <w:numFmt w:val="bullet"/>
+      <w:lvlText w:val=""/>
+      <w:lvlJc w:val="left"/>
+      <w:pPr>
+        <w:tabs>
+          <w:tab w:val="num" w:pos="3600"/>
+        </w:tabs>
+        <w:ind w:left="3600" w:hanging="360"/>
+      </w:pPr>
+      <w:rPr>
+        <w:rFonts w:ascii="Wingdings" w:hAnsi="Wingdings" w:hint="default"/>
+        <w:sz w:val="20"/>
+      </w:rPr>
+    </w:lvl>
+    <w:lvl w:ilvl="5" w:tentative="1">
+      <w:start w:val="1"/>
+      <w:numFmt w:val="bullet"/>
+      <w:lvlText w:val=""/>
+      <w:lvlJc w:val="left"/>
+      <w:pPr>
+        <w:tabs>
+          <w:tab w:val="num" w:pos="4320"/>
+        </w:tabs>
+        <w:ind w:left="4320" w:hanging="360"/>
+      </w:pPr>
+      <w:rPr>
+        <w:rFonts w:ascii="Wingdings" w:hAnsi="Wingdings" w:hint="default"/>
+        <w:sz w:val="20"/>
+      </w:rPr>
+    </w:lvl>
+    <w:lvl w:ilvl="6" w:tentative="1">
+      <w:start w:val="1"/>
+      <w:numFmt w:val="bullet"/>
+      <w:lvlText w:val=""/>
+      <w:lvlJc w:val="left"/>
+      <w:pPr>
+        <w:tabs>
+          <w:tab w:val="num" w:pos="5040"/>
+        </w:tabs>
+        <w:ind w:left="5040" w:hanging="360"/>
+      </w:pPr>
+      <w:rPr>
+        <w:rFonts w:ascii="Wingdings" w:hAnsi="Wingdings" w:hint="default"/>
+        <w:sz w:val="20"/>
+      </w:rPr>
+    </w:lvl>
+    <w:lvl w:ilvl="7" w:tentative="1">
+      <w:start w:val="1"/>
+      <w:numFmt w:val="bullet"/>
+      <w:lvlText w:val=""/>
+      <w:lvlJc w:val="left"/>
+      <w:pPr>
+        <w:tabs>
+          <w:tab w:val="num" w:pos="5760"/>
+        </w:tabs>
+        <w:ind w:left="5760" w:hanging="360"/>
+      </w:pPr>
+      <w:rPr>
+        <w:rFonts w:ascii="Wingdings" w:hAnsi="Wingdings" w:hint="default"/>
+        <w:sz w:val="20"/>
+      </w:rPr>
+    </w:lvl>
+    <w:lvl w:ilvl="8" w:tentative="1">
+      <w:start w:val="1"/>
+      <w:numFmt w:val="bullet"/>
+      <w:lvlText w:val=""/>
+      <w:lvlJc w:val="left"/>
+      <w:pPr>
+        <w:tabs>
+          <w:tab w:val="num" w:pos="6480"/>
+        </w:tabs>
+        <w:ind w:left="6480" w:hanging="360"/>
+      </w:pPr>
+      <w:rPr>
+        <w:rFonts w:ascii="Wingdings" w:hAnsi="Wingdings" w:hint="default"/>
+        <w:sz w:val="20"/>
+      </w:rPr>
+    </w:lvl>
+  </w:abstractNum>
+  <w:abstractNum w:abstractNumId="14" w15:restartNumberingAfterBreak="0">
     <w:nsid w:val="495327F1"/>
     <w:multiLevelType w:val="hybridMultilevel"/>
     <w:tmpl w:val="5498D912"/>
@@ -6966,7 +8950,7 @@
       </w:pPr>
     </w:lvl>
   </w:abstractNum>
-  <w:abstractNum w:abstractNumId="10" w15:restartNumberingAfterBreak="0">
+  <w:abstractNum w:abstractNumId="15" w15:restartNumberingAfterBreak="0">
     <w:nsid w:val="56664DBE"/>
     <w:multiLevelType w:val="hybridMultilevel"/>
     <w:tmpl w:val="510EEEBC"/>
@@ -7052,7 +9036,7 @@
       </w:pPr>
     </w:lvl>
   </w:abstractNum>
-  <w:abstractNum w:abstractNumId="11" w15:restartNumberingAfterBreak="0">
+  <w:abstractNum w:abstractNumId="16" w15:restartNumberingAfterBreak="0">
     <w:nsid w:val="576E589C"/>
     <w:multiLevelType w:val="hybridMultilevel"/>
     <w:tmpl w:val="BB46DE90"/>
@@ -7138,10 +9122,272 @@
       </w:pPr>
     </w:lvl>
   </w:abstractNum>
-  <w:abstractNum w:abstractNumId="12" w15:restartNumberingAfterBreak="0">
+  <w:abstractNum w:abstractNumId="17" w15:restartNumberingAfterBreak="0">
+    <w:nsid w:val="57BE6099"/>
+    <w:multiLevelType w:val="hybridMultilevel"/>
+    <w:tmpl w:val="3898980A"/>
+    <w:lvl w:ilvl="0" w:tplc="04160001">
+      <w:start w:val="1"/>
+      <w:numFmt w:val="bullet"/>
+      <w:lvlText w:val=""/>
+      <w:lvlJc w:val="left"/>
+      <w:pPr>
+        <w:ind w:left="720" w:hanging="360"/>
+      </w:pPr>
+      <w:rPr>
+        <w:rFonts w:ascii="Symbol" w:hAnsi="Symbol" w:hint="default"/>
+      </w:rPr>
+    </w:lvl>
+    <w:lvl w:ilvl="1" w:tplc="04160003" w:tentative="1">
+      <w:start w:val="1"/>
+      <w:numFmt w:val="bullet"/>
+      <w:lvlText w:val="o"/>
+      <w:lvlJc w:val="left"/>
+      <w:pPr>
+        <w:ind w:left="1440" w:hanging="360"/>
+      </w:pPr>
+      <w:rPr>
+        <w:rFonts w:ascii="Courier New" w:hAnsi="Courier New" w:cs="Courier New" w:hint="default"/>
+      </w:rPr>
+    </w:lvl>
+    <w:lvl w:ilvl="2" w:tplc="04160005" w:tentative="1">
+      <w:start w:val="1"/>
+      <w:numFmt w:val="bullet"/>
+      <w:lvlText w:val=""/>
+      <w:lvlJc w:val="left"/>
+      <w:pPr>
+        <w:ind w:left="2160" w:hanging="360"/>
+      </w:pPr>
+      <w:rPr>
+        <w:rFonts w:ascii="Wingdings" w:hAnsi="Wingdings" w:hint="default"/>
+      </w:rPr>
+    </w:lvl>
+    <w:lvl w:ilvl="3" w:tplc="04160001" w:tentative="1">
+      <w:start w:val="1"/>
+      <w:numFmt w:val="bullet"/>
+      <w:lvlText w:val=""/>
+      <w:lvlJc w:val="left"/>
+      <w:pPr>
+        <w:ind w:left="2880" w:hanging="360"/>
+      </w:pPr>
+      <w:rPr>
+        <w:rFonts w:ascii="Symbol" w:hAnsi="Symbol" w:hint="default"/>
+      </w:rPr>
+    </w:lvl>
+    <w:lvl w:ilvl="4" w:tplc="04160003" w:tentative="1">
+      <w:start w:val="1"/>
+      <w:numFmt w:val="bullet"/>
+      <w:lvlText w:val="o"/>
+      <w:lvlJc w:val="left"/>
+      <w:pPr>
+        <w:ind w:left="3600" w:hanging="360"/>
+      </w:pPr>
+      <w:rPr>
+        <w:rFonts w:ascii="Courier New" w:hAnsi="Courier New" w:cs="Courier New" w:hint="default"/>
+      </w:rPr>
+    </w:lvl>
+    <w:lvl w:ilvl="5" w:tplc="04160005" w:tentative="1">
+      <w:start w:val="1"/>
+      <w:numFmt w:val="bullet"/>
+      <w:lvlText w:val=""/>
+      <w:lvlJc w:val="left"/>
+      <w:pPr>
+        <w:ind w:left="4320" w:hanging="360"/>
+      </w:pPr>
+      <w:rPr>
+        <w:rFonts w:ascii="Wingdings" w:hAnsi="Wingdings" w:hint="default"/>
+      </w:rPr>
+    </w:lvl>
+    <w:lvl w:ilvl="6" w:tplc="04160001" w:tentative="1">
+      <w:start w:val="1"/>
+      <w:numFmt w:val="bullet"/>
+      <w:lvlText w:val=""/>
+      <w:lvlJc w:val="left"/>
+      <w:pPr>
+        <w:ind w:left="5040" w:hanging="360"/>
+      </w:pPr>
+      <w:rPr>
+        <w:rFonts w:ascii="Symbol" w:hAnsi="Symbol" w:hint="default"/>
+      </w:rPr>
+    </w:lvl>
+    <w:lvl w:ilvl="7" w:tplc="04160003" w:tentative="1">
+      <w:start w:val="1"/>
+      <w:numFmt w:val="bullet"/>
+      <w:lvlText w:val="o"/>
+      <w:lvlJc w:val="left"/>
+      <w:pPr>
+        <w:ind w:left="5760" w:hanging="360"/>
+      </w:pPr>
+      <w:rPr>
+        <w:rFonts w:ascii="Courier New" w:hAnsi="Courier New" w:cs="Courier New" w:hint="default"/>
+      </w:rPr>
+    </w:lvl>
+    <w:lvl w:ilvl="8" w:tplc="04160005" w:tentative="1">
+      <w:start w:val="1"/>
+      <w:numFmt w:val="bullet"/>
+      <w:lvlText w:val=""/>
+      <w:lvlJc w:val="left"/>
+      <w:pPr>
+        <w:ind w:left="6480" w:hanging="360"/>
+      </w:pPr>
+      <w:rPr>
+        <w:rFonts w:ascii="Wingdings" w:hAnsi="Wingdings" w:hint="default"/>
+      </w:rPr>
+    </w:lvl>
+  </w:abstractNum>
+  <w:abstractNum w:abstractNumId="18" w15:restartNumberingAfterBreak="0">
+    <w:nsid w:val="5D4E4DD4"/>
+    <w:multiLevelType w:val="multilevel"/>
+    <w:tmpl w:val="24AC38DE"/>
+    <w:lvl w:ilvl="0">
+      <w:start w:val="1"/>
+      <w:numFmt w:val="bullet"/>
+      <w:lvlText w:val=""/>
+      <w:lvlJc w:val="left"/>
+      <w:pPr>
+        <w:tabs>
+          <w:tab w:val="num" w:pos="720"/>
+        </w:tabs>
+        <w:ind w:left="720" w:hanging="360"/>
+      </w:pPr>
+      <w:rPr>
+        <w:rFonts w:ascii="Symbol" w:hAnsi="Symbol" w:hint="default"/>
+        <w:sz w:val="20"/>
+      </w:rPr>
+    </w:lvl>
+    <w:lvl w:ilvl="1" w:tentative="1">
+      <w:start w:val="1"/>
+      <w:numFmt w:val="bullet"/>
+      <w:lvlText w:val="o"/>
+      <w:lvlJc w:val="left"/>
+      <w:pPr>
+        <w:tabs>
+          <w:tab w:val="num" w:pos="1440"/>
+        </w:tabs>
+        <w:ind w:left="1440" w:hanging="360"/>
+      </w:pPr>
+      <w:rPr>
+        <w:rFonts w:ascii="Courier New" w:hAnsi="Courier New" w:hint="default"/>
+        <w:sz w:val="20"/>
+      </w:rPr>
+    </w:lvl>
+    <w:lvl w:ilvl="2" w:tentative="1">
+      <w:start w:val="1"/>
+      <w:numFmt w:val="bullet"/>
+      <w:lvlText w:val=""/>
+      <w:lvlJc w:val="left"/>
+      <w:pPr>
+        <w:tabs>
+          <w:tab w:val="num" w:pos="2160"/>
+        </w:tabs>
+        <w:ind w:left="2160" w:hanging="360"/>
+      </w:pPr>
+      <w:rPr>
+        <w:rFonts w:ascii="Wingdings" w:hAnsi="Wingdings" w:hint="default"/>
+        <w:sz w:val="20"/>
+      </w:rPr>
+    </w:lvl>
+    <w:lvl w:ilvl="3" w:tentative="1">
+      <w:start w:val="1"/>
+      <w:numFmt w:val="bullet"/>
+      <w:lvlText w:val=""/>
+      <w:lvlJc w:val="left"/>
+      <w:pPr>
+        <w:tabs>
+          <w:tab w:val="num" w:pos="2880"/>
+        </w:tabs>
+        <w:ind w:left="2880" w:hanging="360"/>
+      </w:pPr>
+      <w:rPr>
+        <w:rFonts w:ascii="Wingdings" w:hAnsi="Wingdings" w:hint="default"/>
+        <w:sz w:val="20"/>
+      </w:rPr>
+    </w:lvl>
+    <w:lvl w:ilvl="4" w:tentative="1">
+      <w:start w:val="1"/>
+      <w:numFmt w:val="bullet"/>
+      <w:lvlText w:val=""/>
+      <w:lvlJc w:val="left"/>
+      <w:pPr>
+        <w:tabs>
+          <w:tab w:val="num" w:pos="3600"/>
+        </w:tabs>
+        <w:ind w:left="3600" w:hanging="360"/>
+      </w:pPr>
+      <w:rPr>
+        <w:rFonts w:ascii="Wingdings" w:hAnsi="Wingdings" w:hint="default"/>
+        <w:sz w:val="20"/>
+      </w:rPr>
+    </w:lvl>
+    <w:lvl w:ilvl="5" w:tentative="1">
+      <w:start w:val="1"/>
+      <w:numFmt w:val="bullet"/>
+      <w:lvlText w:val=""/>
+      <w:lvlJc w:val="left"/>
+      <w:pPr>
+        <w:tabs>
+          <w:tab w:val="num" w:pos="4320"/>
+        </w:tabs>
+        <w:ind w:left="4320" w:hanging="360"/>
+      </w:pPr>
+      <w:rPr>
+        <w:rFonts w:ascii="Wingdings" w:hAnsi="Wingdings" w:hint="default"/>
+        <w:sz w:val="20"/>
+      </w:rPr>
+    </w:lvl>
+    <w:lvl w:ilvl="6" w:tentative="1">
+      <w:start w:val="1"/>
+      <w:numFmt w:val="bullet"/>
+      <w:lvlText w:val=""/>
+      <w:lvlJc w:val="left"/>
+      <w:pPr>
+        <w:tabs>
+          <w:tab w:val="num" w:pos="5040"/>
+        </w:tabs>
+        <w:ind w:left="5040" w:hanging="360"/>
+      </w:pPr>
+      <w:rPr>
+        <w:rFonts w:ascii="Wingdings" w:hAnsi="Wingdings" w:hint="default"/>
+        <w:sz w:val="20"/>
+      </w:rPr>
+    </w:lvl>
+    <w:lvl w:ilvl="7" w:tentative="1">
+      <w:start w:val="1"/>
+      <w:numFmt w:val="bullet"/>
+      <w:lvlText w:val=""/>
+      <w:lvlJc w:val="left"/>
+      <w:pPr>
+        <w:tabs>
+          <w:tab w:val="num" w:pos="5760"/>
+        </w:tabs>
+        <w:ind w:left="5760" w:hanging="360"/>
+      </w:pPr>
+      <w:rPr>
+        <w:rFonts w:ascii="Wingdings" w:hAnsi="Wingdings" w:hint="default"/>
+        <w:sz w:val="20"/>
+      </w:rPr>
+    </w:lvl>
+    <w:lvl w:ilvl="8" w:tentative="1">
+      <w:start w:val="1"/>
+      <w:numFmt w:val="bullet"/>
+      <w:lvlText w:val=""/>
+      <w:lvlJc w:val="left"/>
+      <w:pPr>
+        <w:tabs>
+          <w:tab w:val="num" w:pos="6480"/>
+        </w:tabs>
+        <w:ind w:left="6480" w:hanging="360"/>
+      </w:pPr>
+      <w:rPr>
+        <w:rFonts w:ascii="Wingdings" w:hAnsi="Wingdings" w:hint="default"/>
+        <w:sz w:val="20"/>
+      </w:rPr>
+    </w:lvl>
+  </w:abstractNum>
+  <w:abstractNum w:abstractNumId="19" w15:restartNumberingAfterBreak="0">
     <w:nsid w:val="5DBC4010"/>
     <w:multiLevelType w:val="hybridMultilevel"/>
-    <w:tmpl w:val="BAA845A2"/>
+    <w:tmpl w:val="375879C0"/>
     <w:lvl w:ilvl="0" w:tplc="0416000F">
       <w:start w:val="1"/>
       <w:numFmt w:val="decimal"/>
@@ -7224,7 +9470,156 @@
       </w:pPr>
     </w:lvl>
   </w:abstractNum>
-  <w:abstractNum w:abstractNumId="13" w15:restartNumberingAfterBreak="0">
+  <w:abstractNum w:abstractNumId="20" w15:restartNumberingAfterBreak="0">
+    <w:nsid w:val="65CB76A8"/>
+    <w:multiLevelType w:val="multilevel"/>
+    <w:tmpl w:val="A3268D54"/>
+    <w:lvl w:ilvl="0">
+      <w:start w:val="1"/>
+      <w:numFmt w:val="bullet"/>
+      <w:lvlText w:val=""/>
+      <w:lvlJc w:val="left"/>
+      <w:pPr>
+        <w:tabs>
+          <w:tab w:val="num" w:pos="720"/>
+        </w:tabs>
+        <w:ind w:left="720" w:hanging="360"/>
+      </w:pPr>
+      <w:rPr>
+        <w:rFonts w:ascii="Symbol" w:hAnsi="Symbol" w:hint="default"/>
+        <w:sz w:val="20"/>
+      </w:rPr>
+    </w:lvl>
+    <w:lvl w:ilvl="1" w:tentative="1">
+      <w:start w:val="1"/>
+      <w:numFmt w:val="bullet"/>
+      <w:lvlText w:val="o"/>
+      <w:lvlJc w:val="left"/>
+      <w:pPr>
+        <w:tabs>
+          <w:tab w:val="num" w:pos="1440"/>
+        </w:tabs>
+        <w:ind w:left="1440" w:hanging="360"/>
+      </w:pPr>
+      <w:rPr>
+        <w:rFonts w:ascii="Courier New" w:hAnsi="Courier New" w:hint="default"/>
+        <w:sz w:val="20"/>
+      </w:rPr>
+    </w:lvl>
+    <w:lvl w:ilvl="2" w:tentative="1">
+      <w:start w:val="1"/>
+      <w:numFmt w:val="bullet"/>
+      <w:lvlText w:val=""/>
+      <w:lvlJc w:val="left"/>
+      <w:pPr>
+        <w:tabs>
+          <w:tab w:val="num" w:pos="2160"/>
+        </w:tabs>
+        <w:ind w:left="2160" w:hanging="360"/>
+      </w:pPr>
+      <w:rPr>
+        <w:rFonts w:ascii="Wingdings" w:hAnsi="Wingdings" w:hint="default"/>
+        <w:sz w:val="20"/>
+      </w:rPr>
+    </w:lvl>
+    <w:lvl w:ilvl="3" w:tentative="1">
+      <w:start w:val="1"/>
+      <w:numFmt w:val="bullet"/>
+      <w:lvlText w:val=""/>
+      <w:lvlJc w:val="left"/>
+      <w:pPr>
+        <w:tabs>
+          <w:tab w:val="num" w:pos="2880"/>
+        </w:tabs>
+        <w:ind w:left="2880" w:hanging="360"/>
+      </w:pPr>
+      <w:rPr>
+        <w:rFonts w:ascii="Wingdings" w:hAnsi="Wingdings" w:hint="default"/>
+        <w:sz w:val="20"/>
+      </w:rPr>
+    </w:lvl>
+    <w:lvl w:ilvl="4" w:tentative="1">
+      <w:start w:val="1"/>
+      <w:numFmt w:val="bullet"/>
+      <w:lvlText w:val=""/>
+      <w:lvlJc w:val="left"/>
+      <w:pPr>
+        <w:tabs>
+          <w:tab w:val="num" w:pos="3600"/>
+        </w:tabs>
+        <w:ind w:left="3600" w:hanging="360"/>
+      </w:pPr>
+      <w:rPr>
+        <w:rFonts w:ascii="Wingdings" w:hAnsi="Wingdings" w:hint="default"/>
+        <w:sz w:val="20"/>
+      </w:rPr>
+    </w:lvl>
+    <w:lvl w:ilvl="5" w:tentative="1">
+      <w:start w:val="1"/>
+      <w:numFmt w:val="bullet"/>
+      <w:lvlText w:val=""/>
+      <w:lvlJc w:val="left"/>
+      <w:pPr>
+        <w:tabs>
+          <w:tab w:val="num" w:pos="4320"/>
+        </w:tabs>
+        <w:ind w:left="4320" w:hanging="360"/>
+      </w:pPr>
+      <w:rPr>
+        <w:rFonts w:ascii="Wingdings" w:hAnsi="Wingdings" w:hint="default"/>
+        <w:sz w:val="20"/>
+      </w:rPr>
+    </w:lvl>
+    <w:lvl w:ilvl="6" w:tentative="1">
+      <w:start w:val="1"/>
+      <w:numFmt w:val="bullet"/>
+      <w:lvlText w:val=""/>
+      <w:lvlJc w:val="left"/>
+      <w:pPr>
+        <w:tabs>
+          <w:tab w:val="num" w:pos="5040"/>
+        </w:tabs>
+        <w:ind w:left="5040" w:hanging="360"/>
+      </w:pPr>
+      <w:rPr>
+        <w:rFonts w:ascii="Wingdings" w:hAnsi="Wingdings" w:hint="default"/>
+        <w:sz w:val="20"/>
+      </w:rPr>
+    </w:lvl>
+    <w:lvl w:ilvl="7" w:tentative="1">
+      <w:start w:val="1"/>
+      <w:numFmt w:val="bullet"/>
+      <w:lvlText w:val=""/>
+      <w:lvlJc w:val="left"/>
+      <w:pPr>
+        <w:tabs>
+          <w:tab w:val="num" w:pos="5760"/>
+        </w:tabs>
+        <w:ind w:left="5760" w:hanging="360"/>
+      </w:pPr>
+      <w:rPr>
+        <w:rFonts w:ascii="Wingdings" w:hAnsi="Wingdings" w:hint="default"/>
+        <w:sz w:val="20"/>
+      </w:rPr>
+    </w:lvl>
+    <w:lvl w:ilvl="8" w:tentative="1">
+      <w:start w:val="1"/>
+      <w:numFmt w:val="bullet"/>
+      <w:lvlText w:val=""/>
+      <w:lvlJc w:val="left"/>
+      <w:pPr>
+        <w:tabs>
+          <w:tab w:val="num" w:pos="6480"/>
+        </w:tabs>
+        <w:ind w:left="6480" w:hanging="360"/>
+      </w:pPr>
+      <w:rPr>
+        <w:rFonts w:ascii="Wingdings" w:hAnsi="Wingdings" w:hint="default"/>
+        <w:sz w:val="20"/>
+      </w:rPr>
+    </w:lvl>
+  </w:abstractNum>
+  <w:abstractNum w:abstractNumId="21" w15:restartNumberingAfterBreak="0">
     <w:nsid w:val="6A6D35EB"/>
     <w:multiLevelType w:val="hybridMultilevel"/>
     <w:tmpl w:val="BB46DE90"/>
@@ -7310,7 +9705,498 @@
       </w:pPr>
     </w:lvl>
   </w:abstractNum>
-  <w:abstractNum w:abstractNumId="14" w15:restartNumberingAfterBreak="0">
+  <w:abstractNum w:abstractNumId="22" w15:restartNumberingAfterBreak="0">
+    <w:nsid w:val="6B7238BB"/>
+    <w:multiLevelType w:val="hybridMultilevel"/>
+    <w:tmpl w:val="88FE124E"/>
+    <w:lvl w:ilvl="0" w:tplc="FFFFFFFF">
+      <w:start w:val="1"/>
+      <w:numFmt w:val="decimal"/>
+      <w:lvlText w:val="%1."/>
+      <w:lvlJc w:val="left"/>
+      <w:pPr>
+        <w:ind w:left="720" w:hanging="360"/>
+      </w:pPr>
+    </w:lvl>
+    <w:lvl w:ilvl="1" w:tplc="FFFFFFFF" w:tentative="1">
+      <w:start w:val="1"/>
+      <w:numFmt w:val="lowerLetter"/>
+      <w:lvlText w:val="%2."/>
+      <w:lvlJc w:val="left"/>
+      <w:pPr>
+        <w:ind w:left="1440" w:hanging="360"/>
+      </w:pPr>
+    </w:lvl>
+    <w:lvl w:ilvl="2" w:tplc="FFFFFFFF" w:tentative="1">
+      <w:start w:val="1"/>
+      <w:numFmt w:val="lowerRoman"/>
+      <w:lvlText w:val="%3."/>
+      <w:lvlJc w:val="right"/>
+      <w:pPr>
+        <w:ind w:left="2160" w:hanging="180"/>
+      </w:pPr>
+    </w:lvl>
+    <w:lvl w:ilvl="3" w:tplc="FFFFFFFF" w:tentative="1">
+      <w:start w:val="1"/>
+      <w:numFmt w:val="decimal"/>
+      <w:lvlText w:val="%4."/>
+      <w:lvlJc w:val="left"/>
+      <w:pPr>
+        <w:ind w:left="2880" w:hanging="360"/>
+      </w:pPr>
+    </w:lvl>
+    <w:lvl w:ilvl="4" w:tplc="FFFFFFFF" w:tentative="1">
+      <w:start w:val="1"/>
+      <w:numFmt w:val="lowerLetter"/>
+      <w:lvlText w:val="%5."/>
+      <w:lvlJc w:val="left"/>
+      <w:pPr>
+        <w:ind w:left="3600" w:hanging="360"/>
+      </w:pPr>
+    </w:lvl>
+    <w:lvl w:ilvl="5" w:tplc="FFFFFFFF" w:tentative="1">
+      <w:start w:val="1"/>
+      <w:numFmt w:val="lowerRoman"/>
+      <w:lvlText w:val="%6."/>
+      <w:lvlJc w:val="right"/>
+      <w:pPr>
+        <w:ind w:left="4320" w:hanging="180"/>
+      </w:pPr>
+    </w:lvl>
+    <w:lvl w:ilvl="6" w:tplc="FFFFFFFF" w:tentative="1">
+      <w:start w:val="1"/>
+      <w:numFmt w:val="decimal"/>
+      <w:lvlText w:val="%7."/>
+      <w:lvlJc w:val="left"/>
+      <w:pPr>
+        <w:ind w:left="5040" w:hanging="360"/>
+      </w:pPr>
+    </w:lvl>
+    <w:lvl w:ilvl="7" w:tplc="FFFFFFFF" w:tentative="1">
+      <w:start w:val="1"/>
+      <w:numFmt w:val="lowerLetter"/>
+      <w:lvlText w:val="%8."/>
+      <w:lvlJc w:val="left"/>
+      <w:pPr>
+        <w:ind w:left="5760" w:hanging="360"/>
+      </w:pPr>
+    </w:lvl>
+    <w:lvl w:ilvl="8" w:tplc="FFFFFFFF" w:tentative="1">
+      <w:start w:val="1"/>
+      <w:numFmt w:val="lowerRoman"/>
+      <w:lvlText w:val="%9."/>
+      <w:lvlJc w:val="right"/>
+      <w:pPr>
+        <w:ind w:left="6480" w:hanging="180"/>
+      </w:pPr>
+    </w:lvl>
+  </w:abstractNum>
+  <w:abstractNum w:abstractNumId="23" w15:restartNumberingAfterBreak="0">
+    <w:nsid w:val="6D39640D"/>
+    <w:multiLevelType w:val="multilevel"/>
+    <w:tmpl w:val="16CCD2B8"/>
+    <w:lvl w:ilvl="0">
+      <w:start w:val="1"/>
+      <w:numFmt w:val="bullet"/>
+      <w:lvlText w:val=""/>
+      <w:lvlJc w:val="left"/>
+      <w:pPr>
+        <w:tabs>
+          <w:tab w:val="num" w:pos="720"/>
+        </w:tabs>
+        <w:ind w:left="720" w:hanging="360"/>
+      </w:pPr>
+      <w:rPr>
+        <w:rFonts w:ascii="Symbol" w:hAnsi="Symbol" w:hint="default"/>
+        <w:sz w:val="20"/>
+      </w:rPr>
+    </w:lvl>
+    <w:lvl w:ilvl="1" w:tentative="1">
+      <w:start w:val="1"/>
+      <w:numFmt w:val="bullet"/>
+      <w:lvlText w:val="o"/>
+      <w:lvlJc w:val="left"/>
+      <w:pPr>
+        <w:tabs>
+          <w:tab w:val="num" w:pos="1440"/>
+        </w:tabs>
+        <w:ind w:left="1440" w:hanging="360"/>
+      </w:pPr>
+      <w:rPr>
+        <w:rFonts w:ascii="Courier New" w:hAnsi="Courier New" w:hint="default"/>
+        <w:sz w:val="20"/>
+      </w:rPr>
+    </w:lvl>
+    <w:lvl w:ilvl="2" w:tentative="1">
+      <w:start w:val="1"/>
+      <w:numFmt w:val="bullet"/>
+      <w:lvlText w:val=""/>
+      <w:lvlJc w:val="left"/>
+      <w:pPr>
+        <w:tabs>
+          <w:tab w:val="num" w:pos="2160"/>
+        </w:tabs>
+        <w:ind w:left="2160" w:hanging="360"/>
+      </w:pPr>
+      <w:rPr>
+        <w:rFonts w:ascii="Wingdings" w:hAnsi="Wingdings" w:hint="default"/>
+        <w:sz w:val="20"/>
+      </w:rPr>
+    </w:lvl>
+    <w:lvl w:ilvl="3" w:tentative="1">
+      <w:start w:val="1"/>
+      <w:numFmt w:val="bullet"/>
+      <w:lvlText w:val=""/>
+      <w:lvlJc w:val="left"/>
+      <w:pPr>
+        <w:tabs>
+          <w:tab w:val="num" w:pos="2880"/>
+        </w:tabs>
+        <w:ind w:left="2880" w:hanging="360"/>
+      </w:pPr>
+      <w:rPr>
+        <w:rFonts w:ascii="Wingdings" w:hAnsi="Wingdings" w:hint="default"/>
+        <w:sz w:val="20"/>
+      </w:rPr>
+    </w:lvl>
+    <w:lvl w:ilvl="4" w:tentative="1">
+      <w:start w:val="1"/>
+      <w:numFmt w:val="bullet"/>
+      <w:lvlText w:val=""/>
+      <w:lvlJc w:val="left"/>
+      <w:pPr>
+        <w:tabs>
+          <w:tab w:val="num" w:pos="3600"/>
+        </w:tabs>
+        <w:ind w:left="3600" w:hanging="360"/>
+      </w:pPr>
+      <w:rPr>
+        <w:rFonts w:ascii="Wingdings" w:hAnsi="Wingdings" w:hint="default"/>
+        <w:sz w:val="20"/>
+      </w:rPr>
+    </w:lvl>
+    <w:lvl w:ilvl="5" w:tentative="1">
+      <w:start w:val="1"/>
+      <w:numFmt w:val="bullet"/>
+      <w:lvlText w:val=""/>
+      <w:lvlJc w:val="left"/>
+      <w:pPr>
+        <w:tabs>
+          <w:tab w:val="num" w:pos="4320"/>
+        </w:tabs>
+        <w:ind w:left="4320" w:hanging="360"/>
+      </w:pPr>
+      <w:rPr>
+        <w:rFonts w:ascii="Wingdings" w:hAnsi="Wingdings" w:hint="default"/>
+        <w:sz w:val="20"/>
+      </w:rPr>
+    </w:lvl>
+    <w:lvl w:ilvl="6" w:tentative="1">
+      <w:start w:val="1"/>
+      <w:numFmt w:val="bullet"/>
+      <w:lvlText w:val=""/>
+      <w:lvlJc w:val="left"/>
+      <w:pPr>
+        <w:tabs>
+          <w:tab w:val="num" w:pos="5040"/>
+        </w:tabs>
+        <w:ind w:left="5040" w:hanging="360"/>
+      </w:pPr>
+      <w:rPr>
+        <w:rFonts w:ascii="Wingdings" w:hAnsi="Wingdings" w:hint="default"/>
+        <w:sz w:val="20"/>
+      </w:rPr>
+    </w:lvl>
+    <w:lvl w:ilvl="7" w:tentative="1">
+      <w:start w:val="1"/>
+      <w:numFmt w:val="bullet"/>
+      <w:lvlText w:val=""/>
+      <w:lvlJc w:val="left"/>
+      <w:pPr>
+        <w:tabs>
+          <w:tab w:val="num" w:pos="5760"/>
+        </w:tabs>
+        <w:ind w:left="5760" w:hanging="360"/>
+      </w:pPr>
+      <w:rPr>
+        <w:rFonts w:ascii="Wingdings" w:hAnsi="Wingdings" w:hint="default"/>
+        <w:sz w:val="20"/>
+      </w:rPr>
+    </w:lvl>
+    <w:lvl w:ilvl="8" w:tentative="1">
+      <w:start w:val="1"/>
+      <w:numFmt w:val="bullet"/>
+      <w:lvlText w:val=""/>
+      <w:lvlJc w:val="left"/>
+      <w:pPr>
+        <w:tabs>
+          <w:tab w:val="num" w:pos="6480"/>
+        </w:tabs>
+        <w:ind w:left="6480" w:hanging="360"/>
+      </w:pPr>
+      <w:rPr>
+        <w:rFonts w:ascii="Wingdings" w:hAnsi="Wingdings" w:hint="default"/>
+        <w:sz w:val="20"/>
+      </w:rPr>
+    </w:lvl>
+  </w:abstractNum>
+  <w:abstractNum w:abstractNumId="24" w15:restartNumberingAfterBreak="0">
+    <w:nsid w:val="71243E19"/>
+    <w:multiLevelType w:val="multilevel"/>
+    <w:tmpl w:val="30D84D06"/>
+    <w:lvl w:ilvl="0">
+      <w:start w:val="1"/>
+      <w:numFmt w:val="bullet"/>
+      <w:lvlText w:val=""/>
+      <w:lvlJc w:val="left"/>
+      <w:pPr>
+        <w:tabs>
+          <w:tab w:val="num" w:pos="720"/>
+        </w:tabs>
+        <w:ind w:left="720" w:hanging="360"/>
+      </w:pPr>
+      <w:rPr>
+        <w:rFonts w:ascii="Symbol" w:hAnsi="Symbol" w:hint="default"/>
+        <w:sz w:val="20"/>
+      </w:rPr>
+    </w:lvl>
+    <w:lvl w:ilvl="1">
+      <w:start w:val="1"/>
+      <w:numFmt w:val="decimal"/>
+      <w:lvlText w:val="%2-"/>
+      <w:lvlJc w:val="left"/>
+      <w:pPr>
+        <w:ind w:left="1440" w:hanging="360"/>
+      </w:pPr>
+      <w:rPr>
+        <w:rFonts w:hint="default"/>
+        <w:b/>
+      </w:rPr>
+    </w:lvl>
+    <w:lvl w:ilvl="2">
+      <w:start w:val="1"/>
+      <w:numFmt w:val="decimal"/>
+      <w:lvlText w:val="%3"/>
+      <w:lvlJc w:val="left"/>
+      <w:pPr>
+        <w:ind w:left="2160" w:hanging="360"/>
+      </w:pPr>
+      <w:rPr>
+        <w:rFonts w:hint="default"/>
+        <w:b/>
+      </w:rPr>
+    </w:lvl>
+    <w:lvl w:ilvl="3" w:tentative="1">
+      <w:start w:val="1"/>
+      <w:numFmt w:val="bullet"/>
+      <w:lvlText w:val=""/>
+      <w:lvlJc w:val="left"/>
+      <w:pPr>
+        <w:tabs>
+          <w:tab w:val="num" w:pos="2880"/>
+        </w:tabs>
+        <w:ind w:left="2880" w:hanging="360"/>
+      </w:pPr>
+      <w:rPr>
+        <w:rFonts w:ascii="Wingdings" w:hAnsi="Wingdings" w:hint="default"/>
+        <w:sz w:val="20"/>
+      </w:rPr>
+    </w:lvl>
+    <w:lvl w:ilvl="4" w:tentative="1">
+      <w:start w:val="1"/>
+      <w:numFmt w:val="bullet"/>
+      <w:lvlText w:val=""/>
+      <w:lvlJc w:val="left"/>
+      <w:pPr>
+        <w:tabs>
+          <w:tab w:val="num" w:pos="3600"/>
+        </w:tabs>
+        <w:ind w:left="3600" w:hanging="360"/>
+      </w:pPr>
+      <w:rPr>
+        <w:rFonts w:ascii="Wingdings" w:hAnsi="Wingdings" w:hint="default"/>
+        <w:sz w:val="20"/>
+      </w:rPr>
+    </w:lvl>
+    <w:lvl w:ilvl="5" w:tentative="1">
+      <w:start w:val="1"/>
+      <w:numFmt w:val="bullet"/>
+      <w:lvlText w:val=""/>
+      <w:lvlJc w:val="left"/>
+      <w:pPr>
+        <w:tabs>
+          <w:tab w:val="num" w:pos="4320"/>
+        </w:tabs>
+        <w:ind w:left="4320" w:hanging="360"/>
+      </w:pPr>
+      <w:rPr>
+        <w:rFonts w:ascii="Wingdings" w:hAnsi="Wingdings" w:hint="default"/>
+        <w:sz w:val="20"/>
+      </w:rPr>
+    </w:lvl>
+    <w:lvl w:ilvl="6" w:tentative="1">
+      <w:start w:val="1"/>
+      <w:numFmt w:val="bullet"/>
+      <w:lvlText w:val=""/>
+      <w:lvlJc w:val="left"/>
+      <w:pPr>
+        <w:tabs>
+          <w:tab w:val="num" w:pos="5040"/>
+        </w:tabs>
+        <w:ind w:left="5040" w:hanging="360"/>
+      </w:pPr>
+      <w:rPr>
+        <w:rFonts w:ascii="Wingdings" w:hAnsi="Wingdings" w:hint="default"/>
+        <w:sz w:val="20"/>
+      </w:rPr>
+    </w:lvl>
+    <w:lvl w:ilvl="7" w:tentative="1">
+      <w:start w:val="1"/>
+      <w:numFmt w:val="bullet"/>
+      <w:lvlText w:val=""/>
+      <w:lvlJc w:val="left"/>
+      <w:pPr>
+        <w:tabs>
+          <w:tab w:val="num" w:pos="5760"/>
+        </w:tabs>
+        <w:ind w:left="5760" w:hanging="360"/>
+      </w:pPr>
+      <w:rPr>
+        <w:rFonts w:ascii="Wingdings" w:hAnsi="Wingdings" w:hint="default"/>
+        <w:sz w:val="20"/>
+      </w:rPr>
+    </w:lvl>
+    <w:lvl w:ilvl="8" w:tentative="1">
+      <w:start w:val="1"/>
+      <w:numFmt w:val="bullet"/>
+      <w:lvlText w:val=""/>
+      <w:lvlJc w:val="left"/>
+      <w:pPr>
+        <w:tabs>
+          <w:tab w:val="num" w:pos="6480"/>
+        </w:tabs>
+        <w:ind w:left="6480" w:hanging="360"/>
+      </w:pPr>
+      <w:rPr>
+        <w:rFonts w:ascii="Wingdings" w:hAnsi="Wingdings" w:hint="default"/>
+        <w:sz w:val="20"/>
+      </w:rPr>
+    </w:lvl>
+  </w:abstractNum>
+  <w:abstractNum w:abstractNumId="25" w15:restartNumberingAfterBreak="0">
+    <w:nsid w:val="71D53F0D"/>
+    <w:multiLevelType w:val="multilevel"/>
+    <w:tmpl w:val="2D7C3E44"/>
+    <w:lvl w:ilvl="0">
+      <w:start w:val="1"/>
+      <w:numFmt w:val="decimal"/>
+      <w:lvlText w:val="%1."/>
+      <w:lvlJc w:val="left"/>
+      <w:pPr>
+        <w:tabs>
+          <w:tab w:val="num" w:pos="720"/>
+        </w:tabs>
+        <w:ind w:left="720" w:hanging="360"/>
+      </w:pPr>
+    </w:lvl>
+    <w:lvl w:ilvl="1" w:tentative="1">
+      <w:start w:val="1"/>
+      <w:numFmt w:val="decimal"/>
+      <w:lvlText w:val="%2."/>
+      <w:lvlJc w:val="left"/>
+      <w:pPr>
+        <w:tabs>
+          <w:tab w:val="num" w:pos="1440"/>
+        </w:tabs>
+        <w:ind w:left="1440" w:hanging="360"/>
+      </w:pPr>
+    </w:lvl>
+    <w:lvl w:ilvl="2" w:tentative="1">
+      <w:start w:val="1"/>
+      <w:numFmt w:val="decimal"/>
+      <w:lvlText w:val="%3."/>
+      <w:lvlJc w:val="left"/>
+      <w:pPr>
+        <w:tabs>
+          <w:tab w:val="num" w:pos="2160"/>
+        </w:tabs>
+        <w:ind w:left="2160" w:hanging="360"/>
+      </w:pPr>
+    </w:lvl>
+    <w:lvl w:ilvl="3" w:tentative="1">
+      <w:start w:val="1"/>
+      <w:numFmt w:val="decimal"/>
+      <w:lvlText w:val="%4."/>
+      <w:lvlJc w:val="left"/>
+      <w:pPr>
+        <w:tabs>
+          <w:tab w:val="num" w:pos="2880"/>
+        </w:tabs>
+        <w:ind w:left="2880" w:hanging="360"/>
+      </w:pPr>
+    </w:lvl>
+    <w:lvl w:ilvl="4" w:tentative="1">
+      <w:start w:val="1"/>
+      <w:numFmt w:val="decimal"/>
+      <w:lvlText w:val="%5."/>
+      <w:lvlJc w:val="left"/>
+      <w:pPr>
+        <w:tabs>
+          <w:tab w:val="num" w:pos="3600"/>
+        </w:tabs>
+        <w:ind w:left="3600" w:hanging="360"/>
+      </w:pPr>
+    </w:lvl>
+    <w:lvl w:ilvl="5" w:tentative="1">
+      <w:start w:val="1"/>
+      <w:numFmt w:val="decimal"/>
+      <w:lvlText w:val="%6."/>
+      <w:lvlJc w:val="left"/>
+      <w:pPr>
+        <w:tabs>
+          <w:tab w:val="num" w:pos="4320"/>
+        </w:tabs>
+        <w:ind w:left="4320" w:hanging="360"/>
+      </w:pPr>
+    </w:lvl>
+    <w:lvl w:ilvl="6" w:tentative="1">
+      <w:start w:val="1"/>
+      <w:numFmt w:val="decimal"/>
+      <w:lvlText w:val="%7."/>
+      <w:lvlJc w:val="left"/>
+      <w:pPr>
+        <w:tabs>
+          <w:tab w:val="num" w:pos="5040"/>
+        </w:tabs>
+        <w:ind w:left="5040" w:hanging="360"/>
+      </w:pPr>
+    </w:lvl>
+    <w:lvl w:ilvl="7" w:tentative="1">
+      <w:start w:val="1"/>
+      <w:numFmt w:val="decimal"/>
+      <w:lvlText w:val="%8."/>
+      <w:lvlJc w:val="left"/>
+      <w:pPr>
+        <w:tabs>
+          <w:tab w:val="num" w:pos="5760"/>
+        </w:tabs>
+        <w:ind w:left="5760" w:hanging="360"/>
+      </w:pPr>
+    </w:lvl>
+    <w:lvl w:ilvl="8" w:tentative="1">
+      <w:start w:val="1"/>
+      <w:numFmt w:val="decimal"/>
+      <w:lvlText w:val="%9."/>
+      <w:lvlJc w:val="left"/>
+      <w:pPr>
+        <w:tabs>
+          <w:tab w:val="num" w:pos="6480"/>
+        </w:tabs>
+        <w:ind w:left="6480" w:hanging="360"/>
+      </w:pPr>
+    </w:lvl>
+  </w:abstractNum>
+  <w:abstractNum w:abstractNumId="26" w15:restartNumberingAfterBreak="0">
     <w:nsid w:val="76D22471"/>
     <w:multiLevelType w:val="hybridMultilevel"/>
     <w:tmpl w:val="4CCEFE1C"/>
@@ -7396,7 +10282,7 @@
       </w:pPr>
     </w:lvl>
   </w:abstractNum>
-  <w:abstractNum w:abstractNumId="15" w15:restartNumberingAfterBreak="0">
+  <w:abstractNum w:abstractNumId="27" w15:restartNumberingAfterBreak="0">
     <w:nsid w:val="7B221579"/>
     <w:multiLevelType w:val="hybridMultilevel"/>
     <w:tmpl w:val="D682D000"/>
@@ -7485,59 +10371,184 @@
       </w:pPr>
     </w:lvl>
   </w:abstractNum>
+  <w:abstractNum w:abstractNumId="28" w15:restartNumberingAfterBreak="0">
+    <w:nsid w:val="7F9B207F"/>
+    <w:multiLevelType w:val="hybridMultilevel"/>
+    <w:tmpl w:val="02281FF2"/>
+    <w:lvl w:ilvl="0" w:tplc="FFFFFFFF">
+      <w:start w:val="1"/>
+      <w:numFmt w:val="decimal"/>
+      <w:lvlText w:val="%1."/>
+      <w:lvlJc w:val="left"/>
+      <w:pPr>
+        <w:ind w:left="720" w:hanging="360"/>
+      </w:pPr>
+    </w:lvl>
+    <w:lvl w:ilvl="1" w:tplc="FFFFFFFF" w:tentative="1">
+      <w:start w:val="1"/>
+      <w:numFmt w:val="lowerLetter"/>
+      <w:lvlText w:val="%2."/>
+      <w:lvlJc w:val="left"/>
+      <w:pPr>
+        <w:ind w:left="1440" w:hanging="360"/>
+      </w:pPr>
+    </w:lvl>
+    <w:lvl w:ilvl="2" w:tplc="FFFFFFFF" w:tentative="1">
+      <w:start w:val="1"/>
+      <w:numFmt w:val="lowerRoman"/>
+      <w:lvlText w:val="%3."/>
+      <w:lvlJc w:val="right"/>
+      <w:pPr>
+        <w:ind w:left="2160" w:hanging="180"/>
+      </w:pPr>
+    </w:lvl>
+    <w:lvl w:ilvl="3" w:tplc="FFFFFFFF" w:tentative="1">
+      <w:start w:val="1"/>
+      <w:numFmt w:val="decimal"/>
+      <w:lvlText w:val="%4."/>
+      <w:lvlJc w:val="left"/>
+      <w:pPr>
+        <w:ind w:left="2880" w:hanging="360"/>
+      </w:pPr>
+    </w:lvl>
+    <w:lvl w:ilvl="4" w:tplc="FFFFFFFF" w:tentative="1">
+      <w:start w:val="1"/>
+      <w:numFmt w:val="lowerLetter"/>
+      <w:lvlText w:val="%5."/>
+      <w:lvlJc w:val="left"/>
+      <w:pPr>
+        <w:ind w:left="3600" w:hanging="360"/>
+      </w:pPr>
+    </w:lvl>
+    <w:lvl w:ilvl="5" w:tplc="FFFFFFFF" w:tentative="1">
+      <w:start w:val="1"/>
+      <w:numFmt w:val="lowerRoman"/>
+      <w:lvlText w:val="%6."/>
+      <w:lvlJc w:val="right"/>
+      <w:pPr>
+        <w:ind w:left="4320" w:hanging="180"/>
+      </w:pPr>
+    </w:lvl>
+    <w:lvl w:ilvl="6" w:tplc="FFFFFFFF" w:tentative="1">
+      <w:start w:val="1"/>
+      <w:numFmt w:val="decimal"/>
+      <w:lvlText w:val="%7."/>
+      <w:lvlJc w:val="left"/>
+      <w:pPr>
+        <w:ind w:left="5040" w:hanging="360"/>
+      </w:pPr>
+    </w:lvl>
+    <w:lvl w:ilvl="7" w:tplc="FFFFFFFF" w:tentative="1">
+      <w:start w:val="1"/>
+      <w:numFmt w:val="lowerLetter"/>
+      <w:lvlText w:val="%8."/>
+      <w:lvlJc w:val="left"/>
+      <w:pPr>
+        <w:ind w:left="5760" w:hanging="360"/>
+      </w:pPr>
+    </w:lvl>
+    <w:lvl w:ilvl="8" w:tplc="FFFFFFFF" w:tentative="1">
+      <w:start w:val="1"/>
+      <w:numFmt w:val="lowerRoman"/>
+      <w:lvlText w:val="%9."/>
+      <w:lvlJc w:val="right"/>
+      <w:pPr>
+        <w:ind w:left="6480" w:hanging="180"/>
+      </w:pPr>
+    </w:lvl>
+  </w:abstractNum>
   <w:num w:numId="1" w16cid:durableId="829835086">
+    <w:abstractNumId w:val="19"/>
+  </w:num>
+  <w:num w:numId="2" w16cid:durableId="1037897652">
+    <w:abstractNumId w:val="26"/>
+  </w:num>
+  <w:num w:numId="3" w16cid:durableId="471100340">
+    <w:abstractNumId w:val="2"/>
+  </w:num>
+  <w:num w:numId="4" w16cid:durableId="511650983">
+    <w:abstractNumId w:val="21"/>
+  </w:num>
+  <w:num w:numId="5" w16cid:durableId="802235863">
+    <w:abstractNumId w:val="16"/>
+  </w:num>
+  <w:num w:numId="6" w16cid:durableId="30348000">
+    <w:abstractNumId w:val="11"/>
+  </w:num>
+  <w:num w:numId="7" w16cid:durableId="1537084252">
+    <w:abstractNumId w:val="1"/>
+  </w:num>
+  <w:num w:numId="8" w16cid:durableId="161940707">
+    <w:abstractNumId w:val="9"/>
+  </w:num>
+  <w:num w:numId="9" w16cid:durableId="444155208">
+    <w:abstractNumId w:val="14"/>
+  </w:num>
+  <w:num w:numId="10" w16cid:durableId="912354562">
+    <w:abstractNumId w:val="10"/>
+  </w:num>
+  <w:num w:numId="11" w16cid:durableId="1817448544">
+    <w:abstractNumId w:val="15"/>
+  </w:num>
+  <w:num w:numId="12" w16cid:durableId="934168087">
+    <w:abstractNumId w:val="8"/>
+  </w:num>
+  <w:num w:numId="13" w16cid:durableId="1599407051">
+    <w:abstractNumId w:val="4"/>
+  </w:num>
+  <w:num w:numId="14" w16cid:durableId="1764718862">
+    <w:abstractNumId w:val="27"/>
+  </w:num>
+  <w:num w:numId="15" w16cid:durableId="801272406">
+    <w:abstractNumId w:val="5"/>
+  </w:num>
+  <w:num w:numId="16" w16cid:durableId="122385683">
+    <w:abstractNumId w:val="7"/>
+  </w:num>
+  <w:num w:numId="17" w16cid:durableId="386564077">
+    <w:abstractNumId w:val="25"/>
+  </w:num>
+  <w:num w:numId="18" w16cid:durableId="883102145">
+    <w:abstractNumId w:val="23"/>
+  </w:num>
+  <w:num w:numId="19" w16cid:durableId="705177635">
+    <w:abstractNumId w:val="20"/>
+  </w:num>
+  <w:num w:numId="20" w16cid:durableId="112359445">
+    <w:abstractNumId w:val="18"/>
+  </w:num>
+  <w:num w:numId="21" w16cid:durableId="1932228575">
+    <w:abstractNumId w:val="6"/>
+  </w:num>
+  <w:num w:numId="22" w16cid:durableId="302198784">
+    <w:abstractNumId w:val="24"/>
+  </w:num>
+  <w:num w:numId="23" w16cid:durableId="578707944">
+    <w:abstractNumId w:val="17"/>
+  </w:num>
+  <w:num w:numId="24" w16cid:durableId="1753160064">
+    <w:abstractNumId w:val="28"/>
+  </w:num>
+  <w:num w:numId="25" w16cid:durableId="1152217341">
+    <w:abstractNumId w:val="0"/>
+  </w:num>
+  <w:num w:numId="26" w16cid:durableId="733505136">
+    <w:abstractNumId w:val="22"/>
+  </w:num>
+  <w:num w:numId="27" w16cid:durableId="734283731">
+    <w:abstractNumId w:val="13"/>
+  </w:num>
+  <w:num w:numId="28" w16cid:durableId="1664165153">
     <w:abstractNumId w:val="12"/>
   </w:num>
-  <w:num w:numId="2" w16cid:durableId="1037897652">
-    <w:abstractNumId w:val="14"/>
-  </w:num>
-  <w:num w:numId="3" w16cid:durableId="471100340">
-    <w:abstractNumId w:val="1"/>
-  </w:num>
-  <w:num w:numId="4" w16cid:durableId="511650983">
-    <w:abstractNumId w:val="13"/>
-  </w:num>
-  <w:num w:numId="5" w16cid:durableId="802235863">
-    <w:abstractNumId w:val="11"/>
-  </w:num>
-  <w:num w:numId="6" w16cid:durableId="30348000">
-    <w:abstractNumId w:val="8"/>
-  </w:num>
-  <w:num w:numId="7" w16cid:durableId="1537084252">
-    <w:abstractNumId w:val="0"/>
-  </w:num>
-  <w:num w:numId="8" w16cid:durableId="161940707">
-    <w:abstractNumId w:val="6"/>
-  </w:num>
-  <w:num w:numId="9" w16cid:durableId="444155208">
-    <w:abstractNumId w:val="9"/>
-  </w:num>
-  <w:num w:numId="10" w16cid:durableId="912354562">
-    <w:abstractNumId w:val="7"/>
-  </w:num>
-  <w:num w:numId="11" w16cid:durableId="1817448544">
-    <w:abstractNumId w:val="10"/>
-  </w:num>
-  <w:num w:numId="12" w16cid:durableId="934168087">
-    <w:abstractNumId w:val="5"/>
-  </w:num>
-  <w:num w:numId="13" w16cid:durableId="1599407051">
-    <w:abstractNumId w:val="2"/>
-  </w:num>
-  <w:num w:numId="14" w16cid:durableId="1764718862">
-    <w:abstractNumId w:val="15"/>
-  </w:num>
-  <w:num w:numId="15" w16cid:durableId="801272406">
+  <w:num w:numId="29" w16cid:durableId="1964075721">
     <w:abstractNumId w:val="3"/>
-  </w:num>
-  <w:num w:numId="16" w16cid:durableId="122385683">
-    <w:abstractNumId w:val="4"/>
   </w:num>
 </w:numbering>
 </file>
 
 <file path=word/styles.xml><?xml version="1.0" encoding="utf-8"?>
-<w:styles xmlns:mc="http://schemas.openxmlformats.org/markup-compatibility/2006" xmlns:r="http://schemas.openxmlformats.org/officeDocument/2006/relationships" xmlns:w="http://schemas.openxmlformats.org/wordprocessingml/2006/main" xmlns:w14="http://schemas.microsoft.com/office/word/2010/wordml" xmlns:w15="http://schemas.microsoft.com/office/word/2012/wordml" xmlns:w16cex="http://schemas.microsoft.com/office/word/2018/wordml/cex" xmlns:w16cid="http://schemas.microsoft.com/office/word/2016/wordml/cid" xmlns:w16="http://schemas.microsoft.com/office/word/2018/wordml" xmlns:w16du="http://schemas.microsoft.com/office/word/2023/wordml/word16du" xmlns:w16sdtdh="http://schemas.microsoft.com/office/word/2020/wordml/sdtdatahash" xmlns:w16se="http://schemas.microsoft.com/office/word/2015/wordml/symex" mc:Ignorable="w14 w15 w16se w16cid w16 w16cex w16sdtdh w16du">
+<w:styles xmlns:mc="http://schemas.openxmlformats.org/markup-compatibility/2006" xmlns:r="http://schemas.openxmlformats.org/officeDocument/2006/relationships" xmlns:w="http://schemas.openxmlformats.org/wordprocessingml/2006/main" xmlns:w14="http://schemas.microsoft.com/office/word/2010/wordml" xmlns:w15="http://schemas.microsoft.com/office/word/2012/wordml" xmlns:w16cex="http://schemas.microsoft.com/office/word/2018/wordml/cex" xmlns:w16cid="http://schemas.microsoft.com/office/word/2016/wordml/cid" xmlns:w16="http://schemas.microsoft.com/office/word/2018/wordml" xmlns:w16du="http://schemas.microsoft.com/office/word/2023/wordml/word16du" xmlns:w16sdtdh="http://schemas.microsoft.com/office/word/2020/wordml/sdtdatahash" xmlns:w16sdtfl="http://schemas.microsoft.com/office/word/2024/wordml/sdtformatlock" xmlns:w16se="http://schemas.microsoft.com/office/word/2015/wordml/symex" mc:Ignorable="w14 w15 w16se w16cid w16 w16cex w16sdtdh w16sdtfl w16du">
   <w:docDefaults>
     <w:rPrDefault>
       <w:rPr>
@@ -8149,7 +11160,6 @@
   <w:style w:type="character" w:default="1" w:styleId="Fontepargpadro">
     <w:name w:val="Default Paragraph Font"/>
     <w:uiPriority w:val="1"/>
-    <w:semiHidden/>
     <w:unhideWhenUsed/>
   </w:style>
   <w:style w:type="table" w:default="1" w:styleId="Tabelanormal">
